--- a/2026_ПІ_ООП_ПЗПІ-25-6_Коновалов_О_О.docx
+++ b/2026_ПІ_ООП_ПЗПІ-25-6_Коновалов_О_О.docx
@@ -110,6 +110,8 @@
       <w:r>
         <w:rPr>
           <w:rFonts w:ascii="Times New Roman" w:cs="Times New Roman" w:eastAsia="Times New Roman" w:hAnsi="Times New Roman"/>
+          <w:b/>
+          <w:bCs/>
           <w:sz w:val="28"/>
           <w:szCs w:val="28"/>
         </w:rPr>
@@ -127,7 +129,7 @@
           <w:sz w:val="28"/>
           <w:szCs w:val="28"/>
         </w:rPr>
-        <w:t xml:space="preserve">з дисципліни «Об'єктно-орієнтоване програмування»</w:t>
+        <w:t xml:space="preserve"/>
       </w:r>
     </w:p>
     <w:p>
@@ -141,7 +143,7 @@
           <w:sz w:val="28"/>
           <w:szCs w:val="28"/>
         </w:rPr>
-        <w:t xml:space="preserve">ДОВІДНИК АБІТУРІЄНТА</w:t>
+        <w:t xml:space="preserve">з дисципліни «Об'єктно-орієнтоване програмування»</w:t>
       </w:r>
     </w:p>
     <w:p>
@@ -155,7 +157,7 @@
           <w:sz w:val="28"/>
           <w:szCs w:val="28"/>
         </w:rPr>
-        <w:t xml:space="preserve"/>
+        <w:t xml:space="preserve">ДОВІДНИК АБІТУРІЄНТА</w:t>
       </w:r>
     </w:p>
     <w:p>
@@ -175,7 +177,21 @@
     <w:p>
       <w:pPr>
         <w:spacing w:after="0" w:line="360" w:lineRule="auto"/>
-        <w:jc w:val="right"/>
+        <w:jc w:val="center"/>
+      </w:pPr>
+      <w:r>
+        <w:rPr>
+          <w:rFonts w:ascii="Times New Roman" w:cs="Times New Roman" w:eastAsia="Times New Roman" w:hAnsi="Times New Roman"/>
+          <w:sz w:val="28"/>
+          <w:szCs w:val="28"/>
+        </w:rPr>
+        <w:t xml:space="preserve"/>
+      </w:r>
+    </w:p>
+    <w:p>
+      <w:pPr>
+        <w:spacing w:after="0" w:line="360" w:lineRule="auto"/>
+        <w:ind w:left="3540"/>
       </w:pPr>
       <w:r>
         <w:rPr>
@@ -189,43 +205,210 @@
     <w:p>
       <w:pPr>
         <w:spacing w:after="0" w:line="360" w:lineRule="auto"/>
-        <w:jc w:val="right"/>
-      </w:pPr>
-      <w:r>
-        <w:rPr>
-          <w:rFonts w:ascii="Times New Roman" w:cs="Times New Roman" w:eastAsia="Times New Roman" w:hAnsi="Times New Roman"/>
-          <w:sz w:val="28"/>
-          <w:szCs w:val="28"/>
-        </w:rPr>
-        <w:t xml:space="preserve">здобувач 1 року навчання,</w:t>
+        <w:ind w:left="3540"/>
+      </w:pPr>
+      <w:r>
+        <w:rPr>
+          <w:rFonts w:ascii="Times New Roman" w:cs="Times New Roman" w:eastAsia="Times New Roman" w:hAnsi="Times New Roman"/>
+          <w:sz w:val="28"/>
+          <w:szCs w:val="28"/>
+        </w:rPr>
+        <w:t xml:space="preserve">Здобувач </w:t>
+      </w:r>
+      <w:r>
+        <w:rPr>
+          <w:rFonts w:ascii="Times New Roman" w:cs="Times New Roman" w:eastAsia="Times New Roman" w:hAnsi="Times New Roman"/>
+          <w:sz w:val="28"/>
+          <w:szCs w:val="28"/>
+        </w:rPr>
+        <w:t xml:space="preserve">_</w:t>
+      </w:r>
+      <w:r>
+        <w:rPr>
+          <w:rFonts w:ascii="Times New Roman" w:cs="Times New Roman" w:eastAsia="Times New Roman" w:hAnsi="Times New Roman"/>
+          <w:sz w:val="28"/>
+          <w:szCs w:val="28"/>
+          <w:u w:val="single"/>
+        </w:rPr>
+        <w:t xml:space="preserve">1</w:t>
+      </w:r>
+      <w:r>
+        <w:rPr>
+          <w:rFonts w:ascii="Times New Roman" w:cs="Times New Roman" w:eastAsia="Times New Roman" w:hAnsi="Times New Roman"/>
+          <w:sz w:val="28"/>
+          <w:szCs w:val="28"/>
+        </w:rPr>
+        <w:t xml:space="preserve">_</w:t>
+      </w:r>
+      <w:r>
+        <w:rPr>
+          <w:rFonts w:ascii="Times New Roman" w:cs="Times New Roman" w:eastAsia="Times New Roman" w:hAnsi="Times New Roman"/>
+          <w:sz w:val="28"/>
+          <w:szCs w:val="28"/>
+        </w:rPr>
+        <w:t xml:space="preserve"> року навчання, групи </w:t>
+      </w:r>
+      <w:r>
+        <w:rPr>
+          <w:rFonts w:ascii="Times New Roman" w:cs="Times New Roman" w:eastAsia="Times New Roman" w:hAnsi="Times New Roman"/>
+          <w:sz w:val="28"/>
+          <w:szCs w:val="28"/>
+          <w:u w:val="single"/>
+        </w:rPr>
+        <w:t xml:space="preserve">ПЗПІ-25-6</w:t>
       </w:r>
     </w:p>
     <w:p>
       <w:pPr>
         <w:spacing w:after="0" w:line="360" w:lineRule="auto"/>
-        <w:jc w:val="right"/>
-      </w:pPr>
-      <w:r>
-        <w:rPr>
-          <w:rFonts w:ascii="Times New Roman" w:cs="Times New Roman" w:eastAsia="Times New Roman" w:hAnsi="Times New Roman"/>
-          <w:sz w:val="28"/>
-          <w:szCs w:val="28"/>
-        </w:rPr>
-        <w:t xml:space="preserve">групи ПЗПІ-25-6,</w:t>
+        <w:ind w:left="3540"/>
+      </w:pPr>
+      <w:r>
+        <w:drawing>
+          <wp:anchor distT="0" distB="0" distL="0" distR="0" simplePos="0" allowOverlap="1" behindDoc="0" locked="0" layoutInCell="1" relativeHeight="428625">
+            <wp:simplePos x="0" y="0"/>
+            <wp:positionH relativeFrom="column">
+              <wp:posOffset>2376000</wp:posOffset>
+            </wp:positionH>
+            <wp:positionV relativeFrom="line">
+              <wp:posOffset>-252000</wp:posOffset>
+            </wp:positionV>
+            <wp:extent cx="609600" cy="428625"/>
+            <wp:effectExtent t="0" r="0" b="0" l="0"/>
+            <wp:wrapNone/>
+            <wp:docPr id="1" name="" descr="" title=""/>
+            <wp:cNvGraphicFramePr>
+              <a:graphicFrameLocks xmlns:a="http://schemas.openxmlformats.org/drawingml/2006/main" noChangeAspect="1"/>
+            </wp:cNvGraphicFramePr>
+            <a:graphic xmlns:a="http://schemas.openxmlformats.org/drawingml/2006/main">
+              <a:graphicData uri="http://schemas.openxmlformats.org/drawingml/2006/picture">
+                <pic:pic xmlns:pic="http://schemas.openxmlformats.org/drawingml/2006/picture">
+                  <pic:nvPicPr>
+                    <pic:cNvPr id="0" name="" descr=""/>
+                    <pic:cNvPicPr>
+                      <a:picLocks noChangeAspect="1" noChangeArrowheads="1"/>
+                    </pic:cNvPicPr>
+                  </pic:nvPicPr>
+                  <pic:blipFill>
+                    <a:blip r:embed="rId9" cstate="none"/>
+                    <a:srcRect/>
+                    <a:stretch>
+                      <a:fillRect/>
+                    </a:stretch>
+                  </pic:blipFill>
+                  <pic:spPr bwMode="auto">
+                    <a:xfrm>
+                      <a:off x="0" y="0"/>
+                      <a:ext cx="609600" cy="428625"/>
+                    </a:xfrm>
+                    <a:prstGeom prst="rect">
+                      <a:avLst/>
+                    </a:prstGeom>
+                  </pic:spPr>
+                </pic:pic>
+              </a:graphicData>
+            </a:graphic>
+          </wp:anchor>
+        </w:drawing>
+      </w:r>
+      <w:r>
+        <w:rPr>
+          <w:rFonts w:ascii="Times New Roman" w:cs="Times New Roman" w:eastAsia="Times New Roman" w:hAnsi="Times New Roman"/>
+          <w:sz w:val="28"/>
+          <w:szCs w:val="28"/>
+        </w:rPr>
+        <w:t xml:space="preserve">____________</w:t>
+      </w:r>
+      <w:r>
+        <w:rPr>
+          <w:rFonts w:ascii="Times New Roman" w:cs="Times New Roman" w:eastAsia="Times New Roman" w:hAnsi="Times New Roman"/>
+          <w:sz w:val="28"/>
+          <w:szCs w:val="28"/>
+          <w:u w:val="single"/>
+        </w:rPr>
+        <w:t xml:space="preserve">Олександр КОНОВАЛОВ</w:t>
+      </w:r>
+      <w:r>
+        <w:rPr>
+          <w:rFonts w:ascii="Times New Roman" w:cs="Times New Roman" w:eastAsia="Times New Roman" w:hAnsi="Times New Roman"/>
+          <w:sz w:val="28"/>
+          <w:szCs w:val="28"/>
+        </w:rPr>
+        <w:t xml:space="preserve">_____</w:t>
+      </w:r>
+      <w:r>
+        <w:rPr>
+          <w:rFonts w:ascii="Times New Roman" w:cs="Times New Roman" w:eastAsia="Times New Roman" w:hAnsi="Times New Roman"/>
+          <w:sz w:val="18"/>
+          <w:szCs w:val="18"/>
+        </w:rPr>
+        <w:br/>
+        <w:t xml:space="preserve">                              </w:t>
+      </w:r>
+      <w:r>
+        <w:rPr>
+          <w:rFonts w:ascii="Times New Roman" w:cs="Times New Roman" w:eastAsia="Times New Roman" w:hAnsi="Times New Roman"/>
+          <w:sz w:val="18"/>
+          <w:szCs w:val="18"/>
+        </w:rPr>
+        <w:t xml:space="preserve">(власне ім'я, ПРІЗВИЩЕ)</w:t>
       </w:r>
     </w:p>
     <w:p>
       <w:pPr>
         <w:spacing w:after="0" w:line="360" w:lineRule="auto"/>
-        <w:jc w:val="right"/>
-      </w:pPr>
-      <w:r>
-        <w:rPr>
-          <w:rFonts w:ascii="Times New Roman" w:cs="Times New Roman" w:eastAsia="Times New Roman" w:hAnsi="Times New Roman"/>
-          <w:sz w:val="28"/>
-          <w:szCs w:val="28"/>
-        </w:rPr>
-        <w:t xml:space="preserve">Олександр КОНОВАЛОВ</w:t>
+        <w:ind w:left="3540"/>
+      </w:pPr>
+      <w:r>
+        <w:rPr>
+          <w:rFonts w:ascii="Times New Roman" w:cs="Times New Roman" w:eastAsia="Times New Roman" w:hAnsi="Times New Roman"/>
+          <w:sz w:val="28"/>
+          <w:szCs w:val="28"/>
+        </w:rPr>
+        <w:t xml:space="preserve">Керівник </w:t>
+      </w:r>
+      <w:r>
+        <w:rPr>
+          <w:rFonts w:ascii="Times New Roman" w:cs="Times New Roman" w:eastAsia="Times New Roman" w:hAnsi="Times New Roman"/>
+          <w:sz w:val="28"/>
+          <w:szCs w:val="28"/>
+          <w:u w:val="single"/>
+        </w:rPr>
+        <w:t xml:space="preserve">         </w:t>
+      </w:r>
+      <w:r>
+        <w:rPr>
+          <w:rFonts w:ascii="Times New Roman" w:cs="Times New Roman" w:eastAsia="Times New Roman" w:hAnsi="Times New Roman"/>
+          <w:sz w:val="28"/>
+          <w:szCs w:val="28"/>
+        </w:rPr>
+        <w:t xml:space="preserve"> </w:t>
+      </w:r>
+      <w:r>
+        <w:rPr>
+          <w:rFonts w:ascii="Times New Roman" w:cs="Times New Roman" w:eastAsia="Times New Roman" w:hAnsi="Times New Roman"/>
+          <w:sz w:val="28"/>
+          <w:szCs w:val="28"/>
+          <w:u w:val="single"/>
+        </w:rPr>
+        <w:t xml:space="preserve">Ст. викл. Юлія ЧЕРЕПАНОВА</w:t>
+      </w:r>
+      <w:r>
+        <w:rPr>
+          <w:rFonts w:ascii="Times New Roman" w:cs="Times New Roman" w:eastAsia="Times New Roman" w:hAnsi="Times New Roman"/>
+          <w:sz w:val="18"/>
+          <w:szCs w:val="18"/>
+        </w:rPr>
+        <w:br/>
+        <w:t xml:space="preserve">            (підпис)            </w:t>
+      </w:r>
+      <w:r>
+        <w:rPr>
+          <w:rFonts w:ascii="Times New Roman" w:cs="Times New Roman" w:eastAsia="Times New Roman" w:hAnsi="Times New Roman"/>
+          <w:sz w:val="18"/>
+          <w:szCs w:val="18"/>
+        </w:rPr>
+        <w:t xml:space="preserve">(посада, власне ім'я, ПРІЗВИЩЕ)</w:t>
       </w:r>
     </w:p>
     <w:p>
@@ -245,29 +428,57 @@
     <w:p>
       <w:pPr>
         <w:spacing w:after="0" w:line="360" w:lineRule="auto"/>
-        <w:jc w:val="right"/>
-      </w:pPr>
-      <w:r>
-        <w:rPr>
-          <w:rFonts w:ascii="Times New Roman" w:cs="Times New Roman" w:eastAsia="Times New Roman" w:hAnsi="Times New Roman"/>
-          <w:sz w:val="28"/>
-          <w:szCs w:val="28"/>
-        </w:rPr>
-        <w:t xml:space="preserve">Керівник:</w:t>
+        <w:ind w:left="3540"/>
+      </w:pPr>
+      <w:r>
+        <w:rPr>
+          <w:rFonts w:ascii="Times New Roman" w:cs="Times New Roman" w:eastAsia="Times New Roman" w:hAnsi="Times New Roman"/>
+          <w:sz w:val="28"/>
+          <w:szCs w:val="28"/>
+        </w:rPr>
+        <w:t xml:space="preserve">Комісія:</w:t>
       </w:r>
     </w:p>
     <w:p>
       <w:pPr>
         <w:spacing w:after="0" w:line="360" w:lineRule="auto"/>
-        <w:jc w:val="right"/>
-      </w:pPr>
-      <w:r>
-        <w:rPr>
-          <w:rFonts w:ascii="Times New Roman" w:cs="Times New Roman" w:eastAsia="Times New Roman" w:hAnsi="Times New Roman"/>
-          <w:sz w:val="28"/>
-          <w:szCs w:val="28"/>
-        </w:rPr>
-        <w:t xml:space="preserve">ст. викл. Юлія ЧЕРЕПАНОВА</w:t>
+        <w:ind w:left="3540"/>
+      </w:pPr>
+      <w:r>
+        <w:rPr>
+          <w:rFonts w:ascii="Times New Roman" w:cs="Times New Roman" w:eastAsia="Times New Roman" w:hAnsi="Times New Roman"/>
+          <w:sz w:val="28"/>
+          <w:szCs w:val="28"/>
+        </w:rPr>
+        <w:t xml:space="preserve">______________ Проф. Володимир БОНДАРЄВ</w:t>
+      </w:r>
+    </w:p>
+    <w:p>
+      <w:pPr>
+        <w:spacing w:after="0" w:line="360" w:lineRule="auto"/>
+        <w:ind w:left="3540"/>
+      </w:pPr>
+      <w:r>
+        <w:rPr>
+          <w:rFonts w:ascii="Times New Roman" w:cs="Times New Roman" w:eastAsia="Times New Roman" w:hAnsi="Times New Roman"/>
+          <w:sz w:val="28"/>
+          <w:szCs w:val="28"/>
+        </w:rPr>
+        <w:t xml:space="preserve">______________ Ст. викл. Юлія ЧЕРЕПАНОВА</w:t>
+      </w:r>
+    </w:p>
+    <w:p>
+      <w:pPr>
+        <w:spacing w:after="0" w:line="360" w:lineRule="auto"/>
+        <w:ind w:left="3540"/>
+      </w:pPr>
+      <w:r>
+        <w:rPr>
+          <w:rFonts w:ascii="Times New Roman" w:cs="Times New Roman" w:eastAsia="Times New Roman" w:hAnsi="Times New Roman"/>
+          <w:sz w:val="28"/>
+          <w:szCs w:val="28"/>
+        </w:rPr>
+        <w:t xml:space="preserve">______________ Ст. викл. Віталій ЛЯПОТА</w:t>
       </w:r>
     </w:p>
     <w:p>
@@ -282,48 +493,6 @@
           <w:szCs w:val="28"/>
         </w:rPr>
         <w:t xml:space="preserve"/>
-      </w:r>
-    </w:p>
-    <w:p>
-      <w:pPr>
-        <w:spacing w:after="0" w:line="360" w:lineRule="auto"/>
-        <w:jc w:val="right"/>
-      </w:pPr>
-      <w:r>
-        <w:rPr>
-          <w:rFonts w:ascii="Times New Roman" w:cs="Times New Roman" w:eastAsia="Times New Roman" w:hAnsi="Times New Roman"/>
-          <w:sz w:val="28"/>
-          <w:szCs w:val="28"/>
-        </w:rPr>
-        <w:t xml:space="preserve">Комісія: проф. Володимир БОНДАРЄВ</w:t>
-      </w:r>
-    </w:p>
-    <w:p>
-      <w:pPr>
-        <w:spacing w:after="0" w:line="360" w:lineRule="auto"/>
-        <w:jc w:val="right"/>
-      </w:pPr>
-      <w:r>
-        <w:rPr>
-          <w:rFonts w:ascii="Times New Roman" w:cs="Times New Roman" w:eastAsia="Times New Roman" w:hAnsi="Times New Roman"/>
-          <w:sz w:val="28"/>
-          <w:szCs w:val="28"/>
-        </w:rPr>
-        <w:t xml:space="preserve">ст. викл. Юлія ЧЕРЕПАНОВА</w:t>
-      </w:r>
-    </w:p>
-    <w:p>
-      <w:pPr>
-        <w:spacing w:after="0" w:line="360" w:lineRule="auto"/>
-        <w:jc w:val="right"/>
-      </w:pPr>
-      <w:r>
-        <w:rPr>
-          <w:rFonts w:ascii="Times New Roman" w:cs="Times New Roman" w:eastAsia="Times New Roman" w:hAnsi="Times New Roman"/>
-          <w:sz w:val="28"/>
-          <w:szCs w:val="28"/>
-        </w:rPr>
-        <w:t xml:space="preserve">ст. викл. Віталій ЛЯПОТА</w:t>
       </w:r>
     </w:p>
     <w:p>
@@ -1567,1977 +1736,21 @@
     </w:p>
     <w:p>
       <w:pPr>
-        <w:keepNext w:val="false"/>
-        <w:spacing w:after="0" w:before="0" w:line="360" w:lineRule="auto"/>
-        <w:ind w:firstLine="0"/>
-        <w:jc w:val="both"/>
-      </w:pPr>
-      <w:r>
-        <w:rPr>
-          <w:rFonts w:ascii="Times New Roman" w:cs="Times New Roman" w:eastAsia="Times New Roman" w:hAnsi="Times New Roman"/>
-          <w:sz w:val="28"/>
-          <w:szCs w:val="28"/>
-        </w:rPr>
-        <w:t xml:space="preserve">Здобувач вищої освіти  ________________  Олександр КОНОВАЛОВ</w:t>
-      </w:r>
-    </w:p>
-    <w:p>
-      <w:pPr>
         <w:spacing w:after="0" w:line="360" w:lineRule="auto"/>
-        <w:jc w:val="center"/>
-      </w:pPr>
-      <w:r>
-        <w:rPr>
-          <w:rFonts w:ascii="Times New Roman" w:cs="Times New Roman" w:eastAsia="Times New Roman" w:hAnsi="Times New Roman"/>
-          <w:sz w:val="28"/>
-          <w:szCs w:val="28"/>
-        </w:rPr>
-        <w:t xml:space="preserve"/>
-      </w:r>
-    </w:p>
-    <w:p>
-      <w:pPr>
-        <w:keepNext w:val="false"/>
-        <w:spacing w:after="0" w:before="0" w:line="360" w:lineRule="auto"/>
-        <w:ind w:firstLine="0"/>
-        <w:jc w:val="both"/>
-      </w:pPr>
-      <w:r>
-        <w:rPr>
-          <w:rFonts w:ascii="Times New Roman" w:cs="Times New Roman" w:eastAsia="Times New Roman" w:hAnsi="Times New Roman"/>
-          <w:sz w:val="28"/>
-          <w:szCs w:val="28"/>
-        </w:rPr>
-        <w:t xml:space="preserve">Керівник роботи  ________________  ст. викл. Юлія ЧЕРЕПАНОВА</w:t>
-      </w:r>
-    </w:p>
-    <w:p>
-      <w:pPr>
-        <w:sectPr>
-          <w:headerReference w:type="default" r:id="rId7"/>
-          <w:pgSz w:w="11906" w:h="16838" w:orient="portrait"/>
-          <w:pgMar w:top="1134" w:right="850" w:bottom="1134" w:left="1701" w:header="708" w:footer="708" w:gutter="0"/>
-          <w:pgNumType/>
-          <w:docGrid w:linePitch="360"/>
-        </w:sectPr>
-      </w:pPr>
-    </w:p>
-    <w:p>
-      <w:pPr>
-        <w:keepNext/>
-        <w:spacing w:after="360" w:before="0" w:line="360" w:lineRule="auto"/>
-        <w:jc w:val="center"/>
-      </w:pPr>
-      <w:r>
-        <w:rPr>
-          <w:rFonts w:ascii="Times New Roman" w:cs="Times New Roman" w:eastAsia="Times New Roman" w:hAnsi="Times New Roman"/>
-          <w:b/>
-          <w:bCs/>
-          <w:sz w:val="28"/>
-          <w:szCs w:val="28"/>
-        </w:rPr>
-        <w:t xml:space="preserve">РЕФЕРАТ</w:t>
-      </w:r>
-    </w:p>
-    <w:p>
-      <w:pPr>
-        <w:keepNext w:val="false"/>
-        <w:spacing w:after="0" w:before="0" w:line="360" w:lineRule="auto"/>
-        <w:ind w:firstLine="709"/>
-        <w:jc w:val="both"/>
-      </w:pPr>
-      <w:r>
-        <w:rPr>
-          <w:rFonts w:ascii="Times New Roman" w:cs="Times New Roman" w:eastAsia="Times New Roman" w:hAnsi="Times New Roman"/>
-          <w:sz w:val="28"/>
-          <w:szCs w:val="28"/>
-        </w:rPr>
-        <w:t xml:space="preserve">Пояснювальна записка до курсової роботи: 26 с., 6 рис., 1 додаток, 6 джерел.</w:t>
-      </w:r>
-    </w:p>
-    <w:p>
-      <w:pPr>
-        <w:spacing w:after="0" w:line="360" w:lineRule="auto"/>
-        <w:jc w:val="center"/>
-      </w:pPr>
-      <w:r>
-        <w:rPr>
-          <w:rFonts w:ascii="Times New Roman" w:cs="Times New Roman" w:eastAsia="Times New Roman" w:hAnsi="Times New Roman"/>
-          <w:sz w:val="28"/>
-          <w:szCs w:val="28"/>
-        </w:rPr>
-        <w:t xml:space="preserve"/>
-      </w:r>
-    </w:p>
-    <w:p>
-      <w:pPr>
-        <w:keepNext w:val="false"/>
-        <w:spacing w:after="0" w:before="0" w:line="360" w:lineRule="auto"/>
-        <w:ind w:firstLine="709"/>
-        <w:jc w:val="both"/>
-      </w:pPr>
-      <w:r>
-        <w:rPr>
-          <w:rFonts w:ascii="Times New Roman" w:cs="Times New Roman" w:eastAsia="Times New Roman" w:hAnsi="Times New Roman"/>
-          <w:sz w:val="28"/>
-          <w:szCs w:val="28"/>
-        </w:rPr>
-        <w:t xml:space="preserve">ДОВІДНИК, АБІТУРІЄНТ, ВУЗ, СПЕЦІАЛЬНІСТЬ, КОНКУРС, МОВА C#, ООП, .NET, REACT</w:t>
-      </w:r>
-    </w:p>
-    <w:p>
-      <w:pPr>
-        <w:spacing w:after="0" w:line="360" w:lineRule="auto"/>
-        <w:jc w:val="center"/>
-      </w:pPr>
-      <w:r>
-        <w:rPr>
-          <w:rFonts w:ascii="Times New Roman" w:cs="Times New Roman" w:eastAsia="Times New Roman" w:hAnsi="Times New Roman"/>
-          <w:sz w:val="28"/>
-          <w:szCs w:val="28"/>
-        </w:rPr>
-        <w:t xml:space="preserve"/>
-      </w:r>
-    </w:p>
-    <w:p>
-      <w:pPr>
-        <w:keepNext w:val="false"/>
-        <w:spacing w:after="0" w:before="0" w:line="360" w:lineRule="auto"/>
-        <w:ind w:firstLine="709"/>
-        <w:jc w:val="both"/>
-      </w:pPr>
-      <w:r>
-        <w:rPr>
-          <w:rFonts w:ascii="Times New Roman" w:cs="Times New Roman" w:eastAsia="Times New Roman" w:hAnsi="Times New Roman"/>
-          <w:sz w:val="28"/>
-          <w:szCs w:val="28"/>
-        </w:rPr>
-        <w:t xml:space="preserve">Мета роботи — розробити програму-довідник абітурієнта для ведення власної бази вузів та їхніх спеціальностей і виконання запитів, що допомагають обрати місце вступу.</w:t>
-      </w:r>
-    </w:p>
-    <w:p>
-      <w:pPr>
-        <w:keepNext w:val="false"/>
-        <w:spacing w:after="0" w:before="0" w:line="360" w:lineRule="auto"/>
-        <w:ind w:firstLine="709"/>
-        <w:jc w:val="both"/>
-      </w:pPr>
-      <w:r>
-        <w:rPr>
-          <w:rFonts w:ascii="Times New Roman" w:cs="Times New Roman" w:eastAsia="Times New Roman" w:hAnsi="Times New Roman"/>
-          <w:sz w:val="28"/>
-          <w:szCs w:val="28"/>
-        </w:rPr>
-        <w:t xml:space="preserve">У результаті виконання роботи розроблено вебзастосунок, який забезпечує ведення колекцій двох пов'язаних сутностей — вузів і спеціальностей — з перевіркою введених даних, пошук вузів за назвою та адресою, перегляд усіх відомостей щодо обраного вузу, перегляд пропозицій усіх вузів за обраною спеціальністю з фільтром за вартістю навчання, пошук мінімального конкурсу за обраною формою навчання, а також автоматичне збереження і завантаження бази з файлів JSON. Цілісність даних підтримується каскадним видаленням та підтвердженням незворотних дій; коректність керуючої логіки підтверджено модульними тестами.</w:t>
-      </w:r>
-    </w:p>
-    <w:p>
-      <w:pPr>
-        <w:keepNext w:val="false"/>
-        <w:spacing w:after="0" w:before="0" w:line="360" w:lineRule="auto"/>
-        <w:ind w:firstLine="709"/>
-        <w:jc w:val="both"/>
-      </w:pPr>
-      <w:r>
-        <w:rPr>
-          <w:rFonts w:ascii="Times New Roman" w:cs="Times New Roman" w:eastAsia="Times New Roman" w:hAnsi="Times New Roman"/>
-          <w:sz w:val="28"/>
-          <w:szCs w:val="28"/>
-        </w:rPr>
-        <w:t xml:space="preserve">У процесі розробки використано: платформу .NET 10, каркас ASP.NET Core Web API, мову C#, бібліотеку Newtonsoft.Json, бібліотеки React і Tailwind CSS, мову TypeScript.</w:t>
-      </w:r>
-    </w:p>
-    <w:p>
-      <w:pPr>
-        <w:keepNext/>
-        <w:pageBreakBefore/>
-        <w:spacing w:after="360" w:before="0" w:line="360" w:lineRule="auto"/>
-        <w:jc w:val="center"/>
-      </w:pPr>
-      <w:r>
-        <w:rPr>
-          <w:rFonts w:ascii="Times New Roman" w:cs="Times New Roman" w:eastAsia="Times New Roman" w:hAnsi="Times New Roman"/>
-          <w:b/>
-          <w:bCs/>
-          <w:sz w:val="28"/>
-          <w:szCs w:val="28"/>
-        </w:rPr>
-        <w:t xml:space="preserve">ЗМІСТ</w:t>
-      </w:r>
-    </w:p>
-    <w:p>
-      <w:pPr>
-        <w:tabs>
-          <w:tab w:val="right" w:pos="9355" w:leader="dot"/>
-        </w:tabs>
-        <w:spacing w:line="360"/>
-      </w:pPr>
-      <w:r>
-        <w:rPr>
-          <w:rFonts w:ascii="Times New Roman" w:cs="Times New Roman" w:eastAsia="Times New Roman" w:hAnsi="Times New Roman"/>
-          <w:sz w:val="28"/>
-          <w:szCs w:val="28"/>
-        </w:rPr>
-        <w:t xml:space="preserve">Вступ</w:t>
-      </w:r>
-      <w:r>
-        <w:rPr>
-          <w:rFonts w:ascii="Times New Roman" w:cs="Times New Roman" w:eastAsia="Times New Roman" w:hAnsi="Times New Roman"/>
-          <w:sz w:val="28"/>
-          <w:szCs w:val="28"/>
-        </w:rPr>
-        <w:t xml:space="preserve">	6</w:t>
-      </w:r>
-    </w:p>
-    <w:p>
-      <w:pPr>
-        <w:tabs>
-          <w:tab w:val="right" w:pos="9355" w:leader="dot"/>
-        </w:tabs>
-        <w:spacing w:line="360"/>
-      </w:pPr>
-      <w:r>
-        <w:rPr>
-          <w:rFonts w:ascii="Times New Roman" w:cs="Times New Roman" w:eastAsia="Times New Roman" w:hAnsi="Times New Roman"/>
-          <w:sz w:val="28"/>
-          <w:szCs w:val="28"/>
-        </w:rPr>
-        <w:t xml:space="preserve">1 Опис вимог</w:t>
-      </w:r>
-      <w:r>
-        <w:rPr>
-          <w:rFonts w:ascii="Times New Roman" w:cs="Times New Roman" w:eastAsia="Times New Roman" w:hAnsi="Times New Roman"/>
-          <w:sz w:val="28"/>
-          <w:szCs w:val="28"/>
-        </w:rPr>
-        <w:t xml:space="preserve">	7</w:t>
-      </w:r>
-    </w:p>
-    <w:p>
-      <w:pPr>
-        <w:tabs>
-          <w:tab w:val="right" w:pos="9355" w:leader="dot"/>
-        </w:tabs>
-        <w:spacing w:line="360"/>
-        <w:ind w:left="283"/>
-      </w:pPr>
-      <w:r>
-        <w:rPr>
-          <w:rFonts w:ascii="Times New Roman" w:cs="Times New Roman" w:eastAsia="Times New Roman" w:hAnsi="Times New Roman"/>
-          <w:sz w:val="28"/>
-          <w:szCs w:val="28"/>
-        </w:rPr>
-        <w:t xml:space="preserve">1.1 Сценарії використання</w:t>
-      </w:r>
-      <w:r>
-        <w:rPr>
-          <w:rFonts w:ascii="Times New Roman" w:cs="Times New Roman" w:eastAsia="Times New Roman" w:hAnsi="Times New Roman"/>
-          <w:sz w:val="28"/>
-          <w:szCs w:val="28"/>
-        </w:rPr>
-        <w:t xml:space="preserve">	7</w:t>
-      </w:r>
-    </w:p>
-    <w:p>
-      <w:pPr>
-        <w:tabs>
-          <w:tab w:val="right" w:pos="9355" w:leader="dot"/>
-        </w:tabs>
-        <w:spacing w:line="360"/>
-        <w:ind w:left="283"/>
-      </w:pPr>
-      <w:r>
-        <w:rPr>
-          <w:rFonts w:ascii="Times New Roman" w:cs="Times New Roman" w:eastAsia="Times New Roman" w:hAnsi="Times New Roman"/>
-          <w:sz w:val="28"/>
-          <w:szCs w:val="28"/>
-        </w:rPr>
-        <w:t xml:space="preserve">1.2 Функції програми</w:t>
-      </w:r>
-      <w:r>
-        <w:rPr>
-          <w:rFonts w:ascii="Times New Roman" w:cs="Times New Roman" w:eastAsia="Times New Roman" w:hAnsi="Times New Roman"/>
-          <w:sz w:val="28"/>
-          <w:szCs w:val="28"/>
-        </w:rPr>
-        <w:t xml:space="preserve">	11</w:t>
-      </w:r>
-    </w:p>
-    <w:p>
-      <w:pPr>
-        <w:tabs>
-          <w:tab w:val="right" w:pos="9355" w:leader="dot"/>
-        </w:tabs>
-        <w:spacing w:line="360"/>
-      </w:pPr>
-      <w:r>
-        <w:rPr>
-          <w:rFonts w:ascii="Times New Roman" w:cs="Times New Roman" w:eastAsia="Times New Roman" w:hAnsi="Times New Roman"/>
-          <w:sz w:val="28"/>
-          <w:szCs w:val="28"/>
-        </w:rPr>
-        <w:t xml:space="preserve">2 Проєктування програми</w:t>
-      </w:r>
-      <w:r>
-        <w:rPr>
-          <w:rFonts w:ascii="Times New Roman" w:cs="Times New Roman" w:eastAsia="Times New Roman" w:hAnsi="Times New Roman"/>
-          <w:sz w:val="28"/>
-          <w:szCs w:val="28"/>
-        </w:rPr>
-        <w:t xml:space="preserve">	17</w:t>
-      </w:r>
-    </w:p>
-    <w:p>
-      <w:pPr>
-        <w:tabs>
-          <w:tab w:val="right" w:pos="9355" w:leader="dot"/>
-        </w:tabs>
-        <w:spacing w:line="360"/>
-        <w:ind w:left="283"/>
-      </w:pPr>
-      <w:r>
-        <w:rPr>
-          <w:rFonts w:ascii="Times New Roman" w:cs="Times New Roman" w:eastAsia="Times New Roman" w:hAnsi="Times New Roman"/>
-          <w:sz w:val="28"/>
-          <w:szCs w:val="28"/>
-        </w:rPr>
-        <w:t xml:space="preserve">2.1 Структура проєкту та архітектурні рішення</w:t>
-      </w:r>
-      <w:r>
-        <w:rPr>
-          <w:rFonts w:ascii="Times New Roman" w:cs="Times New Roman" w:eastAsia="Times New Roman" w:hAnsi="Times New Roman"/>
-          <w:sz w:val="28"/>
-          <w:szCs w:val="28"/>
-        </w:rPr>
-        <w:t xml:space="preserve">	17</w:t>
-      </w:r>
-    </w:p>
-    <w:p>
-      <w:pPr>
-        <w:tabs>
-          <w:tab w:val="right" w:pos="9355" w:leader="dot"/>
-        </w:tabs>
-        <w:spacing w:line="360"/>
-        <w:ind w:left="283"/>
-      </w:pPr>
-      <w:r>
-        <w:rPr>
-          <w:rFonts w:ascii="Times New Roman" w:cs="Times New Roman" w:eastAsia="Times New Roman" w:hAnsi="Times New Roman"/>
-          <w:sz w:val="28"/>
-          <w:szCs w:val="28"/>
-        </w:rPr>
-        <w:t xml:space="preserve">2.2 Схема організації даних</w:t>
-      </w:r>
-      <w:r>
-        <w:rPr>
-          <w:rFonts w:ascii="Times New Roman" w:cs="Times New Roman" w:eastAsia="Times New Roman" w:hAnsi="Times New Roman"/>
-          <w:sz w:val="28"/>
-          <w:szCs w:val="28"/>
-        </w:rPr>
-        <w:t xml:space="preserve">	18</w:t>
-      </w:r>
-    </w:p>
-    <w:p>
-      <w:pPr>
-        <w:tabs>
-          <w:tab w:val="right" w:pos="9355" w:leader="dot"/>
-        </w:tabs>
-        <w:spacing w:line="360"/>
-        <w:ind w:left="283"/>
-      </w:pPr>
-      <w:r>
-        <w:rPr>
-          <w:rFonts w:ascii="Times New Roman" w:cs="Times New Roman" w:eastAsia="Times New Roman" w:hAnsi="Times New Roman"/>
-          <w:sz w:val="28"/>
-          <w:szCs w:val="28"/>
-        </w:rPr>
-        <w:t xml:space="preserve">2.3 Класи предметної галузі</w:t>
-      </w:r>
-      <w:r>
-        <w:rPr>
-          <w:rFonts w:ascii="Times New Roman" w:cs="Times New Roman" w:eastAsia="Times New Roman" w:hAnsi="Times New Roman"/>
-          <w:sz w:val="28"/>
-          <w:szCs w:val="28"/>
-        </w:rPr>
-        <w:t xml:space="preserve">	18</w:t>
-      </w:r>
-    </w:p>
-    <w:p>
-      <w:pPr>
-        <w:tabs>
-          <w:tab w:val="right" w:pos="9355" w:leader="dot"/>
-        </w:tabs>
-        <w:spacing w:line="360"/>
-        <w:ind w:left="283"/>
-      </w:pPr>
-      <w:r>
-        <w:rPr>
-          <w:rFonts w:ascii="Times New Roman" w:cs="Times New Roman" w:eastAsia="Times New Roman" w:hAnsi="Times New Roman"/>
-          <w:sz w:val="28"/>
-          <w:szCs w:val="28"/>
-        </w:rPr>
-        <w:t xml:space="preserve">2.4 Графічний інтерфейс</w:t>
-      </w:r>
-      <w:r>
-        <w:rPr>
-          <w:rFonts w:ascii="Times New Roman" w:cs="Times New Roman" w:eastAsia="Times New Roman" w:hAnsi="Times New Roman"/>
-          <w:sz w:val="28"/>
-          <w:szCs w:val="28"/>
-        </w:rPr>
-        <w:t xml:space="preserve">	20</w:t>
-      </w:r>
-    </w:p>
-    <w:p>
-      <w:pPr>
-        <w:tabs>
-          <w:tab w:val="right" w:pos="9355" w:leader="dot"/>
-        </w:tabs>
-        <w:spacing w:line="360"/>
-        <w:ind w:left="283"/>
-      </w:pPr>
-      <w:r>
-        <w:rPr>
-          <w:rFonts w:ascii="Times New Roman" w:cs="Times New Roman" w:eastAsia="Times New Roman" w:hAnsi="Times New Roman"/>
-          <w:sz w:val="28"/>
-          <w:szCs w:val="28"/>
-        </w:rPr>
-        <w:t xml:space="preserve">2.5 Керуюча логіка</w:t>
-      </w:r>
-      <w:r>
-        <w:rPr>
-          <w:rFonts w:ascii="Times New Roman" w:cs="Times New Roman" w:eastAsia="Times New Roman" w:hAnsi="Times New Roman"/>
-          <w:sz w:val="28"/>
-          <w:szCs w:val="28"/>
-        </w:rPr>
-        <w:t xml:space="preserve">	21</w:t>
-      </w:r>
-    </w:p>
-    <w:p>
-      <w:pPr>
-        <w:tabs>
-          <w:tab w:val="right" w:pos="9355" w:leader="dot"/>
-        </w:tabs>
-        <w:spacing w:line="360"/>
-        <w:ind w:left="283"/>
-      </w:pPr>
-      <w:r>
-        <w:rPr>
-          <w:rFonts w:ascii="Times New Roman" w:cs="Times New Roman" w:eastAsia="Times New Roman" w:hAnsi="Times New Roman"/>
-          <w:sz w:val="28"/>
-          <w:szCs w:val="28"/>
-        </w:rPr>
-        <w:t xml:space="preserve">2.6 Інструкція зі встановлення</w:t>
-      </w:r>
-      <w:r>
-        <w:rPr>
-          <w:rFonts w:ascii="Times New Roman" w:cs="Times New Roman" w:eastAsia="Times New Roman" w:hAnsi="Times New Roman"/>
-          <w:sz w:val="28"/>
-          <w:szCs w:val="28"/>
-        </w:rPr>
-        <w:t xml:space="preserve">	22</w:t>
-      </w:r>
-    </w:p>
-    <w:p>
-      <w:pPr>
-        <w:tabs>
-          <w:tab w:val="right" w:pos="9355" w:leader="dot"/>
-        </w:tabs>
-        <w:spacing w:line="360"/>
-      </w:pPr>
-      <w:r>
-        <w:rPr>
-          <w:rFonts w:ascii="Times New Roman" w:cs="Times New Roman" w:eastAsia="Times New Roman" w:hAnsi="Times New Roman"/>
-          <w:sz w:val="28"/>
-          <w:szCs w:val="28"/>
-        </w:rPr>
-        <w:t xml:space="preserve">Висновки</w:t>
-      </w:r>
-      <w:r>
-        <w:rPr>
-          <w:rFonts w:ascii="Times New Roman" w:cs="Times New Roman" w:eastAsia="Times New Roman" w:hAnsi="Times New Roman"/>
-          <w:sz w:val="28"/>
-          <w:szCs w:val="28"/>
-        </w:rPr>
-        <w:t xml:space="preserve">	24</w:t>
-      </w:r>
-    </w:p>
-    <w:p>
-      <w:pPr>
-        <w:tabs>
-          <w:tab w:val="right" w:pos="9355" w:leader="dot"/>
-        </w:tabs>
-        <w:spacing w:line="360"/>
-      </w:pPr>
-      <w:r>
-        <w:rPr>
-          <w:rFonts w:ascii="Times New Roman" w:cs="Times New Roman" w:eastAsia="Times New Roman" w:hAnsi="Times New Roman"/>
-          <w:sz w:val="28"/>
-          <w:szCs w:val="28"/>
-        </w:rPr>
-        <w:t xml:space="preserve">Перелік джерел посилання</w:t>
-      </w:r>
-      <w:r>
-        <w:rPr>
-          <w:rFonts w:ascii="Times New Roman" w:cs="Times New Roman" w:eastAsia="Times New Roman" w:hAnsi="Times New Roman"/>
-          <w:sz w:val="28"/>
-          <w:szCs w:val="28"/>
-        </w:rPr>
-        <w:t xml:space="preserve">	25</w:t>
-      </w:r>
-    </w:p>
-    <w:p>
-      <w:pPr>
-        <w:tabs>
-          <w:tab w:val="right" w:pos="9355" w:leader="dot"/>
-        </w:tabs>
-        <w:spacing w:line="360"/>
-      </w:pPr>
-      <w:r>
-        <w:rPr>
-          <w:rFonts w:ascii="Times New Roman" w:cs="Times New Roman" w:eastAsia="Times New Roman" w:hAnsi="Times New Roman"/>
-          <w:sz w:val="28"/>
-          <w:szCs w:val="28"/>
-        </w:rPr>
-        <w:t xml:space="preserve">Додаток А Посилання на код програми</w:t>
-      </w:r>
-      <w:r>
-        <w:rPr>
-          <w:rFonts w:ascii="Times New Roman" w:cs="Times New Roman" w:eastAsia="Times New Roman" w:hAnsi="Times New Roman"/>
-          <w:sz w:val="28"/>
-          <w:szCs w:val="28"/>
-        </w:rPr>
-        <w:t xml:space="preserve">	26</w:t>
-      </w:r>
-    </w:p>
-    <w:p>
-      <w:pPr>
-        <w:pStyle w:val="Heading1"/>
-        <w:keepNext/>
-        <w:pageBreakBefore/>
-        <w:spacing w:after="360" w:before="0" w:line="360" w:lineRule="auto"/>
-        <w:jc w:val="center"/>
-      </w:pPr>
-      <w:r>
-        <w:rPr>
-          <w:rFonts w:ascii="Times New Roman" w:cs="Times New Roman" w:eastAsia="Times New Roman" w:hAnsi="Times New Roman"/>
-          <w:b/>
-          <w:bCs/>
-          <w:sz w:val="28"/>
-          <w:szCs w:val="28"/>
-        </w:rPr>
-        <w:t xml:space="preserve">ВСТУП</w:t>
-      </w:r>
-    </w:p>
-    <w:p>
-      <w:pPr>
-        <w:keepNext w:val="false"/>
-        <w:spacing w:after="0" w:before="0" w:line="360" w:lineRule="auto"/>
-        <w:ind w:firstLine="709"/>
-        <w:jc w:val="both"/>
-      </w:pPr>
-      <w:r>
-        <w:rPr>
-          <w:rFonts w:ascii="Times New Roman" w:cs="Times New Roman" w:eastAsia="Times New Roman" w:hAnsi="Times New Roman"/>
-          <w:sz w:val="28"/>
-          <w:szCs w:val="28"/>
-        </w:rPr>
-        <w:t xml:space="preserve">Вибір місця вступу — одне з найвідповідальніших рішень для абітурієнта. Відомості про вузи розкидані за десятками окремих сайтів, подаються в різних форматах і часто неповні, а друковані довідники застарівають ще до початку вступної кампанії. Через це порівняти вузи за конкурсом минулого року чи вартістю контрактного навчання за обраною спеціальністю важко: доводиться вручну виписувати числа з різних джерел і зводити їх докупи.</w:t>
-      </w:r>
-    </w:p>
-    <w:p>
-      <w:pPr>
-        <w:keepNext w:val="false"/>
-        <w:spacing w:after="0" w:before="0" w:line="360" w:lineRule="auto"/>
-        <w:ind w:firstLine="709"/>
-        <w:jc w:val="both"/>
-      </w:pPr>
-      <w:r>
-        <w:rPr>
-          <w:rFonts w:ascii="Times New Roman" w:cs="Times New Roman" w:eastAsia="Times New Roman" w:hAnsi="Times New Roman"/>
-          <w:sz w:val="28"/>
-          <w:szCs w:val="28"/>
-        </w:rPr>
-        <w:t xml:space="preserve">Мета роботи — створити програму-довідник, яка дає змогу вести власну базу вузів та їхніх спеціальностей і швидко отримувати з неї відповіді на типові запитання абітурієнта. Для кожного вузу зберігаються найменування, адреса та перелік спеціальностей; для кожної спеціальності — конкурс минулого року за денною, вечірньою та заочною формами навчання і розмір оплати при договірному навчанні.</w:t>
-      </w:r>
-    </w:p>
-    <w:p>
-      <w:pPr>
-        <w:keepNext w:val="false"/>
-        <w:spacing w:after="0" w:before="0" w:line="360" w:lineRule="auto"/>
-        <w:ind w:firstLine="709"/>
-        <w:jc w:val="both"/>
-      </w:pPr>
-      <w:r>
-        <w:rPr>
-          <w:rFonts w:ascii="Times New Roman" w:cs="Times New Roman" w:eastAsia="Times New Roman" w:hAnsi="Times New Roman"/>
-          <w:sz w:val="28"/>
-          <w:szCs w:val="28"/>
-        </w:rPr>
-        <w:t xml:space="preserve">Типова діяльність користувача складається з двох частин. Спочатку він наповнює базу: додає вузи, які його цікавлять, і вносить відомості про їхні спеціальності, а надалі підтримує дані актуальними — виправляє та доповнює їх у міру появи нової інформації. Далі він користується базою: переглядає все щодо обраного вузу, порівнює пропозиції різних вузів за обраною спеціальністю та шукає, де конкурс за потрібною формою навчання найменший.</w:t>
-      </w:r>
-    </w:p>
-    <w:p>
-      <w:pPr>
-        <w:keepNext w:val="false"/>
-        <w:spacing w:after="0" w:before="0" w:line="360" w:lineRule="auto"/>
-        <w:ind w:firstLine="709"/>
-        <w:jc w:val="both"/>
-      </w:pPr>
-      <w:r>
-        <w:rPr>
-          <w:rFonts w:ascii="Times New Roman" w:cs="Times New Roman" w:eastAsia="Times New Roman" w:hAnsi="Times New Roman"/>
-          <w:sz w:val="28"/>
-          <w:szCs w:val="28"/>
-        </w:rPr>
-        <w:t xml:space="preserve">Основний сценарій використання такий: користувач вносить до бази вузи та їхні спеціальності, потім обирає спеціальність, за якою планує вступати, переглядає таблицю всіх вузів, де вона викладається, за потреби обмежує перелік прийнятною вартістю навчання і знаходить вуз з мінімальним конкурсом за обраною формою навчання. Усі внесені дані зберігаються між запусками програми автоматично.</w:t>
-      </w:r>
-    </w:p>
-    <w:p>
-      <w:pPr>
-        <w:pStyle w:val="Heading1"/>
-        <w:keepNext/>
-        <w:pageBreakBefore/>
-        <w:spacing w:after="360" w:before="0" w:line="360" w:lineRule="auto"/>
-        <w:jc w:val="center"/>
-      </w:pPr>
-      <w:r>
-        <w:rPr>
-          <w:rFonts w:ascii="Times New Roman" w:cs="Times New Roman" w:eastAsia="Times New Roman" w:hAnsi="Times New Roman"/>
-          <w:b/>
-          <w:bCs/>
-          <w:sz w:val="28"/>
-          <w:szCs w:val="28"/>
-        </w:rPr>
-        <w:t xml:space="preserve">1 ОПИС ВИМОГ</w:t>
-      </w:r>
-    </w:p>
-    <w:p>
-      <w:pPr>
-        <w:keepNext w:val="false"/>
-        <w:spacing w:after="0" w:before="0" w:line="360" w:lineRule="auto"/>
-        <w:ind w:firstLine="709"/>
-        <w:jc w:val="both"/>
-      </w:pPr>
-      <w:r>
-        <w:rPr>
-          <w:rFonts w:ascii="Times New Roman" w:cs="Times New Roman" w:eastAsia="Times New Roman" w:hAnsi="Times New Roman"/>
-          <w:sz w:val="28"/>
-          <w:szCs w:val="28"/>
-        </w:rPr>
-        <w:t xml:space="preserve">Програма призначена для одного користувача — абітурієнта або працівника довідкової служби, який самостійно веде базу вузів і користується нею для вибору місця вступу. Авторизація не передбачена: та сама особа наповнює базу та виконує запити до неї.</w:t>
-      </w:r>
-    </w:p>
-    <w:p>
-      <w:pPr>
-        <w:pStyle w:val="Heading2"/>
-        <w:keepNext/>
-        <w:spacing w:after="360" w:before="360" w:line="360" w:lineRule="auto"/>
-        <w:ind w:firstLine="709"/>
-      </w:pPr>
-      <w:r>
-        <w:rPr>
-          <w:rFonts w:ascii="Times New Roman" w:cs="Times New Roman" w:eastAsia="Times New Roman" w:hAnsi="Times New Roman"/>
-          <w:b/>
-          <w:bCs/>
-          <w:sz w:val="28"/>
-          <w:szCs w:val="28"/>
-        </w:rPr>
-        <w:t xml:space="preserve">1.1 Сценарії використання</w:t>
-      </w:r>
-    </w:p>
-    <w:p>
-      <w:pPr>
-        <w:keepNext w:val="false"/>
-        <w:spacing w:after="0" w:before="0" w:line="360" w:lineRule="auto"/>
-        <w:ind w:firstLine="709"/>
-        <w:jc w:val="both"/>
-      </w:pPr>
-      <w:r>
-        <w:rPr>
-          <w:rFonts w:ascii="Times New Roman" w:cs="Times New Roman" w:eastAsia="Times New Roman" w:hAnsi="Times New Roman"/>
-          <w:sz w:val="28"/>
-          <w:szCs w:val="28"/>
-        </w:rPr>
-        <w:t xml:space="preserve">З аналізу завдання та типової діяльності користувача виділено такі сценарії використання програми:</w:t>
-      </w:r>
-    </w:p>
-    <w:p>
-      <w:pPr>
-        <w:keepNext w:val="false"/>
-        <w:spacing w:after="0" w:before="0" w:line="360" w:lineRule="auto"/>
-        <w:ind w:firstLine="709"/>
-        <w:jc w:val="both"/>
-      </w:pPr>
-      <w:r>
-        <w:rPr>
-          <w:rFonts w:ascii="Times New Roman" w:cs="Times New Roman" w:eastAsia="Times New Roman" w:hAnsi="Times New Roman"/>
-          <w:sz w:val="28"/>
-          <w:szCs w:val="28"/>
-        </w:rPr>
-        <w:t xml:space="preserve">– додавання вузу;</w:t>
-      </w:r>
-    </w:p>
-    <w:p>
-      <w:pPr>
-        <w:keepNext w:val="false"/>
-        <w:spacing w:after="0" w:before="0" w:line="360" w:lineRule="auto"/>
-        <w:ind w:firstLine="709"/>
-        <w:jc w:val="both"/>
-      </w:pPr>
-      <w:r>
-        <w:rPr>
-          <w:rFonts w:ascii="Times New Roman" w:cs="Times New Roman" w:eastAsia="Times New Roman" w:hAnsi="Times New Roman"/>
-          <w:sz w:val="28"/>
-          <w:szCs w:val="28"/>
-        </w:rPr>
-        <w:t xml:space="preserve">– додавання спеціальності до вузу;</w:t>
-      </w:r>
-    </w:p>
-    <w:p>
-      <w:pPr>
-        <w:keepNext w:val="false"/>
-        <w:spacing w:after="0" w:before="0" w:line="360" w:lineRule="auto"/>
-        <w:ind w:firstLine="709"/>
-        <w:jc w:val="both"/>
-      </w:pPr>
-      <w:r>
-        <w:rPr>
-          <w:rFonts w:ascii="Times New Roman" w:cs="Times New Roman" w:eastAsia="Times New Roman" w:hAnsi="Times New Roman"/>
-          <w:sz w:val="28"/>
-          <w:szCs w:val="28"/>
-        </w:rPr>
-        <w:t xml:space="preserve">– редагування об'єкта (вузу або спеціальності);</w:t>
-      </w:r>
-    </w:p>
-    <w:p>
-      <w:pPr>
-        <w:keepNext w:val="false"/>
-        <w:spacing w:after="0" w:before="0" w:line="360" w:lineRule="auto"/>
-        <w:ind w:firstLine="709"/>
-        <w:jc w:val="both"/>
-      </w:pPr>
-      <w:r>
-        <w:rPr>
-          <w:rFonts w:ascii="Times New Roman" w:cs="Times New Roman" w:eastAsia="Times New Roman" w:hAnsi="Times New Roman"/>
-          <w:sz w:val="28"/>
-          <w:szCs w:val="28"/>
-        </w:rPr>
-        <w:t xml:space="preserve">– видалення об'єкта з підтвердженням;</w:t>
-      </w:r>
-    </w:p>
-    <w:p>
-      <w:pPr>
-        <w:keepNext w:val="false"/>
-        <w:spacing w:after="0" w:before="0" w:line="360" w:lineRule="auto"/>
-        <w:ind w:firstLine="709"/>
-        <w:jc w:val="both"/>
-      </w:pPr>
-      <w:r>
-        <w:rPr>
-          <w:rFonts w:ascii="Times New Roman" w:cs="Times New Roman" w:eastAsia="Times New Roman" w:hAnsi="Times New Roman"/>
-          <w:sz w:val="28"/>
-          <w:szCs w:val="28"/>
-        </w:rPr>
-        <w:t xml:space="preserve">– пошук вузів за назвою або адресою;</w:t>
-      </w:r>
-    </w:p>
-    <w:p>
-      <w:pPr>
-        <w:keepNext w:val="false"/>
-        <w:spacing w:after="0" w:before="0" w:line="360" w:lineRule="auto"/>
-        <w:ind w:firstLine="709"/>
-        <w:jc w:val="both"/>
-      </w:pPr>
-      <w:r>
-        <w:rPr>
-          <w:rFonts w:ascii="Times New Roman" w:cs="Times New Roman" w:eastAsia="Times New Roman" w:hAnsi="Times New Roman"/>
-          <w:sz w:val="28"/>
-          <w:szCs w:val="28"/>
-        </w:rPr>
-        <w:t xml:space="preserve">– перегляд усіх відомостей щодо обраного вузу;</w:t>
-      </w:r>
-    </w:p>
-    <w:p>
-      <w:pPr>
-        <w:keepNext w:val="false"/>
-        <w:spacing w:after="0" w:before="0" w:line="360" w:lineRule="auto"/>
-        <w:ind w:firstLine="709"/>
-        <w:jc w:val="both"/>
-      </w:pPr>
-      <w:r>
-        <w:rPr>
-          <w:rFonts w:ascii="Times New Roman" w:cs="Times New Roman" w:eastAsia="Times New Roman" w:hAnsi="Times New Roman"/>
-          <w:sz w:val="28"/>
-          <w:szCs w:val="28"/>
-        </w:rPr>
-        <w:t xml:space="preserve">– перегляд усіх відомостей щодо обраної спеціальності;</w:t>
-      </w:r>
-    </w:p>
-    <w:p>
-      <w:pPr>
-        <w:keepNext w:val="false"/>
-        <w:spacing w:after="0" w:before="0" w:line="360" w:lineRule="auto"/>
-        <w:ind w:firstLine="709"/>
-        <w:jc w:val="both"/>
-      </w:pPr>
-      <w:r>
-        <w:rPr>
-          <w:rFonts w:ascii="Times New Roman" w:cs="Times New Roman" w:eastAsia="Times New Roman" w:hAnsi="Times New Roman"/>
-          <w:sz w:val="28"/>
-          <w:szCs w:val="28"/>
-        </w:rPr>
-        <w:t xml:space="preserve">– пошук мінімального конкурсу зі спеціальності;</w:t>
-      </w:r>
-    </w:p>
-    <w:p>
-      <w:pPr>
-        <w:keepNext w:val="false"/>
-        <w:spacing w:after="0" w:before="0" w:line="360" w:lineRule="auto"/>
-        <w:ind w:firstLine="709"/>
-        <w:jc w:val="both"/>
-      </w:pPr>
-      <w:r>
-        <w:rPr>
-          <w:rFonts w:ascii="Times New Roman" w:cs="Times New Roman" w:eastAsia="Times New Roman" w:hAnsi="Times New Roman"/>
-          <w:sz w:val="28"/>
-          <w:szCs w:val="28"/>
-        </w:rPr>
-        <w:t xml:space="preserve">– збереження та завантаження бази.</w:t>
-      </w:r>
-    </w:p>
-    <w:p>
-      <w:pPr>
-        <w:keepNext w:val="false"/>
-        <w:spacing w:after="0" w:before="0" w:line="360" w:lineRule="auto"/>
-        <w:ind w:firstLine="709"/>
-        <w:jc w:val="both"/>
-      </w:pPr>
-      <w:r>
-        <w:rPr>
-          <w:rFonts w:ascii="Times New Roman" w:cs="Times New Roman" w:eastAsia="Times New Roman" w:hAnsi="Times New Roman"/>
-          <w:sz w:val="28"/>
-          <w:szCs w:val="28"/>
-        </w:rPr>
-        <w:t xml:space="preserve">Нижче кожен сценарій описано докладно: зазначено передумову, основну послідовність дій користувача і програми та альтернативні послідовності.</w:t>
-      </w:r>
-    </w:p>
-    <w:p>
-      <w:pPr>
-        <w:keepNext/>
-        <w:spacing w:after="0" w:before="120" w:line="360" w:lineRule="auto"/>
-        <w:ind w:firstLine="709"/>
-        <w:jc w:val="both"/>
-      </w:pPr>
-      <w:r>
-        <w:rPr>
-          <w:rFonts w:ascii="Times New Roman" w:cs="Times New Roman" w:eastAsia="Times New Roman" w:hAnsi="Times New Roman"/>
-          <w:sz w:val="28"/>
-          <w:szCs w:val="28"/>
-        </w:rPr>
-        <w:t xml:space="preserve">Сценарій 1 — додавання вузу.</w:t>
-      </w:r>
-    </w:p>
-    <w:p>
-      <w:pPr>
-        <w:keepNext/>
-        <w:spacing w:after="0" w:before="0" w:line="360" w:lineRule="auto"/>
-        <w:ind w:firstLine="709"/>
-        <w:jc w:val="both"/>
-      </w:pPr>
-      <w:r>
-        <w:rPr>
-          <w:rFonts w:ascii="Times New Roman" w:cs="Times New Roman" w:eastAsia="Times New Roman" w:hAnsi="Times New Roman"/>
-          <w:sz w:val="28"/>
-          <w:szCs w:val="28"/>
-        </w:rPr>
-        <w:t xml:space="preserve">Передумова: користувач перебуває на сторінці «Вузи».</w:t>
-      </w:r>
-    </w:p>
-    <w:p>
-      <w:pPr>
-        <w:keepNext/>
-        <w:spacing w:after="0" w:before="0" w:line="360" w:lineRule="auto"/>
-        <w:ind w:firstLine="709"/>
-        <w:jc w:val="both"/>
-      </w:pPr>
-      <w:r>
-        <w:rPr>
-          <w:rFonts w:ascii="Times New Roman" w:cs="Times New Roman" w:eastAsia="Times New Roman" w:hAnsi="Times New Roman"/>
-          <w:sz w:val="28"/>
-          <w:szCs w:val="28"/>
-        </w:rPr>
-        <w:t xml:space="preserve">Основний сценарій:</w:t>
-      </w:r>
-    </w:p>
-    <w:p>
-      <w:pPr>
-        <w:keepNext/>
-        <w:spacing w:after="0" w:before="0" w:line="360" w:lineRule="auto"/>
-        <w:ind w:firstLine="709"/>
-        <w:jc w:val="both"/>
-      </w:pPr>
-      <w:r>
-        <w:rPr>
-          <w:rFonts w:ascii="Times New Roman" w:cs="Times New Roman" w:eastAsia="Times New Roman" w:hAnsi="Times New Roman"/>
-          <w:sz w:val="28"/>
-          <w:szCs w:val="28"/>
-        </w:rPr>
-        <w:t xml:space="preserve">1) користувач натискає кнопку «Додати вуз»;</w:t>
-      </w:r>
-    </w:p>
-    <w:p>
-      <w:pPr>
-        <w:keepNext/>
-        <w:spacing w:after="0" w:before="0" w:line="360" w:lineRule="auto"/>
-        <w:ind w:firstLine="709"/>
-        <w:jc w:val="both"/>
-      </w:pPr>
-      <w:r>
-        <w:rPr>
-          <w:rFonts w:ascii="Times New Roman" w:cs="Times New Roman" w:eastAsia="Times New Roman" w:hAnsi="Times New Roman"/>
-          <w:sz w:val="28"/>
-          <w:szCs w:val="28"/>
-        </w:rPr>
-        <w:t xml:space="preserve">2) програма відкриває модальну форму з полями «Найменування» та «Адреса»;</w:t>
-      </w:r>
-    </w:p>
-    <w:p>
-      <w:pPr>
-        <w:keepNext/>
-        <w:spacing w:after="0" w:before="0" w:line="360" w:lineRule="auto"/>
-        <w:ind w:firstLine="709"/>
-        <w:jc w:val="both"/>
-      </w:pPr>
-      <w:r>
-        <w:rPr>
-          <w:rFonts w:ascii="Times New Roman" w:cs="Times New Roman" w:eastAsia="Times New Roman" w:hAnsi="Times New Roman"/>
-          <w:sz w:val="28"/>
-          <w:szCs w:val="28"/>
-        </w:rPr>
-        <w:t xml:space="preserve">3) користувач заповнює поля та підтверджує збереження кнопкою «Зберегти» або клавішею Enter;</w:t>
-      </w:r>
-    </w:p>
-    <w:p>
-      <w:pPr>
-        <w:keepNext w:val="false"/>
-        <w:spacing w:after="0" w:before="0" w:line="360" w:lineRule="auto"/>
-        <w:ind w:firstLine="709"/>
-        <w:jc w:val="both"/>
-      </w:pPr>
-      <w:r>
-        <w:rPr>
-          <w:rFonts w:ascii="Times New Roman" w:cs="Times New Roman" w:eastAsia="Times New Roman" w:hAnsi="Times New Roman"/>
-          <w:sz w:val="28"/>
-          <w:szCs w:val="28"/>
-        </w:rPr>
-        <w:t xml:space="preserve">4) програма перевіряє введені дані, додає вуз до бази, зберігає базу у файл і показує оновлений перелік вузів.</w:t>
-      </w:r>
-    </w:p>
-    <w:p>
-      <w:pPr>
-        <w:keepNext w:val="false"/>
-        <w:spacing w:after="0" w:before="0" w:line="360" w:lineRule="auto"/>
-        <w:ind w:firstLine="709"/>
-        <w:jc w:val="both"/>
-      </w:pPr>
-      <w:r>
-        <w:rPr>
-          <w:rFonts w:ascii="Times New Roman" w:cs="Times New Roman" w:eastAsia="Times New Roman" w:hAnsi="Times New Roman"/>
-          <w:sz w:val="28"/>
-          <w:szCs w:val="28"/>
-        </w:rPr>
-        <w:t xml:space="preserve">Альтернативний сценарій: якщо введені дані некоректні (порожнє найменування чи адреса, перевищення припустимої довжини або вуз з таким найменуванням уже є в довіднику), програма виводить повідомлення біля відповідних полів; запис не створюється, форма залишається відкритою для виправлення.</w:t>
-      </w:r>
-    </w:p>
-    <w:p>
-      <w:pPr>
-        <w:keepNext/>
-        <w:spacing w:after="0" w:before="120" w:line="360" w:lineRule="auto"/>
-        <w:ind w:firstLine="709"/>
-        <w:jc w:val="both"/>
-      </w:pPr>
-      <w:r>
-        <w:rPr>
-          <w:rFonts w:ascii="Times New Roman" w:cs="Times New Roman" w:eastAsia="Times New Roman" w:hAnsi="Times New Roman"/>
-          <w:sz w:val="28"/>
-          <w:szCs w:val="28"/>
-        </w:rPr>
-        <w:t xml:space="preserve">Сценарій 2 — додавання спеціальності до вузу.</w:t>
-      </w:r>
-    </w:p>
-    <w:p>
-      <w:pPr>
-        <w:keepNext/>
-        <w:spacing w:after="0" w:before="0" w:line="360" w:lineRule="auto"/>
-        <w:ind w:firstLine="709"/>
-        <w:jc w:val="both"/>
-      </w:pPr>
-      <w:r>
-        <w:rPr>
-          <w:rFonts w:ascii="Times New Roman" w:cs="Times New Roman" w:eastAsia="Times New Roman" w:hAnsi="Times New Roman"/>
-          <w:sz w:val="28"/>
-          <w:szCs w:val="28"/>
-        </w:rPr>
-        <w:t xml:space="preserve">Передумова: користувач відкрив сторінку обраного вузу.</w:t>
-      </w:r>
-    </w:p>
-    <w:p>
-      <w:pPr>
-        <w:keepNext/>
-        <w:spacing w:after="0" w:before="0" w:line="360" w:lineRule="auto"/>
-        <w:ind w:firstLine="709"/>
-        <w:jc w:val="both"/>
-      </w:pPr>
-      <w:r>
-        <w:rPr>
-          <w:rFonts w:ascii="Times New Roman" w:cs="Times New Roman" w:eastAsia="Times New Roman" w:hAnsi="Times New Roman"/>
-          <w:sz w:val="28"/>
-          <w:szCs w:val="28"/>
-        </w:rPr>
-        <w:t xml:space="preserve">Основний сценарій:</w:t>
-      </w:r>
-    </w:p>
-    <w:p>
-      <w:pPr>
-        <w:keepNext/>
-        <w:spacing w:after="0" w:before="0" w:line="360" w:lineRule="auto"/>
-        <w:ind w:firstLine="709"/>
-        <w:jc w:val="both"/>
-      </w:pPr>
-      <w:r>
-        <w:rPr>
-          <w:rFonts w:ascii="Times New Roman" w:cs="Times New Roman" w:eastAsia="Times New Roman" w:hAnsi="Times New Roman"/>
-          <w:sz w:val="28"/>
-          <w:szCs w:val="28"/>
-        </w:rPr>
-        <w:t xml:space="preserve">1) користувач натискає кнопку «Додати спеціальність»;</w:t>
-      </w:r>
-    </w:p>
-    <w:p>
-      <w:pPr>
-        <w:keepNext/>
-        <w:spacing w:after="0" w:before="0" w:line="360" w:lineRule="auto"/>
-        <w:ind w:firstLine="709"/>
-        <w:jc w:val="both"/>
-      </w:pPr>
-      <w:r>
-        <w:rPr>
-          <w:rFonts w:ascii="Times New Roman" w:cs="Times New Roman" w:eastAsia="Times New Roman" w:hAnsi="Times New Roman"/>
-          <w:sz w:val="28"/>
-          <w:szCs w:val="28"/>
-        </w:rPr>
-        <w:t xml:space="preserve">2) програма відкриває модальну форму з полями: код, назва, вартість контракту та конкурс минулого року за денною, вечірньою і заочною формами навчання;</w:t>
-      </w:r>
-    </w:p>
-    <w:p>
-      <w:pPr>
-        <w:keepNext/>
-        <w:spacing w:after="0" w:before="0" w:line="360" w:lineRule="auto"/>
-        <w:ind w:firstLine="709"/>
-        <w:jc w:val="both"/>
-      </w:pPr>
-      <w:r>
-        <w:rPr>
-          <w:rFonts w:ascii="Times New Roman" w:cs="Times New Roman" w:eastAsia="Times New Roman" w:hAnsi="Times New Roman"/>
-          <w:sz w:val="28"/>
-          <w:szCs w:val="28"/>
-        </w:rPr>
-        <w:t xml:space="preserve">3) користувач заповнює поля; поле конкурсу, залишене порожнім, означає, що відповідна форма навчання у вузі не ведеться;</w:t>
-      </w:r>
-    </w:p>
-    <w:p>
-      <w:pPr>
-        <w:keepNext/>
-        <w:spacing w:after="0" w:before="0" w:line="360" w:lineRule="auto"/>
-        <w:ind w:firstLine="709"/>
-        <w:jc w:val="both"/>
-      </w:pPr>
-      <w:r>
-        <w:rPr>
-          <w:rFonts w:ascii="Times New Roman" w:cs="Times New Roman" w:eastAsia="Times New Roman" w:hAnsi="Times New Roman"/>
-          <w:sz w:val="28"/>
-          <w:szCs w:val="28"/>
-        </w:rPr>
-        <w:t xml:space="preserve">4) користувач підтверджує збереження;</w:t>
-      </w:r>
-    </w:p>
-    <w:p>
-      <w:pPr>
-        <w:keepNext w:val="false"/>
-        <w:spacing w:after="0" w:before="0" w:line="360" w:lineRule="auto"/>
-        <w:ind w:firstLine="709"/>
-        <w:jc w:val="both"/>
-      </w:pPr>
-      <w:r>
-        <w:rPr>
-          <w:rFonts w:ascii="Times New Roman" w:cs="Times New Roman" w:eastAsia="Times New Roman" w:hAnsi="Times New Roman"/>
-          <w:sz w:val="28"/>
-          <w:szCs w:val="28"/>
-        </w:rPr>
-        <w:t xml:space="preserve">5) програма перевіряє дані, додає спеціальність до обраного вузу, зберігає базу та оновлює таблицю спеціальностей.</w:t>
-      </w:r>
-    </w:p>
-    <w:p>
-      <w:pPr>
-        <w:keepNext w:val="false"/>
-        <w:spacing w:after="0" w:before="0" w:line="360" w:lineRule="auto"/>
-        <w:ind w:firstLine="709"/>
-        <w:jc w:val="both"/>
-      </w:pPr>
-      <w:r>
-        <w:rPr>
-          <w:rFonts w:ascii="Times New Roman" w:cs="Times New Roman" w:eastAsia="Times New Roman" w:hAnsi="Times New Roman"/>
-          <w:sz w:val="28"/>
-          <w:szCs w:val="28"/>
-        </w:rPr>
-        <w:t xml:space="preserve">Альтернативний сценарій: якщо жодної форми навчання не заповнено або порушено інші правила перевірки (порожня назва, недодатна вартість контракту, від'ємний конкурс), програма виводить повідомлення біля відповідних полів; запис не створюється.</w:t>
-      </w:r>
-    </w:p>
-    <w:p>
-      <w:pPr>
-        <w:keepNext/>
-        <w:spacing w:after="0" w:before="120" w:line="360" w:lineRule="auto"/>
-        <w:ind w:firstLine="709"/>
-        <w:jc w:val="both"/>
-      </w:pPr>
-      <w:r>
-        <w:rPr>
-          <w:rFonts w:ascii="Times New Roman" w:cs="Times New Roman" w:eastAsia="Times New Roman" w:hAnsi="Times New Roman"/>
-          <w:sz w:val="28"/>
-          <w:szCs w:val="28"/>
-        </w:rPr>
-        <w:t xml:space="preserve">Сценарій 3 — редагування об'єкта (вузу або спеціальності).</w:t>
-      </w:r>
-    </w:p>
-    <w:p>
-      <w:pPr>
-        <w:keepNext/>
-        <w:spacing w:after="0" w:before="0" w:line="360" w:lineRule="auto"/>
-        <w:ind w:firstLine="709"/>
-        <w:jc w:val="both"/>
-      </w:pPr>
-      <w:r>
-        <w:rPr>
-          <w:rFonts w:ascii="Times New Roman" w:cs="Times New Roman" w:eastAsia="Times New Roman" w:hAnsi="Times New Roman"/>
-          <w:sz w:val="28"/>
-          <w:szCs w:val="28"/>
-        </w:rPr>
-        <w:t xml:space="preserve">Передумова: об'єкт існує і відображається у переліку.</w:t>
-      </w:r>
-    </w:p>
-    <w:p>
-      <w:pPr>
-        <w:keepNext/>
-        <w:spacing w:after="0" w:before="0" w:line="360" w:lineRule="auto"/>
-        <w:ind w:firstLine="709"/>
-        <w:jc w:val="both"/>
-      </w:pPr>
-      <w:r>
-        <w:rPr>
-          <w:rFonts w:ascii="Times New Roman" w:cs="Times New Roman" w:eastAsia="Times New Roman" w:hAnsi="Times New Roman"/>
-          <w:sz w:val="28"/>
-          <w:szCs w:val="28"/>
-        </w:rPr>
-        <w:t xml:space="preserve">Основний сценарій:</w:t>
-      </w:r>
-    </w:p>
-    <w:p>
-      <w:pPr>
-        <w:keepNext/>
-        <w:spacing w:after="0" w:before="0" w:line="360" w:lineRule="auto"/>
-        <w:ind w:firstLine="709"/>
-        <w:jc w:val="both"/>
-      </w:pPr>
-      <w:r>
-        <w:rPr>
-          <w:rFonts w:ascii="Times New Roman" w:cs="Times New Roman" w:eastAsia="Times New Roman" w:hAnsi="Times New Roman"/>
-          <w:sz w:val="28"/>
-          <w:szCs w:val="28"/>
-        </w:rPr>
-        <w:t xml:space="preserve">1) користувач натискає кнопку «Редагувати» поруч з об'єктом;</w:t>
-      </w:r>
-    </w:p>
-    <w:p>
-      <w:pPr>
-        <w:keepNext/>
-        <w:spacing w:after="0" w:before="0" w:line="360" w:lineRule="auto"/>
-        <w:ind w:firstLine="709"/>
-        <w:jc w:val="both"/>
-      </w:pPr>
-      <w:r>
-        <w:rPr>
-          <w:rFonts w:ascii="Times New Roman" w:cs="Times New Roman" w:eastAsia="Times New Roman" w:hAnsi="Times New Roman"/>
-          <w:sz w:val="28"/>
-          <w:szCs w:val="28"/>
-        </w:rPr>
-        <w:t xml:space="preserve">2) програма відкриває ту саму форму, що й під час додавання, із заповненими поточними значеннями;</w:t>
-      </w:r>
-    </w:p>
-    <w:p>
-      <w:pPr>
-        <w:keepNext/>
-        <w:spacing w:after="0" w:before="0" w:line="360" w:lineRule="auto"/>
-        <w:ind w:firstLine="709"/>
-        <w:jc w:val="both"/>
-      </w:pPr>
-      <w:r>
-        <w:rPr>
-          <w:rFonts w:ascii="Times New Roman" w:cs="Times New Roman" w:eastAsia="Times New Roman" w:hAnsi="Times New Roman"/>
-          <w:sz w:val="28"/>
-          <w:szCs w:val="28"/>
-        </w:rPr>
-        <w:t xml:space="preserve">3) користувач змінює потрібні поля та підтверджує збереження;</w:t>
-      </w:r>
-    </w:p>
-    <w:p>
-      <w:pPr>
-        <w:keepNext w:val="false"/>
-        <w:spacing w:after="0" w:before="0" w:line="360" w:lineRule="auto"/>
-        <w:ind w:firstLine="709"/>
-        <w:jc w:val="both"/>
-      </w:pPr>
-      <w:r>
-        <w:rPr>
-          <w:rFonts w:ascii="Times New Roman" w:cs="Times New Roman" w:eastAsia="Times New Roman" w:hAnsi="Times New Roman"/>
-          <w:sz w:val="28"/>
-          <w:szCs w:val="28"/>
-        </w:rPr>
-        <w:t xml:space="preserve">4) програма перевіряє дані, зберігає зміни у файл; оновлені значення одразу відображаються в усіх переліках і результатах запитів.</w:t>
-      </w:r>
-    </w:p>
-    <w:p>
-      <w:pPr>
-        <w:keepNext w:val="false"/>
-        <w:spacing w:after="0" w:before="0" w:line="360" w:lineRule="auto"/>
-        <w:ind w:firstLine="709"/>
-        <w:jc w:val="both"/>
-      </w:pPr>
-      <w:r>
-        <w:rPr>
-          <w:rFonts w:ascii="Times New Roman" w:cs="Times New Roman" w:eastAsia="Times New Roman" w:hAnsi="Times New Roman"/>
-          <w:sz w:val="28"/>
-          <w:szCs w:val="28"/>
-        </w:rPr>
-        <w:t xml:space="preserve">Альтернативний сценарій: якщо перевірку не пройдено, програма виводить повідомлення біля відповідних полів; зміни не зберігаються, форма залишається відкритою.</w:t>
-      </w:r>
-    </w:p>
-    <w:p>
-      <w:pPr>
-        <w:keepNext/>
-        <w:spacing w:after="0" w:before="120" w:line="360" w:lineRule="auto"/>
-        <w:ind w:firstLine="709"/>
-        <w:jc w:val="both"/>
-      </w:pPr>
-      <w:r>
-        <w:rPr>
-          <w:rFonts w:ascii="Times New Roman" w:cs="Times New Roman" w:eastAsia="Times New Roman" w:hAnsi="Times New Roman"/>
-          <w:sz w:val="28"/>
-          <w:szCs w:val="28"/>
-        </w:rPr>
-        <w:t xml:space="preserve">Сценарій 4 — видалення об'єкта з підтвердженням.</w:t>
-      </w:r>
-    </w:p>
-    <w:p>
-      <w:pPr>
-        <w:keepNext/>
-        <w:spacing w:after="0" w:before="0" w:line="360" w:lineRule="auto"/>
-        <w:ind w:firstLine="709"/>
-        <w:jc w:val="both"/>
-      </w:pPr>
-      <w:r>
-        <w:rPr>
-          <w:rFonts w:ascii="Times New Roman" w:cs="Times New Roman" w:eastAsia="Times New Roman" w:hAnsi="Times New Roman"/>
-          <w:sz w:val="28"/>
-          <w:szCs w:val="28"/>
-        </w:rPr>
-        <w:t xml:space="preserve">Передумова: об'єкт існує і відображається у переліку.</w:t>
-      </w:r>
-    </w:p>
-    <w:p>
-      <w:pPr>
-        <w:keepNext/>
-        <w:spacing w:after="0" w:before="0" w:line="360" w:lineRule="auto"/>
-        <w:ind w:firstLine="709"/>
-        <w:jc w:val="both"/>
-      </w:pPr>
-      <w:r>
-        <w:rPr>
-          <w:rFonts w:ascii="Times New Roman" w:cs="Times New Roman" w:eastAsia="Times New Roman" w:hAnsi="Times New Roman"/>
-          <w:sz w:val="28"/>
-          <w:szCs w:val="28"/>
-        </w:rPr>
-        <w:t xml:space="preserve">Основний сценарій:</w:t>
-      </w:r>
-    </w:p>
-    <w:p>
-      <w:pPr>
-        <w:keepNext/>
-        <w:spacing w:after="0" w:before="0" w:line="360" w:lineRule="auto"/>
-        <w:ind w:firstLine="709"/>
-        <w:jc w:val="both"/>
-      </w:pPr>
-      <w:r>
-        <w:rPr>
-          <w:rFonts w:ascii="Times New Roman" w:cs="Times New Roman" w:eastAsia="Times New Roman" w:hAnsi="Times New Roman"/>
-          <w:sz w:val="28"/>
-          <w:szCs w:val="28"/>
-        </w:rPr>
-        <w:t xml:space="preserve">1) користувач натискає кнопку «Видалити» поруч з об'єктом;</w:t>
-      </w:r>
-    </w:p>
-    <w:p>
-      <w:pPr>
-        <w:keepNext/>
-        <w:spacing w:after="0" w:before="0" w:line="360" w:lineRule="auto"/>
-        <w:ind w:firstLine="709"/>
-        <w:jc w:val="both"/>
-      </w:pPr>
-      <w:r>
-        <w:rPr>
-          <w:rFonts w:ascii="Times New Roman" w:cs="Times New Roman" w:eastAsia="Times New Roman" w:hAnsi="Times New Roman"/>
-          <w:sz w:val="28"/>
-          <w:szCs w:val="28"/>
-        </w:rPr>
-        <w:t xml:space="preserve">2) програма відкриває діалог підтвердження; для вузу діалог попереджає, що разом з ним буде видалено всі його спеціальності, та зазначає їхню кількість;</w:t>
-      </w:r>
-    </w:p>
-    <w:p>
-      <w:pPr>
-        <w:keepNext/>
-        <w:spacing w:after="0" w:before="0" w:line="360" w:lineRule="auto"/>
-        <w:ind w:firstLine="709"/>
-        <w:jc w:val="both"/>
-      </w:pPr>
-      <w:r>
-        <w:rPr>
-          <w:rFonts w:ascii="Times New Roman" w:cs="Times New Roman" w:eastAsia="Times New Roman" w:hAnsi="Times New Roman"/>
-          <w:sz w:val="28"/>
-          <w:szCs w:val="28"/>
-        </w:rPr>
-        <w:t xml:space="preserve">3) користувач підтверджує дію кнопкою «Так, видалити»;</w:t>
-      </w:r>
-    </w:p>
-    <w:p>
-      <w:pPr>
-        <w:keepNext w:val="false"/>
-        <w:spacing w:after="0" w:before="0" w:line="360" w:lineRule="auto"/>
-        <w:ind w:firstLine="709"/>
-        <w:jc w:val="both"/>
-      </w:pPr>
-      <w:r>
-        <w:rPr>
-          <w:rFonts w:ascii="Times New Roman" w:cs="Times New Roman" w:eastAsia="Times New Roman" w:hAnsi="Times New Roman"/>
-          <w:sz w:val="28"/>
-          <w:szCs w:val="28"/>
-        </w:rPr>
-        <w:t xml:space="preserve">4) програма видаляє об'єкт (вуз — каскадно разом з усіма його спеціальностями) і зберігає базу у файл.</w:t>
-      </w:r>
-    </w:p>
-    <w:p>
-      <w:pPr>
-        <w:keepNext w:val="false"/>
-        <w:spacing w:after="0" w:before="0" w:line="360" w:lineRule="auto"/>
-        <w:ind w:firstLine="709"/>
-        <w:jc w:val="both"/>
-      </w:pPr>
-      <w:r>
-        <w:rPr>
-          <w:rFonts w:ascii="Times New Roman" w:cs="Times New Roman" w:eastAsia="Times New Roman" w:hAnsi="Times New Roman"/>
-          <w:sz w:val="28"/>
-          <w:szCs w:val="28"/>
-        </w:rPr>
-        <w:t xml:space="preserve">Альтернативний сценарій: якщо користувач натискає кнопку «Ні» або клавішу Esc, видалення скасовується і дані не змінюються.</w:t>
-      </w:r>
-    </w:p>
-    <w:p>
-      <w:pPr>
-        <w:keepNext/>
-        <w:spacing w:after="0" w:before="120" w:line="360" w:lineRule="auto"/>
-        <w:ind w:firstLine="709"/>
-        <w:jc w:val="both"/>
-      </w:pPr>
-      <w:r>
-        <w:rPr>
-          <w:rFonts w:ascii="Times New Roman" w:cs="Times New Roman" w:eastAsia="Times New Roman" w:hAnsi="Times New Roman"/>
-          <w:sz w:val="28"/>
-          <w:szCs w:val="28"/>
-        </w:rPr>
-        <w:t xml:space="preserve">Сценарій 5 — пошук вузів за назвою або адресою.</w:t>
-      </w:r>
-    </w:p>
-    <w:p>
-      <w:pPr>
-        <w:keepNext/>
-        <w:spacing w:after="0" w:before="0" w:line="360" w:lineRule="auto"/>
-        <w:ind w:firstLine="709"/>
-        <w:jc w:val="both"/>
-      </w:pPr>
-      <w:r>
-        <w:rPr>
-          <w:rFonts w:ascii="Times New Roman" w:cs="Times New Roman" w:eastAsia="Times New Roman" w:hAnsi="Times New Roman"/>
-          <w:sz w:val="28"/>
-          <w:szCs w:val="28"/>
-        </w:rPr>
-        <w:t xml:space="preserve">Передумова: користувач перебуває на сторінці «Вузи».</w:t>
-      </w:r>
-    </w:p>
-    <w:p>
-      <w:pPr>
-        <w:keepNext/>
-        <w:spacing w:after="0" w:before="0" w:line="360" w:lineRule="auto"/>
-        <w:ind w:firstLine="709"/>
-        <w:jc w:val="both"/>
-      </w:pPr>
-      <w:r>
-        <w:rPr>
-          <w:rFonts w:ascii="Times New Roman" w:cs="Times New Roman" w:eastAsia="Times New Roman" w:hAnsi="Times New Roman"/>
-          <w:sz w:val="28"/>
-          <w:szCs w:val="28"/>
-        </w:rPr>
-        <w:t xml:space="preserve">Основний сценарій:</w:t>
-      </w:r>
-    </w:p>
-    <w:p>
-      <w:pPr>
-        <w:keepNext/>
-        <w:spacing w:after="0" w:before="0" w:line="360" w:lineRule="auto"/>
-        <w:ind w:firstLine="709"/>
-        <w:jc w:val="both"/>
-      </w:pPr>
-      <w:r>
-        <w:rPr>
-          <w:rFonts w:ascii="Times New Roman" w:cs="Times New Roman" w:eastAsia="Times New Roman" w:hAnsi="Times New Roman"/>
-          <w:sz w:val="28"/>
-          <w:szCs w:val="28"/>
-        </w:rPr>
-        <w:t xml:space="preserve">1) користувач уводить частину назви або адреси у поле пошуку;</w:t>
-      </w:r>
-    </w:p>
-    <w:p>
-      <w:pPr>
-        <w:keepNext/>
-        <w:spacing w:after="0" w:before="0" w:line="360" w:lineRule="auto"/>
-        <w:ind w:firstLine="709"/>
-        <w:jc w:val="both"/>
-      </w:pPr>
-      <w:r>
-        <w:rPr>
-          <w:rFonts w:ascii="Times New Roman" w:cs="Times New Roman" w:eastAsia="Times New Roman" w:hAnsi="Times New Roman"/>
-          <w:sz w:val="28"/>
-          <w:szCs w:val="28"/>
-        </w:rPr>
-        <w:t xml:space="preserve">2) програма у міру введення фільтрує перелік вузів за входженням підрядка у найменування або адресу без урахування регістру;</w:t>
-      </w:r>
-    </w:p>
-    <w:p>
-      <w:pPr>
-        <w:keepNext w:val="false"/>
-        <w:spacing w:after="0" w:before="0" w:line="360" w:lineRule="auto"/>
-        <w:ind w:firstLine="709"/>
-        <w:jc w:val="both"/>
-      </w:pPr>
-      <w:r>
-        <w:rPr>
-          <w:rFonts w:ascii="Times New Roman" w:cs="Times New Roman" w:eastAsia="Times New Roman" w:hAnsi="Times New Roman"/>
-          <w:sz w:val="28"/>
-          <w:szCs w:val="28"/>
-        </w:rPr>
-        <w:t xml:space="preserve">3) програма показує знайдені вузи.</w:t>
-      </w:r>
-    </w:p>
-    <w:p>
-      <w:pPr>
-        <w:keepNext w:val="false"/>
-        <w:spacing w:after="0" w:before="0" w:line="360" w:lineRule="auto"/>
-        <w:ind w:firstLine="709"/>
-        <w:jc w:val="both"/>
-      </w:pPr>
-      <w:r>
-        <w:rPr>
-          <w:rFonts w:ascii="Times New Roman" w:cs="Times New Roman" w:eastAsia="Times New Roman" w:hAnsi="Times New Roman"/>
-          <w:sz w:val="28"/>
-          <w:szCs w:val="28"/>
-        </w:rPr>
-        <w:t xml:space="preserve">Альтернативний сценарій: якщо жоден вуз не відповідає запиту, програма показує порожній список із повідомленням про те, що нічого не знайдено.</w:t>
-      </w:r>
-    </w:p>
-    <w:p>
-      <w:pPr>
-        <w:keepNext/>
-        <w:spacing w:after="0" w:before="120" w:line="360" w:lineRule="auto"/>
-        <w:ind w:firstLine="709"/>
-        <w:jc w:val="both"/>
-      </w:pPr>
-      <w:r>
-        <w:rPr>
-          <w:rFonts w:ascii="Times New Roman" w:cs="Times New Roman" w:eastAsia="Times New Roman" w:hAnsi="Times New Roman"/>
-          <w:sz w:val="28"/>
-          <w:szCs w:val="28"/>
-        </w:rPr>
-        <w:t xml:space="preserve">Сценарій 6 — перегляд усіх відомостей щодо обраного вузу.</w:t>
-      </w:r>
-    </w:p>
-    <w:p>
-      <w:pPr>
-        <w:keepNext/>
-        <w:spacing w:after="0" w:before="0" w:line="360" w:lineRule="auto"/>
-        <w:ind w:firstLine="709"/>
-        <w:jc w:val="both"/>
-      </w:pPr>
-      <w:r>
-        <w:rPr>
-          <w:rFonts w:ascii="Times New Roman" w:cs="Times New Roman" w:eastAsia="Times New Roman" w:hAnsi="Times New Roman"/>
-          <w:sz w:val="28"/>
-          <w:szCs w:val="28"/>
-        </w:rPr>
-        <w:t xml:space="preserve">Передумова: вуз існує у базі.</w:t>
-      </w:r>
-    </w:p>
-    <w:p>
-      <w:pPr>
-        <w:keepNext/>
-        <w:spacing w:after="0" w:before="0" w:line="360" w:lineRule="auto"/>
-        <w:ind w:firstLine="709"/>
-        <w:jc w:val="both"/>
-      </w:pPr>
-      <w:r>
-        <w:rPr>
-          <w:rFonts w:ascii="Times New Roman" w:cs="Times New Roman" w:eastAsia="Times New Roman" w:hAnsi="Times New Roman"/>
-          <w:sz w:val="28"/>
-          <w:szCs w:val="28"/>
-        </w:rPr>
-        <w:t xml:space="preserve">Основний сценарій:</w:t>
-      </w:r>
-    </w:p>
-    <w:p>
-      <w:pPr>
-        <w:keepNext/>
-        <w:spacing w:after="0" w:before="0" w:line="360" w:lineRule="auto"/>
-        <w:ind w:firstLine="709"/>
-        <w:jc w:val="both"/>
-      </w:pPr>
-      <w:r>
-        <w:rPr>
-          <w:rFonts w:ascii="Times New Roman" w:cs="Times New Roman" w:eastAsia="Times New Roman" w:hAnsi="Times New Roman"/>
-          <w:sz w:val="28"/>
-          <w:szCs w:val="28"/>
-        </w:rPr>
-        <w:t xml:space="preserve">1) користувач обирає вуз у переліку на сторінці «Вузи»;</w:t>
-      </w:r>
-    </w:p>
-    <w:p>
-      <w:pPr>
-        <w:keepNext w:val="false"/>
-        <w:spacing w:after="0" w:before="0" w:line="360" w:lineRule="auto"/>
-        <w:ind w:firstLine="709"/>
-        <w:jc w:val="both"/>
-      </w:pPr>
-      <w:r>
-        <w:rPr>
-          <w:rFonts w:ascii="Times New Roman" w:cs="Times New Roman" w:eastAsia="Times New Roman" w:hAnsi="Times New Roman"/>
-          <w:sz w:val="28"/>
-          <w:szCs w:val="28"/>
-        </w:rPr>
-        <w:t xml:space="preserve">2) програма відкриває сторінку вузу, на якій показано його найменування, адресу і таблицю всіх його спеціальностей із конкурсами за трьома формами навчання та вартістю контракту.</w:t>
-      </w:r>
-    </w:p>
-    <w:p>
-      <w:pPr>
-        <w:keepNext w:val="false"/>
-        <w:spacing w:after="0" w:before="0" w:line="360" w:lineRule="auto"/>
-        <w:ind w:firstLine="709"/>
-        <w:jc w:val="both"/>
-      </w:pPr>
-      <w:r>
-        <w:rPr>
-          <w:rFonts w:ascii="Times New Roman" w:cs="Times New Roman" w:eastAsia="Times New Roman" w:hAnsi="Times New Roman"/>
-          <w:sz w:val="28"/>
-          <w:szCs w:val="28"/>
-        </w:rPr>
-        <w:t xml:space="preserve">Альтернативний сценарій: якщо у вузу ще немає спеціальностей, програма показує порожню таблицю з відповідним повідомленням.</w:t>
-      </w:r>
-    </w:p>
-    <w:p>
-      <w:pPr>
-        <w:keepNext/>
-        <w:spacing w:after="0" w:before="120" w:line="360" w:lineRule="auto"/>
-        <w:ind w:firstLine="709"/>
-        <w:jc w:val="both"/>
-      </w:pPr>
-      <w:r>
-        <w:rPr>
-          <w:rFonts w:ascii="Times New Roman" w:cs="Times New Roman" w:eastAsia="Times New Roman" w:hAnsi="Times New Roman"/>
-          <w:sz w:val="28"/>
-          <w:szCs w:val="28"/>
-        </w:rPr>
-        <w:t xml:space="preserve">Сценарій 7 — перегляд усіх відомостей щодо обраної спеціальності.</w:t>
-      </w:r>
-    </w:p>
-    <w:p>
-      <w:pPr>
-        <w:keepNext/>
-        <w:spacing w:after="0" w:before="0" w:line="360" w:lineRule="auto"/>
-        <w:ind w:firstLine="709"/>
-        <w:jc w:val="both"/>
-      </w:pPr>
-      <w:r>
-        <w:rPr>
-          <w:rFonts w:ascii="Times New Roman" w:cs="Times New Roman" w:eastAsia="Times New Roman" w:hAnsi="Times New Roman"/>
-          <w:sz w:val="28"/>
-          <w:szCs w:val="28"/>
-        </w:rPr>
-        <w:t xml:space="preserve">Передумова: користувач перебуває на сторінці «Спеціальності»; у базі є принаймні одна спеціальність.</w:t>
-      </w:r>
-    </w:p>
-    <w:p>
-      <w:pPr>
-        <w:keepNext/>
-        <w:spacing w:after="0" w:before="0" w:line="360" w:lineRule="auto"/>
-        <w:ind w:firstLine="709"/>
-        <w:jc w:val="both"/>
-      </w:pPr>
-      <w:r>
-        <w:rPr>
-          <w:rFonts w:ascii="Times New Roman" w:cs="Times New Roman" w:eastAsia="Times New Roman" w:hAnsi="Times New Roman"/>
-          <w:sz w:val="28"/>
-          <w:szCs w:val="28"/>
-        </w:rPr>
-        <w:t xml:space="preserve">Основний сценарій:</w:t>
-      </w:r>
-    </w:p>
-    <w:p>
-      <w:pPr>
-        <w:keepNext/>
-        <w:spacing w:after="0" w:before="0" w:line="360" w:lineRule="auto"/>
-        <w:ind w:firstLine="709"/>
-        <w:jc w:val="both"/>
-      </w:pPr>
-      <w:r>
-        <w:rPr>
-          <w:rFonts w:ascii="Times New Roman" w:cs="Times New Roman" w:eastAsia="Times New Roman" w:hAnsi="Times New Roman"/>
-          <w:sz w:val="28"/>
-          <w:szCs w:val="28"/>
-        </w:rPr>
-        <w:t xml:space="preserve">1) користувач обирає назву спеціальності зі списку всіх відомих назв;</w:t>
-      </w:r>
-    </w:p>
-    <w:p>
-      <w:pPr>
-        <w:keepNext/>
-        <w:spacing w:after="0" w:before="0" w:line="360" w:lineRule="auto"/>
-        <w:ind w:firstLine="709"/>
-        <w:jc w:val="both"/>
-      </w:pPr>
-      <w:r>
-        <w:rPr>
-          <w:rFonts w:ascii="Times New Roman" w:cs="Times New Roman" w:eastAsia="Times New Roman" w:hAnsi="Times New Roman"/>
-          <w:sz w:val="28"/>
-          <w:szCs w:val="28"/>
-        </w:rPr>
-        <w:t xml:space="preserve">2) програма виводить таблицю по всіх вузах, де ця спеціальність викладається: вуз, конкурси за трьома формами навчання, вартість контракту;</w:t>
-      </w:r>
-    </w:p>
-    <w:p>
-      <w:pPr>
-        <w:keepNext w:val="false"/>
-        <w:spacing w:after="0" w:before="0" w:line="360" w:lineRule="auto"/>
-        <w:ind w:firstLine="709"/>
-        <w:jc w:val="both"/>
-      </w:pPr>
-      <w:r>
-        <w:rPr>
-          <w:rFonts w:ascii="Times New Roman" w:cs="Times New Roman" w:eastAsia="Times New Roman" w:hAnsi="Times New Roman"/>
-          <w:sz w:val="28"/>
-          <w:szCs w:val="28"/>
-        </w:rPr>
-        <w:t xml:space="preserve">3) за потреби користувач задає фільтр «оплата до N грн»; пропозиції з більшою вартістю приховуються.</w:t>
-      </w:r>
-    </w:p>
-    <w:p>
-      <w:pPr>
-        <w:keepNext w:val="false"/>
-        <w:spacing w:after="0" w:before="0" w:line="360" w:lineRule="auto"/>
-        <w:ind w:firstLine="709"/>
-        <w:jc w:val="both"/>
-      </w:pPr>
-      <w:r>
-        <w:rPr>
-          <w:rFonts w:ascii="Times New Roman" w:cs="Times New Roman" w:eastAsia="Times New Roman" w:hAnsi="Times New Roman"/>
-          <w:sz w:val="28"/>
-          <w:szCs w:val="28"/>
-        </w:rPr>
-        <w:t xml:space="preserve">Альтернативний сценарій: якщо спеціальність ніде не викладається або після застосування фільтра не лишилося жодної пропозиції, програма показує порожню таблицю з повідомленням.</w:t>
-      </w:r>
-    </w:p>
-    <w:p>
-      <w:pPr>
-        <w:keepNext/>
-        <w:spacing w:after="0" w:before="120" w:line="360" w:lineRule="auto"/>
-        <w:ind w:firstLine="709"/>
-        <w:jc w:val="both"/>
-      </w:pPr>
-      <w:r>
-        <w:rPr>
-          <w:rFonts w:ascii="Times New Roman" w:cs="Times New Roman" w:eastAsia="Times New Roman" w:hAnsi="Times New Roman"/>
-          <w:sz w:val="28"/>
-          <w:szCs w:val="28"/>
-        </w:rPr>
-        <w:t xml:space="preserve">Сценарій 8 — пошук мінімального конкурсу зі спеціальності.</w:t>
-      </w:r>
-    </w:p>
-    <w:p>
-      <w:pPr>
-        <w:keepNext/>
-        <w:spacing w:after="0" w:before="0" w:line="360" w:lineRule="auto"/>
-        <w:ind w:firstLine="709"/>
-        <w:jc w:val="both"/>
-      </w:pPr>
-      <w:r>
-        <w:rPr>
-          <w:rFonts w:ascii="Times New Roman" w:cs="Times New Roman" w:eastAsia="Times New Roman" w:hAnsi="Times New Roman"/>
-          <w:sz w:val="28"/>
-          <w:szCs w:val="28"/>
-        </w:rPr>
-        <w:t xml:space="preserve">Передумова: на сторінці «Спеціальності» обрано спеціальність.</w:t>
-      </w:r>
-    </w:p>
-    <w:p>
-      <w:pPr>
-        <w:keepNext/>
-        <w:spacing w:after="0" w:before="0" w:line="360" w:lineRule="auto"/>
-        <w:ind w:firstLine="709"/>
-        <w:jc w:val="both"/>
-      </w:pPr>
-      <w:r>
-        <w:rPr>
-          <w:rFonts w:ascii="Times New Roman" w:cs="Times New Roman" w:eastAsia="Times New Roman" w:hAnsi="Times New Roman"/>
-          <w:sz w:val="28"/>
-          <w:szCs w:val="28"/>
-        </w:rPr>
-        <w:t xml:space="preserve">Основний сценарій:</w:t>
-      </w:r>
-    </w:p>
-    <w:p>
-      <w:pPr>
-        <w:keepNext/>
-        <w:spacing w:after="0" w:before="0" w:line="360" w:lineRule="auto"/>
-        <w:ind w:firstLine="709"/>
-        <w:jc w:val="both"/>
-      </w:pPr>
-      <w:r>
-        <w:rPr>
-          <w:rFonts w:ascii="Times New Roman" w:cs="Times New Roman" w:eastAsia="Times New Roman" w:hAnsi="Times New Roman"/>
-          <w:sz w:val="28"/>
-          <w:szCs w:val="28"/>
-        </w:rPr>
-        <w:t xml:space="preserve">1) користувач обирає форму навчання: денну, вечірню або заочну;</w:t>
-      </w:r>
-    </w:p>
-    <w:p>
-      <w:pPr>
-        <w:keepNext/>
-        <w:spacing w:after="0" w:before="0" w:line="360" w:lineRule="auto"/>
-        <w:ind w:firstLine="709"/>
-        <w:jc w:val="both"/>
-      </w:pPr>
-      <w:r>
-        <w:rPr>
-          <w:rFonts w:ascii="Times New Roman" w:cs="Times New Roman" w:eastAsia="Times New Roman" w:hAnsi="Times New Roman"/>
-          <w:sz w:val="28"/>
-          <w:szCs w:val="28"/>
-        </w:rPr>
-        <w:t xml:space="preserve">2) програма серед усіх вузів, де викладається ця спеціальність, знаходить мінімальний конкурс за обраною формою; вузи, в яких ця форма не ведеться, пропускаються;</w:t>
-      </w:r>
-    </w:p>
-    <w:p>
-      <w:pPr>
-        <w:keepNext w:val="false"/>
-        <w:spacing w:after="0" w:before="0" w:line="360" w:lineRule="auto"/>
-        <w:ind w:firstLine="709"/>
-        <w:jc w:val="both"/>
-      </w:pPr>
-      <w:r>
-        <w:rPr>
-          <w:rFonts w:ascii="Times New Roman" w:cs="Times New Roman" w:eastAsia="Times New Roman" w:hAnsi="Times New Roman"/>
-          <w:sz w:val="28"/>
-          <w:szCs w:val="28"/>
-        </w:rPr>
-        <w:t xml:space="preserve">3) програма показує вуз із найменшим конкурсом і саме значення конкурсу.</w:t>
-      </w:r>
-    </w:p>
-    <w:p>
-      <w:pPr>
-        <w:keepNext w:val="false"/>
-        <w:spacing w:after="0" w:before="0" w:line="360" w:lineRule="auto"/>
-        <w:ind w:firstLine="709"/>
-        <w:jc w:val="both"/>
-      </w:pPr>
-      <w:r>
-        <w:rPr>
-          <w:rFonts w:ascii="Times New Roman" w:cs="Times New Roman" w:eastAsia="Times New Roman" w:hAnsi="Times New Roman"/>
-          <w:sz w:val="28"/>
-          <w:szCs w:val="28"/>
-        </w:rPr>
-        <w:t xml:space="preserve">Альтернативний сценарій: якщо за обраною формою навчання даних немає в жодному вузі, програма виводить повідомлення про відсутність даних.</w:t>
-      </w:r>
-    </w:p>
-    <w:p>
-      <w:pPr>
-        <w:keepNext/>
-        <w:spacing w:after="0" w:before="120" w:line="360" w:lineRule="auto"/>
-        <w:ind w:firstLine="709"/>
-        <w:jc w:val="both"/>
-      </w:pPr>
-      <w:r>
-        <w:rPr>
-          <w:rFonts w:ascii="Times New Roman" w:cs="Times New Roman" w:eastAsia="Times New Roman" w:hAnsi="Times New Roman"/>
-          <w:sz w:val="28"/>
-          <w:szCs w:val="28"/>
-        </w:rPr>
-        <w:t xml:space="preserve">Сценарій 9 — збереження та завантаження бази.</w:t>
-      </w:r>
-    </w:p>
-    <w:p>
-      <w:pPr>
-        <w:keepNext/>
-        <w:spacing w:after="0" w:before="0" w:line="360" w:lineRule="auto"/>
-        <w:ind w:firstLine="709"/>
-        <w:jc w:val="both"/>
-      </w:pPr>
-      <w:r>
-        <w:rPr>
-          <w:rFonts w:ascii="Times New Roman" w:cs="Times New Roman" w:eastAsia="Times New Roman" w:hAnsi="Times New Roman"/>
-          <w:sz w:val="28"/>
-          <w:szCs w:val="28"/>
-        </w:rPr>
-        <w:t xml:space="preserve">Передумова: програма запущена.</w:t>
-      </w:r>
-    </w:p>
-    <w:p>
-      <w:pPr>
-        <w:keepNext/>
-        <w:spacing w:after="0" w:before="0" w:line="360" w:lineRule="auto"/>
-        <w:ind w:firstLine="709"/>
-        <w:jc w:val="both"/>
-      </w:pPr>
-      <w:r>
-        <w:rPr>
-          <w:rFonts w:ascii="Times New Roman" w:cs="Times New Roman" w:eastAsia="Times New Roman" w:hAnsi="Times New Roman"/>
-          <w:sz w:val="28"/>
-          <w:szCs w:val="28"/>
-        </w:rPr>
-        <w:t xml:space="preserve">Основний сценарій:</w:t>
-      </w:r>
-    </w:p>
-    <w:p>
-      <w:pPr>
-        <w:keepNext/>
-        <w:spacing w:after="0" w:before="0" w:line="360" w:lineRule="auto"/>
-        <w:ind w:firstLine="709"/>
-        <w:jc w:val="both"/>
-      </w:pPr>
-      <w:r>
-        <w:rPr>
-          <w:rFonts w:ascii="Times New Roman" w:cs="Times New Roman" w:eastAsia="Times New Roman" w:hAnsi="Times New Roman"/>
-          <w:sz w:val="28"/>
-          <w:szCs w:val="28"/>
-        </w:rPr>
-        <w:t xml:space="preserve">1) під час запуску програма автоматично завантажує базу вузів і спеціальностей із файлів;</w:t>
-      </w:r>
-    </w:p>
-    <w:p>
-      <w:pPr>
-        <w:keepNext w:val="false"/>
-        <w:spacing w:after="0" w:before="0" w:line="360" w:lineRule="auto"/>
-        <w:ind w:firstLine="709"/>
-        <w:jc w:val="both"/>
-      </w:pPr>
-      <w:r>
-        <w:rPr>
-          <w:rFonts w:ascii="Times New Roman" w:cs="Times New Roman" w:eastAsia="Times New Roman" w:hAnsi="Times New Roman"/>
-          <w:sz w:val="28"/>
-          <w:szCs w:val="28"/>
-        </w:rPr>
-        <w:t xml:space="preserve">2) після кожної операції додавання, редагування чи видалення програма автоматично зберігає базу у файли; явних дій від користувача не потрібно.</w:t>
-      </w:r>
-    </w:p>
-    <w:p>
-      <w:pPr>
-        <w:keepNext w:val="false"/>
-        <w:spacing w:after="0" w:before="0" w:line="360" w:lineRule="auto"/>
-        <w:ind w:firstLine="709"/>
-        <w:jc w:val="both"/>
-      </w:pPr>
-      <w:r>
-        <w:rPr>
-          <w:rFonts w:ascii="Times New Roman" w:cs="Times New Roman" w:eastAsia="Times New Roman" w:hAnsi="Times New Roman"/>
-          <w:sz w:val="28"/>
-          <w:szCs w:val="28"/>
-        </w:rPr>
-        <w:t xml:space="preserve">Альтернативний сценарій: якщо файли даних відсутні (перший запуск), програма стартує з порожньою базою. Якщо файл даних пошкоджено, програма виводить повідомлення і безпечно стартує з порожньою відповідною колекцією, не торкаючись решти файлів.</w:t>
-      </w:r>
-    </w:p>
-    <w:p>
-      <w:pPr>
-        <w:pStyle w:val="Heading2"/>
-        <w:keepNext/>
-        <w:spacing w:after="360" w:before="360" w:line="360" w:lineRule="auto"/>
-        <w:ind w:firstLine="709"/>
-      </w:pPr>
-      <w:r>
-        <w:rPr>
-          <w:rFonts w:ascii="Times New Roman" w:cs="Times New Roman" w:eastAsia="Times New Roman" w:hAnsi="Times New Roman"/>
-          <w:b/>
-          <w:bCs/>
-          <w:sz w:val="28"/>
-          <w:szCs w:val="28"/>
-        </w:rPr>
-        <w:t xml:space="preserve">1.2 Функції програми</w:t>
-      </w:r>
-    </w:p>
-    <w:p>
-      <w:pPr>
-        <w:keepNext w:val="false"/>
-        <w:spacing w:after="0" w:before="0" w:line="360" w:lineRule="auto"/>
-        <w:ind w:firstLine="709"/>
-        <w:jc w:val="both"/>
-      </w:pPr>
-      <w:r>
-        <w:rPr>
-          <w:rFonts w:ascii="Times New Roman" w:cs="Times New Roman" w:eastAsia="Times New Roman" w:hAnsi="Times New Roman"/>
-          <w:sz w:val="28"/>
-          <w:szCs w:val="28"/>
-        </w:rPr>
-        <w:t xml:space="preserve">Зі сценаріїв використання випливають чотири функції програми: управління вузами, управління спеціальностями обраного вузу, запити за спеціальністю та автоматичне збереження бази. Перші три реалізуються окремими сторінками інтерфейсу, четверта працює у фоновому режимі. Нижче кожну функцію описано докладно разом із правилами перевірки введених даних та ескізами інтерфейсу.</w:t>
-      </w:r>
-    </w:p>
-    <w:p>
-      <w:pPr>
-        <w:keepNext w:val="false"/>
-        <w:spacing w:after="0" w:before="0" w:line="360" w:lineRule="auto"/>
-        <w:ind w:firstLine="709"/>
-        <w:jc w:val="both"/>
-      </w:pPr>
-      <w:r>
-        <w:rPr>
-          <w:rFonts w:ascii="Times New Roman" w:cs="Times New Roman" w:eastAsia="Times New Roman" w:hAnsi="Times New Roman"/>
-          <w:sz w:val="28"/>
-          <w:szCs w:val="28"/>
-        </w:rPr>
-        <w:t xml:space="preserve">Функція 1 — управління вузами. Реалізується сторінкою «Вузи», з якої починається робота з програмою. Сторінка містить поле пошуку, таблицю вузів із колонками «Найменування» та «Адреса» і кнопки додавання, редагування та видалення. Поле пошуку фільтрує таблицю у міру введення за входженням підрядка в найменування або адресу без урахування регістру. Ескіз сторінки наведено на рисунку 1.1.</w:t>
-      </w:r>
-    </w:p>
-    <w:p>
-      <w:pPr>
-        <w:keepNext/>
-        <w:spacing w:after="0" w:before="120" w:line="360" w:lineRule="auto"/>
-        <w:jc w:val="center"/>
       </w:pPr>
       <w:r>
         <w:drawing>
-          <wp:inline distT="0" distB="0" distL="0" distR="0">
-            <wp:extent cx="4762500" cy="3619500"/>
+          <wp:anchor distT="0" distB="0" distL="0" distR="0" simplePos="0" allowOverlap="1" behindDoc="0" locked="0" layoutInCell="1" relativeHeight="428625">
+            <wp:simplePos x="0" y="0"/>
+            <wp:positionH relativeFrom="column">
+              <wp:posOffset>1908000</wp:posOffset>
+            </wp:positionH>
+            <wp:positionV relativeFrom="line">
+              <wp:posOffset>-252000</wp:posOffset>
+            </wp:positionV>
+            <wp:extent cx="609600" cy="428625"/>
             <wp:effectExtent t="0" r="0" b="0" l="0"/>
+            <wp:wrapNone/>
             <wp:docPr id="1" name="" descr="" title=""/>
             <wp:cNvGraphicFramePr>
               <a:graphicFrameLocks xmlns:a="http://schemas.openxmlformats.org/drawingml/2006/main" noChangeAspect="1"/>
@@ -3561,7 +1774,7 @@
                   <pic:spPr bwMode="auto">
                     <a:xfrm>
                       <a:off x="0" y="0"/>
-                      <a:ext cx="4762500" cy="3619500"/>
+                      <a:ext cx="609600" cy="428625"/>
                     </a:xfrm>
                     <a:prstGeom prst="rect">
                       <a:avLst/>
@@ -3570,13 +1783,21 @@
                 </pic:pic>
               </a:graphicData>
             </a:graphic>
-          </wp:inline>
+          </wp:anchor>
         </w:drawing>
       </w:r>
-    </w:p>
-    <w:p>
-      <w:pPr>
-        <w:spacing w:after="240" w:before="60" w:line="360" w:lineRule="auto"/>
+      <w:r>
+        <w:rPr>
+          <w:rFonts w:ascii="Times New Roman" w:cs="Times New Roman" w:eastAsia="Times New Roman" w:hAnsi="Times New Roman"/>
+          <w:sz w:val="28"/>
+          <w:szCs w:val="28"/>
+        </w:rPr>
+        <w:t xml:space="preserve">Здобувач вищої освіти  ________________  Олександр КОНОВАЛОВ</w:t>
+      </w:r>
+    </w:p>
+    <w:p>
+      <w:pPr>
+        <w:spacing w:after="0" w:line="360" w:lineRule="auto"/>
         <w:jc w:val="center"/>
       </w:pPr>
       <w:r>
@@ -3585,23 +1806,1939 @@
           <w:sz w:val="28"/>
           <w:szCs w:val="28"/>
         </w:rPr>
-        <w:t xml:space="preserve">Рисунок 1.1 – Ескіз сторінки «Вузи»</w:t>
-      </w:r>
-    </w:p>
-    <w:p>
-      <w:pPr>
-        <w:keepNext w:val="false"/>
-        <w:spacing w:after="0" w:before="0" w:line="360" w:lineRule="auto"/>
-        <w:ind w:firstLine="709"/>
-        <w:jc w:val="both"/>
-      </w:pPr>
-      <w:r>
-        <w:rPr>
-          <w:rFonts w:ascii="Times New Roman" w:cs="Times New Roman" w:eastAsia="Times New Roman" w:hAnsi="Times New Roman"/>
-          <w:sz w:val="28"/>
-          <w:szCs w:val="28"/>
-        </w:rPr>
-        <w:t xml:space="preserve">Додавання та редагування вузу виконуються через модальну форму з полями «Найменування» та «Адреса». Правила перевірки: найменування обов'язкове, від 1 до 200 символів, унікальне серед усіх вузів довідника; адреса обов'язкова, від 1 до 300 символів. Повідомлення про помилки виводяться біля відповідних полів зрозумілою користувачеві мовою; форма не закривається, доки дані не виправлено або дію не скасовано. Ескіз форми зі станом помилки перевірки наведено на рисунку 1.2.</w:t>
+        <w:t xml:space="preserve"/>
+      </w:r>
+    </w:p>
+    <w:p>
+      <w:pPr>
+        <w:keepNext w:val="false"/>
+        <w:spacing w:after="0" w:before="0" w:line="360" w:lineRule="auto"/>
+        <w:ind w:firstLine="0"/>
+        <w:jc w:val="both"/>
+      </w:pPr>
+      <w:r>
+        <w:rPr>
+          <w:rFonts w:ascii="Times New Roman" w:cs="Times New Roman" w:eastAsia="Times New Roman" w:hAnsi="Times New Roman"/>
+          <w:sz w:val="28"/>
+          <w:szCs w:val="28"/>
+        </w:rPr>
+        <w:t xml:space="preserve">Керівник роботи  ________________  ст. викл. Юлія ЧЕРЕПАНОВА</w:t>
+      </w:r>
+    </w:p>
+    <w:p>
+      <w:pPr>
+        <w:sectPr>
+          <w:headerReference w:type="default" r:id="rId7"/>
+          <w:pgSz w:w="11906" w:h="16838" w:orient="portrait"/>
+          <w:pgMar w:top="1134" w:right="850" w:bottom="1134" w:left="1701" w:header="708" w:footer="708" w:gutter="0"/>
+          <w:pgNumType/>
+          <w:docGrid w:linePitch="360"/>
+        </w:sectPr>
+      </w:pPr>
+    </w:p>
+    <w:p>
+      <w:pPr>
+        <w:keepNext/>
+        <w:spacing w:after="360" w:before="0" w:line="360" w:lineRule="auto"/>
+        <w:jc w:val="center"/>
+      </w:pPr>
+      <w:r>
+        <w:rPr>
+          <w:rFonts w:ascii="Times New Roman" w:cs="Times New Roman" w:eastAsia="Times New Roman" w:hAnsi="Times New Roman"/>
+          <w:b/>
+          <w:bCs/>
+          <w:sz w:val="28"/>
+          <w:szCs w:val="28"/>
+        </w:rPr>
+        <w:t xml:space="preserve">РЕФЕРАТ</w:t>
+      </w:r>
+    </w:p>
+    <w:p>
+      <w:pPr>
+        <w:keepNext w:val="false"/>
+        <w:spacing w:after="0" w:before="0" w:line="360" w:lineRule="auto"/>
+        <w:ind w:firstLine="709"/>
+        <w:jc w:val="both"/>
+      </w:pPr>
+      <w:r>
+        <w:rPr>
+          <w:rFonts w:ascii="Times New Roman" w:cs="Times New Roman" w:eastAsia="Times New Roman" w:hAnsi="Times New Roman"/>
+          <w:sz w:val="28"/>
+          <w:szCs w:val="28"/>
+        </w:rPr>
+        <w:t xml:space="preserve">Пояснювальна записка до курсової роботи: 26 с., 6 рис., 1 додаток, 6 джерел.</w:t>
+      </w:r>
+    </w:p>
+    <w:p>
+      <w:pPr>
+        <w:spacing w:after="0" w:line="360" w:lineRule="auto"/>
+        <w:jc w:val="center"/>
+      </w:pPr>
+      <w:r>
+        <w:rPr>
+          <w:rFonts w:ascii="Times New Roman" w:cs="Times New Roman" w:eastAsia="Times New Roman" w:hAnsi="Times New Roman"/>
+          <w:sz w:val="28"/>
+          <w:szCs w:val="28"/>
+        </w:rPr>
+        <w:t xml:space="preserve"/>
+      </w:r>
+    </w:p>
+    <w:p>
+      <w:pPr>
+        <w:keepNext w:val="false"/>
+        <w:spacing w:after="0" w:before="0" w:line="360" w:lineRule="auto"/>
+        <w:ind w:firstLine="709"/>
+        <w:jc w:val="both"/>
+      </w:pPr>
+      <w:r>
+        <w:rPr>
+          <w:rFonts w:ascii="Times New Roman" w:cs="Times New Roman" w:eastAsia="Times New Roman" w:hAnsi="Times New Roman"/>
+          <w:sz w:val="28"/>
+          <w:szCs w:val="28"/>
+        </w:rPr>
+        <w:t xml:space="preserve">ДОВІДНИК, АБІТУРІЄНТ, ВУЗ, СПЕЦІАЛЬНІСТЬ, КОНКУРС, МОВА C#, ООП, .NET, REACT</w:t>
+      </w:r>
+    </w:p>
+    <w:p>
+      <w:pPr>
+        <w:spacing w:after="0" w:line="360" w:lineRule="auto"/>
+        <w:jc w:val="center"/>
+      </w:pPr>
+      <w:r>
+        <w:rPr>
+          <w:rFonts w:ascii="Times New Roman" w:cs="Times New Roman" w:eastAsia="Times New Roman" w:hAnsi="Times New Roman"/>
+          <w:sz w:val="28"/>
+          <w:szCs w:val="28"/>
+        </w:rPr>
+        <w:t xml:space="preserve"/>
+      </w:r>
+    </w:p>
+    <w:p>
+      <w:pPr>
+        <w:keepNext w:val="false"/>
+        <w:spacing w:after="0" w:before="0" w:line="360" w:lineRule="auto"/>
+        <w:ind w:firstLine="709"/>
+        <w:jc w:val="both"/>
+      </w:pPr>
+      <w:r>
+        <w:rPr>
+          <w:rFonts w:ascii="Times New Roman" w:cs="Times New Roman" w:eastAsia="Times New Roman" w:hAnsi="Times New Roman"/>
+          <w:sz w:val="28"/>
+          <w:szCs w:val="28"/>
+        </w:rPr>
+        <w:t xml:space="preserve">Мета роботи — розробити програму-довідник абітурієнта для ведення власної бази вузів та їхніх спеціальностей і виконання запитів, що допомагають обрати місце вступу.</w:t>
+      </w:r>
+    </w:p>
+    <w:p>
+      <w:pPr>
+        <w:keepNext w:val="false"/>
+        <w:spacing w:after="0" w:before="0" w:line="360" w:lineRule="auto"/>
+        <w:ind w:firstLine="709"/>
+        <w:jc w:val="both"/>
+      </w:pPr>
+      <w:r>
+        <w:rPr>
+          <w:rFonts w:ascii="Times New Roman" w:cs="Times New Roman" w:eastAsia="Times New Roman" w:hAnsi="Times New Roman"/>
+          <w:sz w:val="28"/>
+          <w:szCs w:val="28"/>
+        </w:rPr>
+        <w:t xml:space="preserve">У результаті виконання роботи розроблено вебзастосунок, який забезпечує ведення колекцій двох пов'язаних сутностей — вузів і спеціальностей — з перевіркою введених даних, пошук вузів за назвою та адресою, перегляд усіх відомостей щодо обраного вузу, перегляд пропозицій усіх вузів за обраною спеціальністю з фільтром за вартістю навчання, пошук мінімального конкурсу за обраною формою навчання, а також автоматичне збереження і завантаження бази з файлів JSON. Цілісність даних підтримується каскадним видаленням та підтвердженням незворотних дій; коректність керуючої логіки підтверджено модульними тестами.</w:t>
+      </w:r>
+    </w:p>
+    <w:p>
+      <w:pPr>
+        <w:keepNext w:val="false"/>
+        <w:spacing w:after="0" w:before="0" w:line="360" w:lineRule="auto"/>
+        <w:ind w:firstLine="709"/>
+        <w:jc w:val="both"/>
+      </w:pPr>
+      <w:r>
+        <w:rPr>
+          <w:rFonts w:ascii="Times New Roman" w:cs="Times New Roman" w:eastAsia="Times New Roman" w:hAnsi="Times New Roman"/>
+          <w:sz w:val="28"/>
+          <w:szCs w:val="28"/>
+        </w:rPr>
+        <w:t xml:space="preserve">У процесі розробки використано: платформу .NET 10, каркас ASP.NET Core Web API, мову C#, бібліотеку Newtonsoft.Json, бібліотеки React і Tailwind CSS, мову TypeScript.</w:t>
+      </w:r>
+    </w:p>
+    <w:p>
+      <w:pPr>
+        <w:keepNext/>
+        <w:pageBreakBefore/>
+        <w:spacing w:after="360" w:before="0" w:line="360" w:lineRule="auto"/>
+        <w:jc w:val="center"/>
+      </w:pPr>
+      <w:r>
+        <w:rPr>
+          <w:rFonts w:ascii="Times New Roman" w:cs="Times New Roman" w:eastAsia="Times New Roman" w:hAnsi="Times New Roman"/>
+          <w:b/>
+          <w:bCs/>
+          <w:sz w:val="28"/>
+          <w:szCs w:val="28"/>
+        </w:rPr>
+        <w:t xml:space="preserve">ЗМІСТ</w:t>
+      </w:r>
+    </w:p>
+    <w:p>
+      <w:pPr>
+        <w:tabs>
+          <w:tab w:val="right" w:pos="9355" w:leader="dot"/>
+        </w:tabs>
+        <w:spacing w:line="360"/>
+      </w:pPr>
+      <w:r>
+        <w:rPr>
+          <w:rFonts w:ascii="Times New Roman" w:cs="Times New Roman" w:eastAsia="Times New Roman" w:hAnsi="Times New Roman"/>
+          <w:sz w:val="28"/>
+          <w:szCs w:val="28"/>
+        </w:rPr>
+        <w:t xml:space="preserve">Вступ</w:t>
+      </w:r>
+      <w:r>
+        <w:rPr>
+          <w:rFonts w:ascii="Times New Roman" w:cs="Times New Roman" w:eastAsia="Times New Roman" w:hAnsi="Times New Roman"/>
+          <w:sz w:val="28"/>
+          <w:szCs w:val="28"/>
+        </w:rPr>
+        <w:t xml:space="preserve">	6</w:t>
+      </w:r>
+    </w:p>
+    <w:p>
+      <w:pPr>
+        <w:tabs>
+          <w:tab w:val="right" w:pos="9355" w:leader="dot"/>
+        </w:tabs>
+        <w:spacing w:line="360"/>
+      </w:pPr>
+      <w:r>
+        <w:rPr>
+          <w:rFonts w:ascii="Times New Roman" w:cs="Times New Roman" w:eastAsia="Times New Roman" w:hAnsi="Times New Roman"/>
+          <w:sz w:val="28"/>
+          <w:szCs w:val="28"/>
+        </w:rPr>
+        <w:t xml:space="preserve">1 Опис вимог</w:t>
+      </w:r>
+      <w:r>
+        <w:rPr>
+          <w:rFonts w:ascii="Times New Roman" w:cs="Times New Roman" w:eastAsia="Times New Roman" w:hAnsi="Times New Roman"/>
+          <w:sz w:val="28"/>
+          <w:szCs w:val="28"/>
+        </w:rPr>
+        <w:t xml:space="preserve">	7</w:t>
+      </w:r>
+    </w:p>
+    <w:p>
+      <w:pPr>
+        <w:tabs>
+          <w:tab w:val="right" w:pos="9355" w:leader="dot"/>
+        </w:tabs>
+        <w:spacing w:line="360"/>
+        <w:ind w:left="283"/>
+      </w:pPr>
+      <w:r>
+        <w:rPr>
+          <w:rFonts w:ascii="Times New Roman" w:cs="Times New Roman" w:eastAsia="Times New Roman" w:hAnsi="Times New Roman"/>
+          <w:sz w:val="28"/>
+          <w:szCs w:val="28"/>
+        </w:rPr>
+        <w:t xml:space="preserve">1.1 Сценарії використання</w:t>
+      </w:r>
+      <w:r>
+        <w:rPr>
+          <w:rFonts w:ascii="Times New Roman" w:cs="Times New Roman" w:eastAsia="Times New Roman" w:hAnsi="Times New Roman"/>
+          <w:sz w:val="28"/>
+          <w:szCs w:val="28"/>
+        </w:rPr>
+        <w:t xml:space="preserve">	7</w:t>
+      </w:r>
+    </w:p>
+    <w:p>
+      <w:pPr>
+        <w:tabs>
+          <w:tab w:val="right" w:pos="9355" w:leader="dot"/>
+        </w:tabs>
+        <w:spacing w:line="360"/>
+        <w:ind w:left="283"/>
+      </w:pPr>
+      <w:r>
+        <w:rPr>
+          <w:rFonts w:ascii="Times New Roman" w:cs="Times New Roman" w:eastAsia="Times New Roman" w:hAnsi="Times New Roman"/>
+          <w:sz w:val="28"/>
+          <w:szCs w:val="28"/>
+        </w:rPr>
+        <w:t xml:space="preserve">1.2 Функції програми</w:t>
+      </w:r>
+      <w:r>
+        <w:rPr>
+          <w:rFonts w:ascii="Times New Roman" w:cs="Times New Roman" w:eastAsia="Times New Roman" w:hAnsi="Times New Roman"/>
+          <w:sz w:val="28"/>
+          <w:szCs w:val="28"/>
+        </w:rPr>
+        <w:t xml:space="preserve">	11</w:t>
+      </w:r>
+    </w:p>
+    <w:p>
+      <w:pPr>
+        <w:tabs>
+          <w:tab w:val="right" w:pos="9355" w:leader="dot"/>
+        </w:tabs>
+        <w:spacing w:line="360"/>
+      </w:pPr>
+      <w:r>
+        <w:rPr>
+          <w:rFonts w:ascii="Times New Roman" w:cs="Times New Roman" w:eastAsia="Times New Roman" w:hAnsi="Times New Roman"/>
+          <w:sz w:val="28"/>
+          <w:szCs w:val="28"/>
+        </w:rPr>
+        <w:t xml:space="preserve">2 Проєктування програми</w:t>
+      </w:r>
+      <w:r>
+        <w:rPr>
+          <w:rFonts w:ascii="Times New Roman" w:cs="Times New Roman" w:eastAsia="Times New Roman" w:hAnsi="Times New Roman"/>
+          <w:sz w:val="28"/>
+          <w:szCs w:val="28"/>
+        </w:rPr>
+        <w:t xml:space="preserve">	17</w:t>
+      </w:r>
+    </w:p>
+    <w:p>
+      <w:pPr>
+        <w:tabs>
+          <w:tab w:val="right" w:pos="9355" w:leader="dot"/>
+        </w:tabs>
+        <w:spacing w:line="360"/>
+        <w:ind w:left="283"/>
+      </w:pPr>
+      <w:r>
+        <w:rPr>
+          <w:rFonts w:ascii="Times New Roman" w:cs="Times New Roman" w:eastAsia="Times New Roman" w:hAnsi="Times New Roman"/>
+          <w:sz w:val="28"/>
+          <w:szCs w:val="28"/>
+        </w:rPr>
+        <w:t xml:space="preserve">2.1 Структура проєкту та архітектурні рішення</w:t>
+      </w:r>
+      <w:r>
+        <w:rPr>
+          <w:rFonts w:ascii="Times New Roman" w:cs="Times New Roman" w:eastAsia="Times New Roman" w:hAnsi="Times New Roman"/>
+          <w:sz w:val="28"/>
+          <w:szCs w:val="28"/>
+        </w:rPr>
+        <w:t xml:space="preserve">	17</w:t>
+      </w:r>
+    </w:p>
+    <w:p>
+      <w:pPr>
+        <w:tabs>
+          <w:tab w:val="right" w:pos="9355" w:leader="dot"/>
+        </w:tabs>
+        <w:spacing w:line="360"/>
+        <w:ind w:left="283"/>
+      </w:pPr>
+      <w:r>
+        <w:rPr>
+          <w:rFonts w:ascii="Times New Roman" w:cs="Times New Roman" w:eastAsia="Times New Roman" w:hAnsi="Times New Roman"/>
+          <w:sz w:val="28"/>
+          <w:szCs w:val="28"/>
+        </w:rPr>
+        <w:t xml:space="preserve">2.2 Схема організації даних</w:t>
+      </w:r>
+      <w:r>
+        <w:rPr>
+          <w:rFonts w:ascii="Times New Roman" w:cs="Times New Roman" w:eastAsia="Times New Roman" w:hAnsi="Times New Roman"/>
+          <w:sz w:val="28"/>
+          <w:szCs w:val="28"/>
+        </w:rPr>
+        <w:t xml:space="preserve">	18</w:t>
+      </w:r>
+    </w:p>
+    <w:p>
+      <w:pPr>
+        <w:tabs>
+          <w:tab w:val="right" w:pos="9355" w:leader="dot"/>
+        </w:tabs>
+        <w:spacing w:line="360"/>
+        <w:ind w:left="283"/>
+      </w:pPr>
+      <w:r>
+        <w:rPr>
+          <w:rFonts w:ascii="Times New Roman" w:cs="Times New Roman" w:eastAsia="Times New Roman" w:hAnsi="Times New Roman"/>
+          <w:sz w:val="28"/>
+          <w:szCs w:val="28"/>
+        </w:rPr>
+        <w:t xml:space="preserve">2.3 Класи предметної галузі</w:t>
+      </w:r>
+      <w:r>
+        <w:rPr>
+          <w:rFonts w:ascii="Times New Roman" w:cs="Times New Roman" w:eastAsia="Times New Roman" w:hAnsi="Times New Roman"/>
+          <w:sz w:val="28"/>
+          <w:szCs w:val="28"/>
+        </w:rPr>
+        <w:t xml:space="preserve">	18</w:t>
+      </w:r>
+    </w:p>
+    <w:p>
+      <w:pPr>
+        <w:tabs>
+          <w:tab w:val="right" w:pos="9355" w:leader="dot"/>
+        </w:tabs>
+        <w:spacing w:line="360"/>
+        <w:ind w:left="283"/>
+      </w:pPr>
+      <w:r>
+        <w:rPr>
+          <w:rFonts w:ascii="Times New Roman" w:cs="Times New Roman" w:eastAsia="Times New Roman" w:hAnsi="Times New Roman"/>
+          <w:sz w:val="28"/>
+          <w:szCs w:val="28"/>
+        </w:rPr>
+        <w:t xml:space="preserve">2.4 Графічний інтерфейс</w:t>
+      </w:r>
+      <w:r>
+        <w:rPr>
+          <w:rFonts w:ascii="Times New Roman" w:cs="Times New Roman" w:eastAsia="Times New Roman" w:hAnsi="Times New Roman"/>
+          <w:sz w:val="28"/>
+          <w:szCs w:val="28"/>
+        </w:rPr>
+        <w:t xml:space="preserve">	20</w:t>
+      </w:r>
+    </w:p>
+    <w:p>
+      <w:pPr>
+        <w:tabs>
+          <w:tab w:val="right" w:pos="9355" w:leader="dot"/>
+        </w:tabs>
+        <w:spacing w:line="360"/>
+        <w:ind w:left="283"/>
+      </w:pPr>
+      <w:r>
+        <w:rPr>
+          <w:rFonts w:ascii="Times New Roman" w:cs="Times New Roman" w:eastAsia="Times New Roman" w:hAnsi="Times New Roman"/>
+          <w:sz w:val="28"/>
+          <w:szCs w:val="28"/>
+        </w:rPr>
+        <w:t xml:space="preserve">2.5 Керуюча логіка</w:t>
+      </w:r>
+      <w:r>
+        <w:rPr>
+          <w:rFonts w:ascii="Times New Roman" w:cs="Times New Roman" w:eastAsia="Times New Roman" w:hAnsi="Times New Roman"/>
+          <w:sz w:val="28"/>
+          <w:szCs w:val="28"/>
+        </w:rPr>
+        <w:t xml:space="preserve">	21</w:t>
+      </w:r>
+    </w:p>
+    <w:p>
+      <w:pPr>
+        <w:tabs>
+          <w:tab w:val="right" w:pos="9355" w:leader="dot"/>
+        </w:tabs>
+        <w:spacing w:line="360"/>
+        <w:ind w:left="283"/>
+      </w:pPr>
+      <w:r>
+        <w:rPr>
+          <w:rFonts w:ascii="Times New Roman" w:cs="Times New Roman" w:eastAsia="Times New Roman" w:hAnsi="Times New Roman"/>
+          <w:sz w:val="28"/>
+          <w:szCs w:val="28"/>
+        </w:rPr>
+        <w:t xml:space="preserve">2.6 Інструкція зі встановлення</w:t>
+      </w:r>
+      <w:r>
+        <w:rPr>
+          <w:rFonts w:ascii="Times New Roman" w:cs="Times New Roman" w:eastAsia="Times New Roman" w:hAnsi="Times New Roman"/>
+          <w:sz w:val="28"/>
+          <w:szCs w:val="28"/>
+        </w:rPr>
+        <w:t xml:space="preserve">	22</w:t>
+      </w:r>
+    </w:p>
+    <w:p>
+      <w:pPr>
+        <w:tabs>
+          <w:tab w:val="right" w:pos="9355" w:leader="dot"/>
+        </w:tabs>
+        <w:spacing w:line="360"/>
+      </w:pPr>
+      <w:r>
+        <w:rPr>
+          <w:rFonts w:ascii="Times New Roman" w:cs="Times New Roman" w:eastAsia="Times New Roman" w:hAnsi="Times New Roman"/>
+          <w:sz w:val="28"/>
+          <w:szCs w:val="28"/>
+        </w:rPr>
+        <w:t xml:space="preserve">Висновки</w:t>
+      </w:r>
+      <w:r>
+        <w:rPr>
+          <w:rFonts w:ascii="Times New Roman" w:cs="Times New Roman" w:eastAsia="Times New Roman" w:hAnsi="Times New Roman"/>
+          <w:sz w:val="28"/>
+          <w:szCs w:val="28"/>
+        </w:rPr>
+        <w:t xml:space="preserve">	24</w:t>
+      </w:r>
+    </w:p>
+    <w:p>
+      <w:pPr>
+        <w:tabs>
+          <w:tab w:val="right" w:pos="9355" w:leader="dot"/>
+        </w:tabs>
+        <w:spacing w:line="360"/>
+      </w:pPr>
+      <w:r>
+        <w:rPr>
+          <w:rFonts w:ascii="Times New Roman" w:cs="Times New Roman" w:eastAsia="Times New Roman" w:hAnsi="Times New Roman"/>
+          <w:sz w:val="28"/>
+          <w:szCs w:val="28"/>
+        </w:rPr>
+        <w:t xml:space="preserve">Перелік джерел посилання</w:t>
+      </w:r>
+      <w:r>
+        <w:rPr>
+          <w:rFonts w:ascii="Times New Roman" w:cs="Times New Roman" w:eastAsia="Times New Roman" w:hAnsi="Times New Roman"/>
+          <w:sz w:val="28"/>
+          <w:szCs w:val="28"/>
+        </w:rPr>
+        <w:t xml:space="preserve">	25</w:t>
+      </w:r>
+    </w:p>
+    <w:p>
+      <w:pPr>
+        <w:tabs>
+          <w:tab w:val="right" w:pos="9355" w:leader="dot"/>
+        </w:tabs>
+        <w:spacing w:line="360"/>
+      </w:pPr>
+      <w:r>
+        <w:rPr>
+          <w:rFonts w:ascii="Times New Roman" w:cs="Times New Roman" w:eastAsia="Times New Roman" w:hAnsi="Times New Roman"/>
+          <w:sz w:val="28"/>
+          <w:szCs w:val="28"/>
+        </w:rPr>
+        <w:t xml:space="preserve">Додаток А Посилання на код програми</w:t>
+      </w:r>
+      <w:r>
+        <w:rPr>
+          <w:rFonts w:ascii="Times New Roman" w:cs="Times New Roman" w:eastAsia="Times New Roman" w:hAnsi="Times New Roman"/>
+          <w:sz w:val="28"/>
+          <w:szCs w:val="28"/>
+        </w:rPr>
+        <w:t xml:space="preserve">	26</w:t>
+      </w:r>
+    </w:p>
+    <w:p>
+      <w:pPr>
+        <w:pStyle w:val="Heading1"/>
+        <w:keepNext/>
+        <w:pageBreakBefore/>
+        <w:spacing w:after="360" w:before="0" w:line="360" w:lineRule="auto"/>
+        <w:jc w:val="center"/>
+      </w:pPr>
+      <w:r>
+        <w:rPr>
+          <w:rFonts w:ascii="Times New Roman" w:cs="Times New Roman" w:eastAsia="Times New Roman" w:hAnsi="Times New Roman"/>
+          <w:b/>
+          <w:bCs/>
+          <w:sz w:val="28"/>
+          <w:szCs w:val="28"/>
+        </w:rPr>
+        <w:t xml:space="preserve">ВСТУП</w:t>
+      </w:r>
+    </w:p>
+    <w:p>
+      <w:pPr>
+        <w:keepNext w:val="false"/>
+        <w:spacing w:after="0" w:before="0" w:line="360" w:lineRule="auto"/>
+        <w:ind w:firstLine="709"/>
+        <w:jc w:val="both"/>
+      </w:pPr>
+      <w:r>
+        <w:rPr>
+          <w:rFonts w:ascii="Times New Roman" w:cs="Times New Roman" w:eastAsia="Times New Roman" w:hAnsi="Times New Roman"/>
+          <w:sz w:val="28"/>
+          <w:szCs w:val="28"/>
+        </w:rPr>
+        <w:t xml:space="preserve">Вибір місця вступу — одне з найвідповідальніших рішень для абітурієнта. Відомості про вузи розкидані за десятками окремих сайтів, подаються в різних форматах і часто неповні, а друковані довідники застарівають ще до початку вступної кампанії. Через це порівняти вузи за конкурсом минулого року чи вартістю контрактного навчання за обраною спеціальністю важко: доводиться вручну виписувати числа з різних джерел і зводити їх докупи.</w:t>
+      </w:r>
+    </w:p>
+    <w:p>
+      <w:pPr>
+        <w:keepNext w:val="false"/>
+        <w:spacing w:after="0" w:before="0" w:line="360" w:lineRule="auto"/>
+        <w:ind w:firstLine="709"/>
+        <w:jc w:val="both"/>
+      </w:pPr>
+      <w:r>
+        <w:rPr>
+          <w:rFonts w:ascii="Times New Roman" w:cs="Times New Roman" w:eastAsia="Times New Roman" w:hAnsi="Times New Roman"/>
+          <w:sz w:val="28"/>
+          <w:szCs w:val="28"/>
+        </w:rPr>
+        <w:t xml:space="preserve">Мета роботи — створити програму-довідник, яка дає змогу вести власну базу вузів та їхніх спеціальностей і швидко отримувати з неї відповіді на типові запитання абітурієнта. Для кожного вузу зберігаються найменування, адреса та перелік спеціальностей; для кожної спеціальності — конкурс минулого року за денною, вечірньою та заочною формами навчання і розмір оплати при договірному навчанні.</w:t>
+      </w:r>
+    </w:p>
+    <w:p>
+      <w:pPr>
+        <w:keepNext w:val="false"/>
+        <w:spacing w:after="0" w:before="0" w:line="360" w:lineRule="auto"/>
+        <w:ind w:firstLine="709"/>
+        <w:jc w:val="both"/>
+      </w:pPr>
+      <w:r>
+        <w:rPr>
+          <w:rFonts w:ascii="Times New Roman" w:cs="Times New Roman" w:eastAsia="Times New Roman" w:hAnsi="Times New Roman"/>
+          <w:sz w:val="28"/>
+          <w:szCs w:val="28"/>
+        </w:rPr>
+        <w:t xml:space="preserve">Типова діяльність користувача складається з двох частин. Спочатку він наповнює базу: додає вузи, які його цікавлять, і вносить відомості про їхні спеціальності, а надалі підтримує дані актуальними — виправляє та доповнює їх у міру появи нової інформації. Далі він користується базою: переглядає все щодо обраного вузу, порівнює пропозиції різних вузів за обраною спеціальністю та шукає, де конкурс за потрібною формою навчання найменший.</w:t>
+      </w:r>
+    </w:p>
+    <w:p>
+      <w:pPr>
+        <w:keepNext w:val="false"/>
+        <w:spacing w:after="0" w:before="0" w:line="360" w:lineRule="auto"/>
+        <w:ind w:firstLine="709"/>
+        <w:jc w:val="both"/>
+      </w:pPr>
+      <w:r>
+        <w:rPr>
+          <w:rFonts w:ascii="Times New Roman" w:cs="Times New Roman" w:eastAsia="Times New Roman" w:hAnsi="Times New Roman"/>
+          <w:sz w:val="28"/>
+          <w:szCs w:val="28"/>
+        </w:rPr>
+        <w:t xml:space="preserve">Основний сценарій використання такий: користувач вносить до бази вузи та їхні спеціальності, потім обирає спеціальність, за якою планує вступати, переглядає таблицю всіх вузів, де вона викладається, за потреби обмежує перелік прийнятною вартістю навчання і знаходить вуз з мінімальним конкурсом за обраною формою навчання. Усі внесені дані зберігаються між запусками програми автоматично.</w:t>
+      </w:r>
+    </w:p>
+    <w:p>
+      <w:pPr>
+        <w:pStyle w:val="Heading1"/>
+        <w:keepNext/>
+        <w:pageBreakBefore/>
+        <w:spacing w:after="360" w:before="0" w:line="360" w:lineRule="auto"/>
+        <w:jc w:val="center"/>
+      </w:pPr>
+      <w:r>
+        <w:rPr>
+          <w:rFonts w:ascii="Times New Roman" w:cs="Times New Roman" w:eastAsia="Times New Roman" w:hAnsi="Times New Roman"/>
+          <w:b/>
+          <w:bCs/>
+          <w:sz w:val="28"/>
+          <w:szCs w:val="28"/>
+        </w:rPr>
+        <w:t xml:space="preserve">1 ОПИС ВИМОГ</w:t>
+      </w:r>
+    </w:p>
+    <w:p>
+      <w:pPr>
+        <w:keepNext w:val="false"/>
+        <w:spacing w:after="0" w:before="0" w:line="360" w:lineRule="auto"/>
+        <w:ind w:firstLine="709"/>
+        <w:jc w:val="both"/>
+      </w:pPr>
+      <w:r>
+        <w:rPr>
+          <w:rFonts w:ascii="Times New Roman" w:cs="Times New Roman" w:eastAsia="Times New Roman" w:hAnsi="Times New Roman"/>
+          <w:sz w:val="28"/>
+          <w:szCs w:val="28"/>
+        </w:rPr>
+        <w:t xml:space="preserve">Програма призначена для одного користувача — абітурієнта або працівника довідкової служби, який самостійно веде базу вузів і користується нею для вибору місця вступу. Авторизація не передбачена: та сама особа наповнює базу та виконує запити до неї.</w:t>
+      </w:r>
+    </w:p>
+    <w:p>
+      <w:pPr>
+        <w:pStyle w:val="Heading2"/>
+        <w:keepNext/>
+        <w:spacing w:after="360" w:before="360" w:line="360" w:lineRule="auto"/>
+        <w:ind w:firstLine="709"/>
+      </w:pPr>
+      <w:r>
+        <w:rPr>
+          <w:rFonts w:ascii="Times New Roman" w:cs="Times New Roman" w:eastAsia="Times New Roman" w:hAnsi="Times New Roman"/>
+          <w:b/>
+          <w:bCs/>
+          <w:sz w:val="28"/>
+          <w:szCs w:val="28"/>
+        </w:rPr>
+        <w:t xml:space="preserve">1.1 Сценарії використання</w:t>
+      </w:r>
+    </w:p>
+    <w:p>
+      <w:pPr>
+        <w:keepNext w:val="false"/>
+        <w:spacing w:after="0" w:before="0" w:line="360" w:lineRule="auto"/>
+        <w:ind w:firstLine="709"/>
+        <w:jc w:val="both"/>
+      </w:pPr>
+      <w:r>
+        <w:rPr>
+          <w:rFonts w:ascii="Times New Roman" w:cs="Times New Roman" w:eastAsia="Times New Roman" w:hAnsi="Times New Roman"/>
+          <w:sz w:val="28"/>
+          <w:szCs w:val="28"/>
+        </w:rPr>
+        <w:t xml:space="preserve">З аналізу завдання та типової діяльності користувача виділено такі сценарії використання програми:</w:t>
+      </w:r>
+    </w:p>
+    <w:p>
+      <w:pPr>
+        <w:keepNext w:val="false"/>
+        <w:spacing w:after="0" w:before="0" w:line="360" w:lineRule="auto"/>
+        <w:ind w:firstLine="709"/>
+        <w:jc w:val="both"/>
+      </w:pPr>
+      <w:r>
+        <w:rPr>
+          <w:rFonts w:ascii="Times New Roman" w:cs="Times New Roman" w:eastAsia="Times New Roman" w:hAnsi="Times New Roman"/>
+          <w:sz w:val="28"/>
+          <w:szCs w:val="28"/>
+        </w:rPr>
+        <w:t xml:space="preserve">– додавання вузу;</w:t>
+      </w:r>
+    </w:p>
+    <w:p>
+      <w:pPr>
+        <w:keepNext w:val="false"/>
+        <w:spacing w:after="0" w:before="0" w:line="360" w:lineRule="auto"/>
+        <w:ind w:firstLine="709"/>
+        <w:jc w:val="both"/>
+      </w:pPr>
+      <w:r>
+        <w:rPr>
+          <w:rFonts w:ascii="Times New Roman" w:cs="Times New Roman" w:eastAsia="Times New Roman" w:hAnsi="Times New Roman"/>
+          <w:sz w:val="28"/>
+          <w:szCs w:val="28"/>
+        </w:rPr>
+        <w:t xml:space="preserve">– додавання спеціальності до вузу;</w:t>
+      </w:r>
+    </w:p>
+    <w:p>
+      <w:pPr>
+        <w:keepNext w:val="false"/>
+        <w:spacing w:after="0" w:before="0" w:line="360" w:lineRule="auto"/>
+        <w:ind w:firstLine="709"/>
+        <w:jc w:val="both"/>
+      </w:pPr>
+      <w:r>
+        <w:rPr>
+          <w:rFonts w:ascii="Times New Roman" w:cs="Times New Roman" w:eastAsia="Times New Roman" w:hAnsi="Times New Roman"/>
+          <w:sz w:val="28"/>
+          <w:szCs w:val="28"/>
+        </w:rPr>
+        <w:t xml:space="preserve">– редагування об'єкта (вузу або спеціальності);</w:t>
+      </w:r>
+    </w:p>
+    <w:p>
+      <w:pPr>
+        <w:keepNext w:val="false"/>
+        <w:spacing w:after="0" w:before="0" w:line="360" w:lineRule="auto"/>
+        <w:ind w:firstLine="709"/>
+        <w:jc w:val="both"/>
+      </w:pPr>
+      <w:r>
+        <w:rPr>
+          <w:rFonts w:ascii="Times New Roman" w:cs="Times New Roman" w:eastAsia="Times New Roman" w:hAnsi="Times New Roman"/>
+          <w:sz w:val="28"/>
+          <w:szCs w:val="28"/>
+        </w:rPr>
+        <w:t xml:space="preserve">– видалення об'єкта з підтвердженням;</w:t>
+      </w:r>
+    </w:p>
+    <w:p>
+      <w:pPr>
+        <w:keepNext w:val="false"/>
+        <w:spacing w:after="0" w:before="0" w:line="360" w:lineRule="auto"/>
+        <w:ind w:firstLine="709"/>
+        <w:jc w:val="both"/>
+      </w:pPr>
+      <w:r>
+        <w:rPr>
+          <w:rFonts w:ascii="Times New Roman" w:cs="Times New Roman" w:eastAsia="Times New Roman" w:hAnsi="Times New Roman"/>
+          <w:sz w:val="28"/>
+          <w:szCs w:val="28"/>
+        </w:rPr>
+        <w:t xml:space="preserve">– пошук вузів за назвою або адресою;</w:t>
+      </w:r>
+    </w:p>
+    <w:p>
+      <w:pPr>
+        <w:keepNext w:val="false"/>
+        <w:spacing w:after="0" w:before="0" w:line="360" w:lineRule="auto"/>
+        <w:ind w:firstLine="709"/>
+        <w:jc w:val="both"/>
+      </w:pPr>
+      <w:r>
+        <w:rPr>
+          <w:rFonts w:ascii="Times New Roman" w:cs="Times New Roman" w:eastAsia="Times New Roman" w:hAnsi="Times New Roman"/>
+          <w:sz w:val="28"/>
+          <w:szCs w:val="28"/>
+        </w:rPr>
+        <w:t xml:space="preserve">– перегляд усіх відомостей щодо обраного вузу;</w:t>
+      </w:r>
+    </w:p>
+    <w:p>
+      <w:pPr>
+        <w:keepNext w:val="false"/>
+        <w:spacing w:after="0" w:before="0" w:line="360" w:lineRule="auto"/>
+        <w:ind w:firstLine="709"/>
+        <w:jc w:val="both"/>
+      </w:pPr>
+      <w:r>
+        <w:rPr>
+          <w:rFonts w:ascii="Times New Roman" w:cs="Times New Roman" w:eastAsia="Times New Roman" w:hAnsi="Times New Roman"/>
+          <w:sz w:val="28"/>
+          <w:szCs w:val="28"/>
+        </w:rPr>
+        <w:t xml:space="preserve">– перегляд усіх відомостей щодо обраної спеціальності;</w:t>
+      </w:r>
+    </w:p>
+    <w:p>
+      <w:pPr>
+        <w:keepNext w:val="false"/>
+        <w:spacing w:after="0" w:before="0" w:line="360" w:lineRule="auto"/>
+        <w:ind w:firstLine="709"/>
+        <w:jc w:val="both"/>
+      </w:pPr>
+      <w:r>
+        <w:rPr>
+          <w:rFonts w:ascii="Times New Roman" w:cs="Times New Roman" w:eastAsia="Times New Roman" w:hAnsi="Times New Roman"/>
+          <w:sz w:val="28"/>
+          <w:szCs w:val="28"/>
+        </w:rPr>
+        <w:t xml:space="preserve">– пошук мінімального конкурсу зі спеціальності;</w:t>
+      </w:r>
+    </w:p>
+    <w:p>
+      <w:pPr>
+        <w:keepNext w:val="false"/>
+        <w:spacing w:after="0" w:before="0" w:line="360" w:lineRule="auto"/>
+        <w:ind w:firstLine="709"/>
+        <w:jc w:val="both"/>
+      </w:pPr>
+      <w:r>
+        <w:rPr>
+          <w:rFonts w:ascii="Times New Roman" w:cs="Times New Roman" w:eastAsia="Times New Roman" w:hAnsi="Times New Roman"/>
+          <w:sz w:val="28"/>
+          <w:szCs w:val="28"/>
+        </w:rPr>
+        <w:t xml:space="preserve">– збереження та завантаження бази.</w:t>
+      </w:r>
+    </w:p>
+    <w:p>
+      <w:pPr>
+        <w:keepNext w:val="false"/>
+        <w:spacing w:after="0" w:before="0" w:line="360" w:lineRule="auto"/>
+        <w:ind w:firstLine="709"/>
+        <w:jc w:val="both"/>
+      </w:pPr>
+      <w:r>
+        <w:rPr>
+          <w:rFonts w:ascii="Times New Roman" w:cs="Times New Roman" w:eastAsia="Times New Roman" w:hAnsi="Times New Roman"/>
+          <w:sz w:val="28"/>
+          <w:szCs w:val="28"/>
+        </w:rPr>
+        <w:t xml:space="preserve">Нижче кожен сценарій описано докладно: зазначено передумову, основну послідовність дій користувача і програми та альтернативні послідовності.</w:t>
+      </w:r>
+    </w:p>
+    <w:p>
+      <w:pPr>
+        <w:keepNext/>
+        <w:spacing w:after="0" w:before="120" w:line="360" w:lineRule="auto"/>
+        <w:ind w:firstLine="709"/>
+        <w:jc w:val="both"/>
+      </w:pPr>
+      <w:r>
+        <w:rPr>
+          <w:rFonts w:ascii="Times New Roman" w:cs="Times New Roman" w:eastAsia="Times New Roman" w:hAnsi="Times New Roman"/>
+          <w:sz w:val="28"/>
+          <w:szCs w:val="28"/>
+        </w:rPr>
+        <w:t xml:space="preserve">Сценарій 1 — додавання вузу.</w:t>
+      </w:r>
+    </w:p>
+    <w:p>
+      <w:pPr>
+        <w:keepNext/>
+        <w:spacing w:after="0" w:before="0" w:line="360" w:lineRule="auto"/>
+        <w:ind w:firstLine="709"/>
+        <w:jc w:val="both"/>
+      </w:pPr>
+      <w:r>
+        <w:rPr>
+          <w:rFonts w:ascii="Times New Roman" w:cs="Times New Roman" w:eastAsia="Times New Roman" w:hAnsi="Times New Roman"/>
+          <w:sz w:val="28"/>
+          <w:szCs w:val="28"/>
+        </w:rPr>
+        <w:t xml:space="preserve">Передумова: користувач перебуває на сторінці «Вузи».</w:t>
+      </w:r>
+    </w:p>
+    <w:p>
+      <w:pPr>
+        <w:keepNext/>
+        <w:spacing w:after="0" w:before="0" w:line="360" w:lineRule="auto"/>
+        <w:ind w:firstLine="709"/>
+        <w:jc w:val="both"/>
+      </w:pPr>
+      <w:r>
+        <w:rPr>
+          <w:rFonts w:ascii="Times New Roman" w:cs="Times New Roman" w:eastAsia="Times New Roman" w:hAnsi="Times New Roman"/>
+          <w:sz w:val="28"/>
+          <w:szCs w:val="28"/>
+        </w:rPr>
+        <w:t xml:space="preserve">Основний сценарій:</w:t>
+      </w:r>
+    </w:p>
+    <w:p>
+      <w:pPr>
+        <w:keepNext/>
+        <w:spacing w:after="0" w:before="0" w:line="360" w:lineRule="auto"/>
+        <w:ind w:firstLine="709"/>
+        <w:jc w:val="both"/>
+      </w:pPr>
+      <w:r>
+        <w:rPr>
+          <w:rFonts w:ascii="Times New Roman" w:cs="Times New Roman" w:eastAsia="Times New Roman" w:hAnsi="Times New Roman"/>
+          <w:sz w:val="28"/>
+          <w:szCs w:val="28"/>
+        </w:rPr>
+        <w:t xml:space="preserve">1) користувач натискає кнопку «Додати вуз»;</w:t>
+      </w:r>
+    </w:p>
+    <w:p>
+      <w:pPr>
+        <w:keepNext/>
+        <w:spacing w:after="0" w:before="0" w:line="360" w:lineRule="auto"/>
+        <w:ind w:firstLine="709"/>
+        <w:jc w:val="both"/>
+      </w:pPr>
+      <w:r>
+        <w:rPr>
+          <w:rFonts w:ascii="Times New Roman" w:cs="Times New Roman" w:eastAsia="Times New Roman" w:hAnsi="Times New Roman"/>
+          <w:sz w:val="28"/>
+          <w:szCs w:val="28"/>
+        </w:rPr>
+        <w:t xml:space="preserve">2) програма відкриває модальну форму з полями «Найменування» та «Адреса»;</w:t>
+      </w:r>
+    </w:p>
+    <w:p>
+      <w:pPr>
+        <w:keepNext/>
+        <w:spacing w:after="0" w:before="0" w:line="360" w:lineRule="auto"/>
+        <w:ind w:firstLine="709"/>
+        <w:jc w:val="both"/>
+      </w:pPr>
+      <w:r>
+        <w:rPr>
+          <w:rFonts w:ascii="Times New Roman" w:cs="Times New Roman" w:eastAsia="Times New Roman" w:hAnsi="Times New Roman"/>
+          <w:sz w:val="28"/>
+          <w:szCs w:val="28"/>
+        </w:rPr>
+        <w:t xml:space="preserve">3) користувач заповнює поля та підтверджує збереження кнопкою «Зберегти» або клавішею Enter;</w:t>
+      </w:r>
+    </w:p>
+    <w:p>
+      <w:pPr>
+        <w:keepNext w:val="false"/>
+        <w:spacing w:after="0" w:before="0" w:line="360" w:lineRule="auto"/>
+        <w:ind w:firstLine="709"/>
+        <w:jc w:val="both"/>
+      </w:pPr>
+      <w:r>
+        <w:rPr>
+          <w:rFonts w:ascii="Times New Roman" w:cs="Times New Roman" w:eastAsia="Times New Roman" w:hAnsi="Times New Roman"/>
+          <w:sz w:val="28"/>
+          <w:szCs w:val="28"/>
+        </w:rPr>
+        <w:t xml:space="preserve">4) програма перевіряє введені дані, додає вуз до бази, зберігає базу у файл і показує оновлений перелік вузів.</w:t>
+      </w:r>
+    </w:p>
+    <w:p>
+      <w:pPr>
+        <w:keepNext w:val="false"/>
+        <w:spacing w:after="0" w:before="0" w:line="360" w:lineRule="auto"/>
+        <w:ind w:firstLine="709"/>
+        <w:jc w:val="both"/>
+      </w:pPr>
+      <w:r>
+        <w:rPr>
+          <w:rFonts w:ascii="Times New Roman" w:cs="Times New Roman" w:eastAsia="Times New Roman" w:hAnsi="Times New Roman"/>
+          <w:sz w:val="28"/>
+          <w:szCs w:val="28"/>
+        </w:rPr>
+        <w:t xml:space="preserve">Альтернативний сценарій: якщо введені дані некоректні (порожнє найменування чи адреса, перевищення припустимої довжини або вуз з таким найменуванням уже є в довіднику), програма виводить повідомлення біля відповідних полів; запис не створюється, форма залишається відкритою для виправлення.</w:t>
+      </w:r>
+    </w:p>
+    <w:p>
+      <w:pPr>
+        <w:keepNext/>
+        <w:spacing w:after="0" w:before="120" w:line="360" w:lineRule="auto"/>
+        <w:ind w:firstLine="709"/>
+        <w:jc w:val="both"/>
+      </w:pPr>
+      <w:r>
+        <w:rPr>
+          <w:rFonts w:ascii="Times New Roman" w:cs="Times New Roman" w:eastAsia="Times New Roman" w:hAnsi="Times New Roman"/>
+          <w:sz w:val="28"/>
+          <w:szCs w:val="28"/>
+        </w:rPr>
+        <w:t xml:space="preserve">Сценарій 2 — додавання спеціальності до вузу.</w:t>
+      </w:r>
+    </w:p>
+    <w:p>
+      <w:pPr>
+        <w:keepNext/>
+        <w:spacing w:after="0" w:before="0" w:line="360" w:lineRule="auto"/>
+        <w:ind w:firstLine="709"/>
+        <w:jc w:val="both"/>
+      </w:pPr>
+      <w:r>
+        <w:rPr>
+          <w:rFonts w:ascii="Times New Roman" w:cs="Times New Roman" w:eastAsia="Times New Roman" w:hAnsi="Times New Roman"/>
+          <w:sz w:val="28"/>
+          <w:szCs w:val="28"/>
+        </w:rPr>
+        <w:t xml:space="preserve">Передумова: користувач відкрив сторінку обраного вузу.</w:t>
+      </w:r>
+    </w:p>
+    <w:p>
+      <w:pPr>
+        <w:keepNext/>
+        <w:spacing w:after="0" w:before="0" w:line="360" w:lineRule="auto"/>
+        <w:ind w:firstLine="709"/>
+        <w:jc w:val="both"/>
+      </w:pPr>
+      <w:r>
+        <w:rPr>
+          <w:rFonts w:ascii="Times New Roman" w:cs="Times New Roman" w:eastAsia="Times New Roman" w:hAnsi="Times New Roman"/>
+          <w:sz w:val="28"/>
+          <w:szCs w:val="28"/>
+        </w:rPr>
+        <w:t xml:space="preserve">Основний сценарій:</w:t>
+      </w:r>
+    </w:p>
+    <w:p>
+      <w:pPr>
+        <w:keepNext/>
+        <w:spacing w:after="0" w:before="0" w:line="360" w:lineRule="auto"/>
+        <w:ind w:firstLine="709"/>
+        <w:jc w:val="both"/>
+      </w:pPr>
+      <w:r>
+        <w:rPr>
+          <w:rFonts w:ascii="Times New Roman" w:cs="Times New Roman" w:eastAsia="Times New Roman" w:hAnsi="Times New Roman"/>
+          <w:sz w:val="28"/>
+          <w:szCs w:val="28"/>
+        </w:rPr>
+        <w:t xml:space="preserve">1) користувач натискає кнопку «Додати спеціальність»;</w:t>
+      </w:r>
+    </w:p>
+    <w:p>
+      <w:pPr>
+        <w:keepNext/>
+        <w:spacing w:after="0" w:before="0" w:line="360" w:lineRule="auto"/>
+        <w:ind w:firstLine="709"/>
+        <w:jc w:val="both"/>
+      </w:pPr>
+      <w:r>
+        <w:rPr>
+          <w:rFonts w:ascii="Times New Roman" w:cs="Times New Roman" w:eastAsia="Times New Roman" w:hAnsi="Times New Roman"/>
+          <w:sz w:val="28"/>
+          <w:szCs w:val="28"/>
+        </w:rPr>
+        <w:t xml:space="preserve">2) програма відкриває модальну форму з полями: код, назва, вартість контракту та конкурс минулого року за денною, вечірньою і заочною формами навчання;</w:t>
+      </w:r>
+    </w:p>
+    <w:p>
+      <w:pPr>
+        <w:keepNext/>
+        <w:spacing w:after="0" w:before="0" w:line="360" w:lineRule="auto"/>
+        <w:ind w:firstLine="709"/>
+        <w:jc w:val="both"/>
+      </w:pPr>
+      <w:r>
+        <w:rPr>
+          <w:rFonts w:ascii="Times New Roman" w:cs="Times New Roman" w:eastAsia="Times New Roman" w:hAnsi="Times New Roman"/>
+          <w:sz w:val="28"/>
+          <w:szCs w:val="28"/>
+        </w:rPr>
+        <w:t xml:space="preserve">3) користувач заповнює поля; поле конкурсу, залишене порожнім, означає, що відповідна форма навчання у вузі не ведеться;</w:t>
+      </w:r>
+    </w:p>
+    <w:p>
+      <w:pPr>
+        <w:keepNext/>
+        <w:spacing w:after="0" w:before="0" w:line="360" w:lineRule="auto"/>
+        <w:ind w:firstLine="709"/>
+        <w:jc w:val="both"/>
+      </w:pPr>
+      <w:r>
+        <w:rPr>
+          <w:rFonts w:ascii="Times New Roman" w:cs="Times New Roman" w:eastAsia="Times New Roman" w:hAnsi="Times New Roman"/>
+          <w:sz w:val="28"/>
+          <w:szCs w:val="28"/>
+        </w:rPr>
+        <w:t xml:space="preserve">4) користувач підтверджує збереження;</w:t>
+      </w:r>
+    </w:p>
+    <w:p>
+      <w:pPr>
+        <w:keepNext w:val="false"/>
+        <w:spacing w:after="0" w:before="0" w:line="360" w:lineRule="auto"/>
+        <w:ind w:firstLine="709"/>
+        <w:jc w:val="both"/>
+      </w:pPr>
+      <w:r>
+        <w:rPr>
+          <w:rFonts w:ascii="Times New Roman" w:cs="Times New Roman" w:eastAsia="Times New Roman" w:hAnsi="Times New Roman"/>
+          <w:sz w:val="28"/>
+          <w:szCs w:val="28"/>
+        </w:rPr>
+        <w:t xml:space="preserve">5) програма перевіряє дані, додає спеціальність до обраного вузу, зберігає базу та оновлює таблицю спеціальностей.</w:t>
+      </w:r>
+    </w:p>
+    <w:p>
+      <w:pPr>
+        <w:keepNext w:val="false"/>
+        <w:spacing w:after="0" w:before="0" w:line="360" w:lineRule="auto"/>
+        <w:ind w:firstLine="709"/>
+        <w:jc w:val="both"/>
+      </w:pPr>
+      <w:r>
+        <w:rPr>
+          <w:rFonts w:ascii="Times New Roman" w:cs="Times New Roman" w:eastAsia="Times New Roman" w:hAnsi="Times New Roman"/>
+          <w:sz w:val="28"/>
+          <w:szCs w:val="28"/>
+        </w:rPr>
+        <w:t xml:space="preserve">Альтернативний сценарій: якщо жодної форми навчання не заповнено або порушено інші правила перевірки (порожня назва, недодатна вартість контракту, від'ємний конкурс), програма виводить повідомлення біля відповідних полів; запис не створюється.</w:t>
+      </w:r>
+    </w:p>
+    <w:p>
+      <w:pPr>
+        <w:keepNext/>
+        <w:spacing w:after="0" w:before="120" w:line="360" w:lineRule="auto"/>
+        <w:ind w:firstLine="709"/>
+        <w:jc w:val="both"/>
+      </w:pPr>
+      <w:r>
+        <w:rPr>
+          <w:rFonts w:ascii="Times New Roman" w:cs="Times New Roman" w:eastAsia="Times New Roman" w:hAnsi="Times New Roman"/>
+          <w:sz w:val="28"/>
+          <w:szCs w:val="28"/>
+        </w:rPr>
+        <w:t xml:space="preserve">Сценарій 3 — редагування об'єкта (вузу або спеціальності).</w:t>
+      </w:r>
+    </w:p>
+    <w:p>
+      <w:pPr>
+        <w:keepNext/>
+        <w:spacing w:after="0" w:before="0" w:line="360" w:lineRule="auto"/>
+        <w:ind w:firstLine="709"/>
+        <w:jc w:val="both"/>
+      </w:pPr>
+      <w:r>
+        <w:rPr>
+          <w:rFonts w:ascii="Times New Roman" w:cs="Times New Roman" w:eastAsia="Times New Roman" w:hAnsi="Times New Roman"/>
+          <w:sz w:val="28"/>
+          <w:szCs w:val="28"/>
+        </w:rPr>
+        <w:t xml:space="preserve">Передумова: об'єкт існує і відображається у переліку.</w:t>
+      </w:r>
+    </w:p>
+    <w:p>
+      <w:pPr>
+        <w:keepNext/>
+        <w:spacing w:after="0" w:before="0" w:line="360" w:lineRule="auto"/>
+        <w:ind w:firstLine="709"/>
+        <w:jc w:val="both"/>
+      </w:pPr>
+      <w:r>
+        <w:rPr>
+          <w:rFonts w:ascii="Times New Roman" w:cs="Times New Roman" w:eastAsia="Times New Roman" w:hAnsi="Times New Roman"/>
+          <w:sz w:val="28"/>
+          <w:szCs w:val="28"/>
+        </w:rPr>
+        <w:t xml:space="preserve">Основний сценарій:</w:t>
+      </w:r>
+    </w:p>
+    <w:p>
+      <w:pPr>
+        <w:keepNext/>
+        <w:spacing w:after="0" w:before="0" w:line="360" w:lineRule="auto"/>
+        <w:ind w:firstLine="709"/>
+        <w:jc w:val="both"/>
+      </w:pPr>
+      <w:r>
+        <w:rPr>
+          <w:rFonts w:ascii="Times New Roman" w:cs="Times New Roman" w:eastAsia="Times New Roman" w:hAnsi="Times New Roman"/>
+          <w:sz w:val="28"/>
+          <w:szCs w:val="28"/>
+        </w:rPr>
+        <w:t xml:space="preserve">1) користувач натискає кнопку «Редагувати» поруч з об'єктом;</w:t>
+      </w:r>
+    </w:p>
+    <w:p>
+      <w:pPr>
+        <w:keepNext/>
+        <w:spacing w:after="0" w:before="0" w:line="360" w:lineRule="auto"/>
+        <w:ind w:firstLine="709"/>
+        <w:jc w:val="both"/>
+      </w:pPr>
+      <w:r>
+        <w:rPr>
+          <w:rFonts w:ascii="Times New Roman" w:cs="Times New Roman" w:eastAsia="Times New Roman" w:hAnsi="Times New Roman"/>
+          <w:sz w:val="28"/>
+          <w:szCs w:val="28"/>
+        </w:rPr>
+        <w:t xml:space="preserve">2) програма відкриває ту саму форму, що й під час додавання, із заповненими поточними значеннями;</w:t>
+      </w:r>
+    </w:p>
+    <w:p>
+      <w:pPr>
+        <w:keepNext/>
+        <w:spacing w:after="0" w:before="0" w:line="360" w:lineRule="auto"/>
+        <w:ind w:firstLine="709"/>
+        <w:jc w:val="both"/>
+      </w:pPr>
+      <w:r>
+        <w:rPr>
+          <w:rFonts w:ascii="Times New Roman" w:cs="Times New Roman" w:eastAsia="Times New Roman" w:hAnsi="Times New Roman"/>
+          <w:sz w:val="28"/>
+          <w:szCs w:val="28"/>
+        </w:rPr>
+        <w:t xml:space="preserve">3) користувач змінює потрібні поля та підтверджує збереження;</w:t>
+      </w:r>
+    </w:p>
+    <w:p>
+      <w:pPr>
+        <w:keepNext w:val="false"/>
+        <w:spacing w:after="0" w:before="0" w:line="360" w:lineRule="auto"/>
+        <w:ind w:firstLine="709"/>
+        <w:jc w:val="both"/>
+      </w:pPr>
+      <w:r>
+        <w:rPr>
+          <w:rFonts w:ascii="Times New Roman" w:cs="Times New Roman" w:eastAsia="Times New Roman" w:hAnsi="Times New Roman"/>
+          <w:sz w:val="28"/>
+          <w:szCs w:val="28"/>
+        </w:rPr>
+        <w:t xml:space="preserve">4) програма перевіряє дані, зберігає зміни у файл; оновлені значення одразу відображаються в усіх переліках і результатах запитів.</w:t>
+      </w:r>
+    </w:p>
+    <w:p>
+      <w:pPr>
+        <w:keepNext w:val="false"/>
+        <w:spacing w:after="0" w:before="0" w:line="360" w:lineRule="auto"/>
+        <w:ind w:firstLine="709"/>
+        <w:jc w:val="both"/>
+      </w:pPr>
+      <w:r>
+        <w:rPr>
+          <w:rFonts w:ascii="Times New Roman" w:cs="Times New Roman" w:eastAsia="Times New Roman" w:hAnsi="Times New Roman"/>
+          <w:sz w:val="28"/>
+          <w:szCs w:val="28"/>
+        </w:rPr>
+        <w:t xml:space="preserve">Альтернативний сценарій: якщо перевірку не пройдено, програма виводить повідомлення біля відповідних полів; зміни не зберігаються, форма залишається відкритою.</w:t>
+      </w:r>
+    </w:p>
+    <w:p>
+      <w:pPr>
+        <w:keepNext/>
+        <w:spacing w:after="0" w:before="120" w:line="360" w:lineRule="auto"/>
+        <w:ind w:firstLine="709"/>
+        <w:jc w:val="both"/>
+      </w:pPr>
+      <w:r>
+        <w:rPr>
+          <w:rFonts w:ascii="Times New Roman" w:cs="Times New Roman" w:eastAsia="Times New Roman" w:hAnsi="Times New Roman"/>
+          <w:sz w:val="28"/>
+          <w:szCs w:val="28"/>
+        </w:rPr>
+        <w:t xml:space="preserve">Сценарій 4 — видалення об'єкта з підтвердженням.</w:t>
+      </w:r>
+    </w:p>
+    <w:p>
+      <w:pPr>
+        <w:keepNext/>
+        <w:spacing w:after="0" w:before="0" w:line="360" w:lineRule="auto"/>
+        <w:ind w:firstLine="709"/>
+        <w:jc w:val="both"/>
+      </w:pPr>
+      <w:r>
+        <w:rPr>
+          <w:rFonts w:ascii="Times New Roman" w:cs="Times New Roman" w:eastAsia="Times New Roman" w:hAnsi="Times New Roman"/>
+          <w:sz w:val="28"/>
+          <w:szCs w:val="28"/>
+        </w:rPr>
+        <w:t xml:space="preserve">Передумова: об'єкт існує і відображається у переліку.</w:t>
+      </w:r>
+    </w:p>
+    <w:p>
+      <w:pPr>
+        <w:keepNext/>
+        <w:spacing w:after="0" w:before="0" w:line="360" w:lineRule="auto"/>
+        <w:ind w:firstLine="709"/>
+        <w:jc w:val="both"/>
+      </w:pPr>
+      <w:r>
+        <w:rPr>
+          <w:rFonts w:ascii="Times New Roman" w:cs="Times New Roman" w:eastAsia="Times New Roman" w:hAnsi="Times New Roman"/>
+          <w:sz w:val="28"/>
+          <w:szCs w:val="28"/>
+        </w:rPr>
+        <w:t xml:space="preserve">Основний сценарій:</w:t>
+      </w:r>
+    </w:p>
+    <w:p>
+      <w:pPr>
+        <w:keepNext/>
+        <w:spacing w:after="0" w:before="0" w:line="360" w:lineRule="auto"/>
+        <w:ind w:firstLine="709"/>
+        <w:jc w:val="both"/>
+      </w:pPr>
+      <w:r>
+        <w:rPr>
+          <w:rFonts w:ascii="Times New Roman" w:cs="Times New Roman" w:eastAsia="Times New Roman" w:hAnsi="Times New Roman"/>
+          <w:sz w:val="28"/>
+          <w:szCs w:val="28"/>
+        </w:rPr>
+        <w:t xml:space="preserve">1) користувач натискає кнопку «Видалити» поруч з об'єктом;</w:t>
+      </w:r>
+    </w:p>
+    <w:p>
+      <w:pPr>
+        <w:keepNext/>
+        <w:spacing w:after="0" w:before="0" w:line="360" w:lineRule="auto"/>
+        <w:ind w:firstLine="709"/>
+        <w:jc w:val="both"/>
+      </w:pPr>
+      <w:r>
+        <w:rPr>
+          <w:rFonts w:ascii="Times New Roman" w:cs="Times New Roman" w:eastAsia="Times New Roman" w:hAnsi="Times New Roman"/>
+          <w:sz w:val="28"/>
+          <w:szCs w:val="28"/>
+        </w:rPr>
+        <w:t xml:space="preserve">2) програма відкриває діалог підтвердження; для вузу діалог попереджає, що разом з ним буде видалено всі його спеціальності, та зазначає їхню кількість;</w:t>
+      </w:r>
+    </w:p>
+    <w:p>
+      <w:pPr>
+        <w:keepNext/>
+        <w:spacing w:after="0" w:before="0" w:line="360" w:lineRule="auto"/>
+        <w:ind w:firstLine="709"/>
+        <w:jc w:val="both"/>
+      </w:pPr>
+      <w:r>
+        <w:rPr>
+          <w:rFonts w:ascii="Times New Roman" w:cs="Times New Roman" w:eastAsia="Times New Roman" w:hAnsi="Times New Roman"/>
+          <w:sz w:val="28"/>
+          <w:szCs w:val="28"/>
+        </w:rPr>
+        <w:t xml:space="preserve">3) користувач підтверджує дію кнопкою «Так, видалити»;</w:t>
+      </w:r>
+    </w:p>
+    <w:p>
+      <w:pPr>
+        <w:keepNext w:val="false"/>
+        <w:spacing w:after="0" w:before="0" w:line="360" w:lineRule="auto"/>
+        <w:ind w:firstLine="709"/>
+        <w:jc w:val="both"/>
+      </w:pPr>
+      <w:r>
+        <w:rPr>
+          <w:rFonts w:ascii="Times New Roman" w:cs="Times New Roman" w:eastAsia="Times New Roman" w:hAnsi="Times New Roman"/>
+          <w:sz w:val="28"/>
+          <w:szCs w:val="28"/>
+        </w:rPr>
+        <w:t xml:space="preserve">4) програма видаляє об'єкт (вуз — каскадно разом з усіма його спеціальностями) і зберігає базу у файл.</w:t>
+      </w:r>
+    </w:p>
+    <w:p>
+      <w:pPr>
+        <w:keepNext w:val="false"/>
+        <w:spacing w:after="0" w:before="0" w:line="360" w:lineRule="auto"/>
+        <w:ind w:firstLine="709"/>
+        <w:jc w:val="both"/>
+      </w:pPr>
+      <w:r>
+        <w:rPr>
+          <w:rFonts w:ascii="Times New Roman" w:cs="Times New Roman" w:eastAsia="Times New Roman" w:hAnsi="Times New Roman"/>
+          <w:sz w:val="28"/>
+          <w:szCs w:val="28"/>
+        </w:rPr>
+        <w:t xml:space="preserve">Альтернативний сценарій: якщо користувач натискає кнопку «Ні» або клавішу Esc, видалення скасовується і дані не змінюються.</w:t>
+      </w:r>
+    </w:p>
+    <w:p>
+      <w:pPr>
+        <w:keepNext/>
+        <w:spacing w:after="0" w:before="120" w:line="360" w:lineRule="auto"/>
+        <w:ind w:firstLine="709"/>
+        <w:jc w:val="both"/>
+      </w:pPr>
+      <w:r>
+        <w:rPr>
+          <w:rFonts w:ascii="Times New Roman" w:cs="Times New Roman" w:eastAsia="Times New Roman" w:hAnsi="Times New Roman"/>
+          <w:sz w:val="28"/>
+          <w:szCs w:val="28"/>
+        </w:rPr>
+        <w:t xml:space="preserve">Сценарій 5 — пошук вузів за назвою або адресою.</w:t>
+      </w:r>
+    </w:p>
+    <w:p>
+      <w:pPr>
+        <w:keepNext/>
+        <w:spacing w:after="0" w:before="0" w:line="360" w:lineRule="auto"/>
+        <w:ind w:firstLine="709"/>
+        <w:jc w:val="both"/>
+      </w:pPr>
+      <w:r>
+        <w:rPr>
+          <w:rFonts w:ascii="Times New Roman" w:cs="Times New Roman" w:eastAsia="Times New Roman" w:hAnsi="Times New Roman"/>
+          <w:sz w:val="28"/>
+          <w:szCs w:val="28"/>
+        </w:rPr>
+        <w:t xml:space="preserve">Передумова: користувач перебуває на сторінці «Вузи».</w:t>
+      </w:r>
+    </w:p>
+    <w:p>
+      <w:pPr>
+        <w:keepNext/>
+        <w:spacing w:after="0" w:before="0" w:line="360" w:lineRule="auto"/>
+        <w:ind w:firstLine="709"/>
+        <w:jc w:val="both"/>
+      </w:pPr>
+      <w:r>
+        <w:rPr>
+          <w:rFonts w:ascii="Times New Roman" w:cs="Times New Roman" w:eastAsia="Times New Roman" w:hAnsi="Times New Roman"/>
+          <w:sz w:val="28"/>
+          <w:szCs w:val="28"/>
+        </w:rPr>
+        <w:t xml:space="preserve">Основний сценарій:</w:t>
+      </w:r>
+    </w:p>
+    <w:p>
+      <w:pPr>
+        <w:keepNext/>
+        <w:spacing w:after="0" w:before="0" w:line="360" w:lineRule="auto"/>
+        <w:ind w:firstLine="709"/>
+        <w:jc w:val="both"/>
+      </w:pPr>
+      <w:r>
+        <w:rPr>
+          <w:rFonts w:ascii="Times New Roman" w:cs="Times New Roman" w:eastAsia="Times New Roman" w:hAnsi="Times New Roman"/>
+          <w:sz w:val="28"/>
+          <w:szCs w:val="28"/>
+        </w:rPr>
+        <w:t xml:space="preserve">1) користувач уводить частину назви або адреси у поле пошуку;</w:t>
+      </w:r>
+    </w:p>
+    <w:p>
+      <w:pPr>
+        <w:keepNext/>
+        <w:spacing w:after="0" w:before="0" w:line="360" w:lineRule="auto"/>
+        <w:ind w:firstLine="709"/>
+        <w:jc w:val="both"/>
+      </w:pPr>
+      <w:r>
+        <w:rPr>
+          <w:rFonts w:ascii="Times New Roman" w:cs="Times New Roman" w:eastAsia="Times New Roman" w:hAnsi="Times New Roman"/>
+          <w:sz w:val="28"/>
+          <w:szCs w:val="28"/>
+        </w:rPr>
+        <w:t xml:space="preserve">2) програма у міру введення фільтрує перелік вузів за входженням підрядка у найменування або адресу без урахування регістру;</w:t>
+      </w:r>
+    </w:p>
+    <w:p>
+      <w:pPr>
+        <w:keepNext w:val="false"/>
+        <w:spacing w:after="0" w:before="0" w:line="360" w:lineRule="auto"/>
+        <w:ind w:firstLine="709"/>
+        <w:jc w:val="both"/>
+      </w:pPr>
+      <w:r>
+        <w:rPr>
+          <w:rFonts w:ascii="Times New Roman" w:cs="Times New Roman" w:eastAsia="Times New Roman" w:hAnsi="Times New Roman"/>
+          <w:sz w:val="28"/>
+          <w:szCs w:val="28"/>
+        </w:rPr>
+        <w:t xml:space="preserve">3) програма показує знайдені вузи.</w:t>
+      </w:r>
+    </w:p>
+    <w:p>
+      <w:pPr>
+        <w:keepNext w:val="false"/>
+        <w:spacing w:after="0" w:before="0" w:line="360" w:lineRule="auto"/>
+        <w:ind w:firstLine="709"/>
+        <w:jc w:val="both"/>
+      </w:pPr>
+      <w:r>
+        <w:rPr>
+          <w:rFonts w:ascii="Times New Roman" w:cs="Times New Roman" w:eastAsia="Times New Roman" w:hAnsi="Times New Roman"/>
+          <w:sz w:val="28"/>
+          <w:szCs w:val="28"/>
+        </w:rPr>
+        <w:t xml:space="preserve">Альтернативний сценарій: якщо жоден вуз не відповідає запиту, програма показує порожній список із повідомленням про те, що нічого не знайдено.</w:t>
+      </w:r>
+    </w:p>
+    <w:p>
+      <w:pPr>
+        <w:keepNext/>
+        <w:spacing w:after="0" w:before="120" w:line="360" w:lineRule="auto"/>
+        <w:ind w:firstLine="709"/>
+        <w:jc w:val="both"/>
+      </w:pPr>
+      <w:r>
+        <w:rPr>
+          <w:rFonts w:ascii="Times New Roman" w:cs="Times New Roman" w:eastAsia="Times New Roman" w:hAnsi="Times New Roman"/>
+          <w:sz w:val="28"/>
+          <w:szCs w:val="28"/>
+        </w:rPr>
+        <w:t xml:space="preserve">Сценарій 6 — перегляд усіх відомостей щодо обраного вузу.</w:t>
+      </w:r>
+    </w:p>
+    <w:p>
+      <w:pPr>
+        <w:keepNext/>
+        <w:spacing w:after="0" w:before="0" w:line="360" w:lineRule="auto"/>
+        <w:ind w:firstLine="709"/>
+        <w:jc w:val="both"/>
+      </w:pPr>
+      <w:r>
+        <w:rPr>
+          <w:rFonts w:ascii="Times New Roman" w:cs="Times New Roman" w:eastAsia="Times New Roman" w:hAnsi="Times New Roman"/>
+          <w:sz w:val="28"/>
+          <w:szCs w:val="28"/>
+        </w:rPr>
+        <w:t xml:space="preserve">Передумова: вуз існує у базі.</w:t>
+      </w:r>
+    </w:p>
+    <w:p>
+      <w:pPr>
+        <w:keepNext/>
+        <w:spacing w:after="0" w:before="0" w:line="360" w:lineRule="auto"/>
+        <w:ind w:firstLine="709"/>
+        <w:jc w:val="both"/>
+      </w:pPr>
+      <w:r>
+        <w:rPr>
+          <w:rFonts w:ascii="Times New Roman" w:cs="Times New Roman" w:eastAsia="Times New Roman" w:hAnsi="Times New Roman"/>
+          <w:sz w:val="28"/>
+          <w:szCs w:val="28"/>
+        </w:rPr>
+        <w:t xml:space="preserve">Основний сценарій:</w:t>
+      </w:r>
+    </w:p>
+    <w:p>
+      <w:pPr>
+        <w:keepNext/>
+        <w:spacing w:after="0" w:before="0" w:line="360" w:lineRule="auto"/>
+        <w:ind w:firstLine="709"/>
+        <w:jc w:val="both"/>
+      </w:pPr>
+      <w:r>
+        <w:rPr>
+          <w:rFonts w:ascii="Times New Roman" w:cs="Times New Roman" w:eastAsia="Times New Roman" w:hAnsi="Times New Roman"/>
+          <w:sz w:val="28"/>
+          <w:szCs w:val="28"/>
+        </w:rPr>
+        <w:t xml:space="preserve">1) користувач обирає вуз у переліку на сторінці «Вузи»;</w:t>
+      </w:r>
+    </w:p>
+    <w:p>
+      <w:pPr>
+        <w:keepNext w:val="false"/>
+        <w:spacing w:after="0" w:before="0" w:line="360" w:lineRule="auto"/>
+        <w:ind w:firstLine="709"/>
+        <w:jc w:val="both"/>
+      </w:pPr>
+      <w:r>
+        <w:rPr>
+          <w:rFonts w:ascii="Times New Roman" w:cs="Times New Roman" w:eastAsia="Times New Roman" w:hAnsi="Times New Roman"/>
+          <w:sz w:val="28"/>
+          <w:szCs w:val="28"/>
+        </w:rPr>
+        <w:t xml:space="preserve">2) програма відкриває сторінку вузу, на якій показано його найменування, адресу і таблицю всіх його спеціальностей із конкурсами за трьома формами навчання та вартістю контракту.</w:t>
+      </w:r>
+    </w:p>
+    <w:p>
+      <w:pPr>
+        <w:keepNext w:val="false"/>
+        <w:spacing w:after="0" w:before="0" w:line="360" w:lineRule="auto"/>
+        <w:ind w:firstLine="709"/>
+        <w:jc w:val="both"/>
+      </w:pPr>
+      <w:r>
+        <w:rPr>
+          <w:rFonts w:ascii="Times New Roman" w:cs="Times New Roman" w:eastAsia="Times New Roman" w:hAnsi="Times New Roman"/>
+          <w:sz w:val="28"/>
+          <w:szCs w:val="28"/>
+        </w:rPr>
+        <w:t xml:space="preserve">Альтернативний сценарій: якщо у вузу ще немає спеціальностей, програма показує порожню таблицю з відповідним повідомленням.</w:t>
+      </w:r>
+    </w:p>
+    <w:p>
+      <w:pPr>
+        <w:keepNext/>
+        <w:spacing w:after="0" w:before="120" w:line="360" w:lineRule="auto"/>
+        <w:ind w:firstLine="709"/>
+        <w:jc w:val="both"/>
+      </w:pPr>
+      <w:r>
+        <w:rPr>
+          <w:rFonts w:ascii="Times New Roman" w:cs="Times New Roman" w:eastAsia="Times New Roman" w:hAnsi="Times New Roman"/>
+          <w:sz w:val="28"/>
+          <w:szCs w:val="28"/>
+        </w:rPr>
+        <w:t xml:space="preserve">Сценарій 7 — перегляд усіх відомостей щодо обраної спеціальності.</w:t>
+      </w:r>
+    </w:p>
+    <w:p>
+      <w:pPr>
+        <w:keepNext/>
+        <w:spacing w:after="0" w:before="0" w:line="360" w:lineRule="auto"/>
+        <w:ind w:firstLine="709"/>
+        <w:jc w:val="both"/>
+      </w:pPr>
+      <w:r>
+        <w:rPr>
+          <w:rFonts w:ascii="Times New Roman" w:cs="Times New Roman" w:eastAsia="Times New Roman" w:hAnsi="Times New Roman"/>
+          <w:sz w:val="28"/>
+          <w:szCs w:val="28"/>
+        </w:rPr>
+        <w:t xml:space="preserve">Передумова: користувач перебуває на сторінці «Спеціальності»; у базі є принаймні одна спеціальність.</w:t>
+      </w:r>
+    </w:p>
+    <w:p>
+      <w:pPr>
+        <w:keepNext/>
+        <w:spacing w:after="0" w:before="0" w:line="360" w:lineRule="auto"/>
+        <w:ind w:firstLine="709"/>
+        <w:jc w:val="both"/>
+      </w:pPr>
+      <w:r>
+        <w:rPr>
+          <w:rFonts w:ascii="Times New Roman" w:cs="Times New Roman" w:eastAsia="Times New Roman" w:hAnsi="Times New Roman"/>
+          <w:sz w:val="28"/>
+          <w:szCs w:val="28"/>
+        </w:rPr>
+        <w:t xml:space="preserve">Основний сценарій:</w:t>
+      </w:r>
+    </w:p>
+    <w:p>
+      <w:pPr>
+        <w:keepNext/>
+        <w:spacing w:after="0" w:before="0" w:line="360" w:lineRule="auto"/>
+        <w:ind w:firstLine="709"/>
+        <w:jc w:val="both"/>
+      </w:pPr>
+      <w:r>
+        <w:rPr>
+          <w:rFonts w:ascii="Times New Roman" w:cs="Times New Roman" w:eastAsia="Times New Roman" w:hAnsi="Times New Roman"/>
+          <w:sz w:val="28"/>
+          <w:szCs w:val="28"/>
+        </w:rPr>
+        <w:t xml:space="preserve">1) користувач обирає назву спеціальності зі списку всіх відомих назв;</w:t>
+      </w:r>
+    </w:p>
+    <w:p>
+      <w:pPr>
+        <w:keepNext/>
+        <w:spacing w:after="0" w:before="0" w:line="360" w:lineRule="auto"/>
+        <w:ind w:firstLine="709"/>
+        <w:jc w:val="both"/>
+      </w:pPr>
+      <w:r>
+        <w:rPr>
+          <w:rFonts w:ascii="Times New Roman" w:cs="Times New Roman" w:eastAsia="Times New Roman" w:hAnsi="Times New Roman"/>
+          <w:sz w:val="28"/>
+          <w:szCs w:val="28"/>
+        </w:rPr>
+        <w:t xml:space="preserve">2) програма виводить таблицю по всіх вузах, де ця спеціальність викладається: вуз, конкурси за трьома формами навчання, вартість контракту;</w:t>
+      </w:r>
+    </w:p>
+    <w:p>
+      <w:pPr>
+        <w:keepNext w:val="false"/>
+        <w:spacing w:after="0" w:before="0" w:line="360" w:lineRule="auto"/>
+        <w:ind w:firstLine="709"/>
+        <w:jc w:val="both"/>
+      </w:pPr>
+      <w:r>
+        <w:rPr>
+          <w:rFonts w:ascii="Times New Roman" w:cs="Times New Roman" w:eastAsia="Times New Roman" w:hAnsi="Times New Roman"/>
+          <w:sz w:val="28"/>
+          <w:szCs w:val="28"/>
+        </w:rPr>
+        <w:t xml:space="preserve">3) за потреби користувач задає фільтр «оплата до N грн»; пропозиції з більшою вартістю приховуються.</w:t>
+      </w:r>
+    </w:p>
+    <w:p>
+      <w:pPr>
+        <w:keepNext w:val="false"/>
+        <w:spacing w:after="0" w:before="0" w:line="360" w:lineRule="auto"/>
+        <w:ind w:firstLine="709"/>
+        <w:jc w:val="both"/>
+      </w:pPr>
+      <w:r>
+        <w:rPr>
+          <w:rFonts w:ascii="Times New Roman" w:cs="Times New Roman" w:eastAsia="Times New Roman" w:hAnsi="Times New Roman"/>
+          <w:sz w:val="28"/>
+          <w:szCs w:val="28"/>
+        </w:rPr>
+        <w:t xml:space="preserve">Альтернативний сценарій: якщо спеціальність ніде не викладається або після застосування фільтра не лишилося жодної пропозиції, програма показує порожню таблицю з повідомленням.</w:t>
+      </w:r>
+    </w:p>
+    <w:p>
+      <w:pPr>
+        <w:keepNext/>
+        <w:spacing w:after="0" w:before="120" w:line="360" w:lineRule="auto"/>
+        <w:ind w:firstLine="709"/>
+        <w:jc w:val="both"/>
+      </w:pPr>
+      <w:r>
+        <w:rPr>
+          <w:rFonts w:ascii="Times New Roman" w:cs="Times New Roman" w:eastAsia="Times New Roman" w:hAnsi="Times New Roman"/>
+          <w:sz w:val="28"/>
+          <w:szCs w:val="28"/>
+        </w:rPr>
+        <w:t xml:space="preserve">Сценарій 8 — пошук мінімального конкурсу зі спеціальності.</w:t>
+      </w:r>
+    </w:p>
+    <w:p>
+      <w:pPr>
+        <w:keepNext/>
+        <w:spacing w:after="0" w:before="0" w:line="360" w:lineRule="auto"/>
+        <w:ind w:firstLine="709"/>
+        <w:jc w:val="both"/>
+      </w:pPr>
+      <w:r>
+        <w:rPr>
+          <w:rFonts w:ascii="Times New Roman" w:cs="Times New Roman" w:eastAsia="Times New Roman" w:hAnsi="Times New Roman"/>
+          <w:sz w:val="28"/>
+          <w:szCs w:val="28"/>
+        </w:rPr>
+        <w:t xml:space="preserve">Передумова: на сторінці «Спеціальності» обрано спеціальність.</w:t>
+      </w:r>
+    </w:p>
+    <w:p>
+      <w:pPr>
+        <w:keepNext/>
+        <w:spacing w:after="0" w:before="0" w:line="360" w:lineRule="auto"/>
+        <w:ind w:firstLine="709"/>
+        <w:jc w:val="both"/>
+      </w:pPr>
+      <w:r>
+        <w:rPr>
+          <w:rFonts w:ascii="Times New Roman" w:cs="Times New Roman" w:eastAsia="Times New Roman" w:hAnsi="Times New Roman"/>
+          <w:sz w:val="28"/>
+          <w:szCs w:val="28"/>
+        </w:rPr>
+        <w:t xml:space="preserve">Основний сценарій:</w:t>
+      </w:r>
+    </w:p>
+    <w:p>
+      <w:pPr>
+        <w:keepNext/>
+        <w:spacing w:after="0" w:before="0" w:line="360" w:lineRule="auto"/>
+        <w:ind w:firstLine="709"/>
+        <w:jc w:val="both"/>
+      </w:pPr>
+      <w:r>
+        <w:rPr>
+          <w:rFonts w:ascii="Times New Roman" w:cs="Times New Roman" w:eastAsia="Times New Roman" w:hAnsi="Times New Roman"/>
+          <w:sz w:val="28"/>
+          <w:szCs w:val="28"/>
+        </w:rPr>
+        <w:t xml:space="preserve">1) користувач обирає форму навчання: денну, вечірню або заочну;</w:t>
+      </w:r>
+    </w:p>
+    <w:p>
+      <w:pPr>
+        <w:keepNext/>
+        <w:spacing w:after="0" w:before="0" w:line="360" w:lineRule="auto"/>
+        <w:ind w:firstLine="709"/>
+        <w:jc w:val="both"/>
+      </w:pPr>
+      <w:r>
+        <w:rPr>
+          <w:rFonts w:ascii="Times New Roman" w:cs="Times New Roman" w:eastAsia="Times New Roman" w:hAnsi="Times New Roman"/>
+          <w:sz w:val="28"/>
+          <w:szCs w:val="28"/>
+        </w:rPr>
+        <w:t xml:space="preserve">2) програма серед усіх вузів, де викладається ця спеціальність, знаходить мінімальний конкурс за обраною формою; вузи, в яких ця форма не ведеться, пропускаються;</w:t>
+      </w:r>
+    </w:p>
+    <w:p>
+      <w:pPr>
+        <w:keepNext w:val="false"/>
+        <w:spacing w:after="0" w:before="0" w:line="360" w:lineRule="auto"/>
+        <w:ind w:firstLine="709"/>
+        <w:jc w:val="both"/>
+      </w:pPr>
+      <w:r>
+        <w:rPr>
+          <w:rFonts w:ascii="Times New Roman" w:cs="Times New Roman" w:eastAsia="Times New Roman" w:hAnsi="Times New Roman"/>
+          <w:sz w:val="28"/>
+          <w:szCs w:val="28"/>
+        </w:rPr>
+        <w:t xml:space="preserve">3) програма показує вуз із найменшим конкурсом і саме значення конкурсу.</w:t>
+      </w:r>
+    </w:p>
+    <w:p>
+      <w:pPr>
+        <w:keepNext w:val="false"/>
+        <w:spacing w:after="0" w:before="0" w:line="360" w:lineRule="auto"/>
+        <w:ind w:firstLine="709"/>
+        <w:jc w:val="both"/>
+      </w:pPr>
+      <w:r>
+        <w:rPr>
+          <w:rFonts w:ascii="Times New Roman" w:cs="Times New Roman" w:eastAsia="Times New Roman" w:hAnsi="Times New Roman"/>
+          <w:sz w:val="28"/>
+          <w:szCs w:val="28"/>
+        </w:rPr>
+        <w:t xml:space="preserve">Альтернативний сценарій: якщо за обраною формою навчання даних немає в жодному вузі, програма виводить повідомлення про відсутність даних.</w:t>
+      </w:r>
+    </w:p>
+    <w:p>
+      <w:pPr>
+        <w:keepNext/>
+        <w:spacing w:after="0" w:before="120" w:line="360" w:lineRule="auto"/>
+        <w:ind w:firstLine="709"/>
+        <w:jc w:val="both"/>
+      </w:pPr>
+      <w:r>
+        <w:rPr>
+          <w:rFonts w:ascii="Times New Roman" w:cs="Times New Roman" w:eastAsia="Times New Roman" w:hAnsi="Times New Roman"/>
+          <w:sz w:val="28"/>
+          <w:szCs w:val="28"/>
+        </w:rPr>
+        <w:t xml:space="preserve">Сценарій 9 — збереження та завантаження бази.</w:t>
+      </w:r>
+    </w:p>
+    <w:p>
+      <w:pPr>
+        <w:keepNext/>
+        <w:spacing w:after="0" w:before="0" w:line="360" w:lineRule="auto"/>
+        <w:ind w:firstLine="709"/>
+        <w:jc w:val="both"/>
+      </w:pPr>
+      <w:r>
+        <w:rPr>
+          <w:rFonts w:ascii="Times New Roman" w:cs="Times New Roman" w:eastAsia="Times New Roman" w:hAnsi="Times New Roman"/>
+          <w:sz w:val="28"/>
+          <w:szCs w:val="28"/>
+        </w:rPr>
+        <w:t xml:space="preserve">Передумова: програма запущена.</w:t>
+      </w:r>
+    </w:p>
+    <w:p>
+      <w:pPr>
+        <w:keepNext/>
+        <w:spacing w:after="0" w:before="0" w:line="360" w:lineRule="auto"/>
+        <w:ind w:firstLine="709"/>
+        <w:jc w:val="both"/>
+      </w:pPr>
+      <w:r>
+        <w:rPr>
+          <w:rFonts w:ascii="Times New Roman" w:cs="Times New Roman" w:eastAsia="Times New Roman" w:hAnsi="Times New Roman"/>
+          <w:sz w:val="28"/>
+          <w:szCs w:val="28"/>
+        </w:rPr>
+        <w:t xml:space="preserve">Основний сценарій:</w:t>
+      </w:r>
+    </w:p>
+    <w:p>
+      <w:pPr>
+        <w:keepNext/>
+        <w:spacing w:after="0" w:before="0" w:line="360" w:lineRule="auto"/>
+        <w:ind w:firstLine="709"/>
+        <w:jc w:val="both"/>
+      </w:pPr>
+      <w:r>
+        <w:rPr>
+          <w:rFonts w:ascii="Times New Roman" w:cs="Times New Roman" w:eastAsia="Times New Roman" w:hAnsi="Times New Roman"/>
+          <w:sz w:val="28"/>
+          <w:szCs w:val="28"/>
+        </w:rPr>
+        <w:t xml:space="preserve">1) під час запуску програма автоматично завантажує базу вузів і спеціальностей із файлів;</w:t>
+      </w:r>
+    </w:p>
+    <w:p>
+      <w:pPr>
+        <w:keepNext w:val="false"/>
+        <w:spacing w:after="0" w:before="0" w:line="360" w:lineRule="auto"/>
+        <w:ind w:firstLine="709"/>
+        <w:jc w:val="both"/>
+      </w:pPr>
+      <w:r>
+        <w:rPr>
+          <w:rFonts w:ascii="Times New Roman" w:cs="Times New Roman" w:eastAsia="Times New Roman" w:hAnsi="Times New Roman"/>
+          <w:sz w:val="28"/>
+          <w:szCs w:val="28"/>
+        </w:rPr>
+        <w:t xml:space="preserve">2) після кожної операції додавання, редагування чи видалення програма автоматично зберігає базу у файли; явних дій від користувача не потрібно.</w:t>
+      </w:r>
+    </w:p>
+    <w:p>
+      <w:pPr>
+        <w:keepNext w:val="false"/>
+        <w:spacing w:after="0" w:before="0" w:line="360" w:lineRule="auto"/>
+        <w:ind w:firstLine="709"/>
+        <w:jc w:val="both"/>
+      </w:pPr>
+      <w:r>
+        <w:rPr>
+          <w:rFonts w:ascii="Times New Roman" w:cs="Times New Roman" w:eastAsia="Times New Roman" w:hAnsi="Times New Roman"/>
+          <w:sz w:val="28"/>
+          <w:szCs w:val="28"/>
+        </w:rPr>
+        <w:t xml:space="preserve">Альтернативний сценарій: якщо файли даних відсутні (перший запуск), програма стартує з порожньою базою. Якщо файл даних пошкоджено, програма виводить повідомлення і безпечно стартує з порожньою відповідною колекцією, не торкаючись решти файлів.</w:t>
+      </w:r>
+    </w:p>
+    <w:p>
+      <w:pPr>
+        <w:pStyle w:val="Heading2"/>
+        <w:keepNext/>
+        <w:spacing w:after="360" w:before="360" w:line="360" w:lineRule="auto"/>
+        <w:ind w:firstLine="709"/>
+      </w:pPr>
+      <w:r>
+        <w:rPr>
+          <w:rFonts w:ascii="Times New Roman" w:cs="Times New Roman" w:eastAsia="Times New Roman" w:hAnsi="Times New Roman"/>
+          <w:b/>
+          <w:bCs/>
+          <w:sz w:val="28"/>
+          <w:szCs w:val="28"/>
+        </w:rPr>
+        <w:t xml:space="preserve">1.2 Функції програми</w:t>
+      </w:r>
+    </w:p>
+    <w:p>
+      <w:pPr>
+        <w:keepNext w:val="false"/>
+        <w:spacing w:after="0" w:before="0" w:line="360" w:lineRule="auto"/>
+        <w:ind w:firstLine="709"/>
+        <w:jc w:val="both"/>
+      </w:pPr>
+      <w:r>
+        <w:rPr>
+          <w:rFonts w:ascii="Times New Roman" w:cs="Times New Roman" w:eastAsia="Times New Roman" w:hAnsi="Times New Roman"/>
+          <w:sz w:val="28"/>
+          <w:szCs w:val="28"/>
+        </w:rPr>
+        <w:t xml:space="preserve">Зі сценаріїв використання випливають чотири функції програми: управління вузами, управління спеціальностями обраного вузу, запити за спеціальністю та автоматичне збереження бази. Перші три реалізуються окремими сторінками інтерфейсу, четверта працює у фоновому режимі. Нижче кожну функцію описано докладно разом із правилами перевірки введених даних та ескізами інтерфейсу.</w:t>
+      </w:r>
+    </w:p>
+    <w:p>
+      <w:pPr>
+        <w:keepNext w:val="false"/>
+        <w:spacing w:after="0" w:before="0" w:line="360" w:lineRule="auto"/>
+        <w:ind w:firstLine="709"/>
+        <w:jc w:val="both"/>
+      </w:pPr>
+      <w:r>
+        <w:rPr>
+          <w:rFonts w:ascii="Times New Roman" w:cs="Times New Roman" w:eastAsia="Times New Roman" w:hAnsi="Times New Roman"/>
+          <w:sz w:val="28"/>
+          <w:szCs w:val="28"/>
+        </w:rPr>
+        <w:t xml:space="preserve">Функція 1 — управління вузами. Реалізується сторінкою «Вузи», з якої починається робота з програмою. Сторінка містить поле пошуку, таблицю вузів із колонками «Найменування» та «Адреса» і кнопки додавання, редагування та видалення. Поле пошуку фільтрує таблицю у міру введення за входженням підрядка в найменування або адресу без урахування регістру. Ескіз сторінки наведено на рисунку 1.1.</w:t>
       </w:r>
     </w:p>
     <w:p>
@@ -3662,39 +3799,23 @@
           <w:sz w:val="28"/>
           <w:szCs w:val="28"/>
         </w:rPr>
-        <w:t xml:space="preserve">Рисунок 1.2 – Ескіз модальної форми вузу</w:t>
-      </w:r>
-    </w:p>
-    <w:p>
-      <w:pPr>
-        <w:keepNext w:val="false"/>
-        <w:spacing w:after="0" w:before="0" w:line="360" w:lineRule="auto"/>
-        <w:ind w:firstLine="709"/>
-        <w:jc w:val="both"/>
-      </w:pPr>
-      <w:r>
-        <w:rPr>
-          <w:rFonts w:ascii="Times New Roman" w:cs="Times New Roman" w:eastAsia="Times New Roman" w:hAnsi="Times New Roman"/>
-          <w:sz w:val="28"/>
-          <w:szCs w:val="28"/>
-        </w:rPr>
-        <w:t xml:space="preserve">Видалення вузу — незворотна дія, тому виконується лише через діалог підтвердження: модальне вікно із запитанням, попередженням про кількість спеціальностей, які буде видалено разом із вузом, та кнопками «Так, видалити» і «Ні». Окремий ескіз для діалогу не наводиться: вікно складається лише з тексту запитання та двох кнопок.</w:t>
-      </w:r>
-    </w:p>
-    <w:p>
-      <w:pPr>
-        <w:keepNext w:val="false"/>
-        <w:spacing w:after="0" w:before="0" w:line="360" w:lineRule="auto"/>
-        <w:ind w:firstLine="709"/>
-        <w:jc w:val="both"/>
-      </w:pPr>
-      <w:r>
-        <w:rPr>
-          <w:rFonts w:ascii="Times New Roman" w:cs="Times New Roman" w:eastAsia="Times New Roman" w:hAnsi="Times New Roman"/>
-          <w:sz w:val="28"/>
-          <w:szCs w:val="28"/>
-        </w:rPr>
-        <w:t xml:space="preserve">Функція 2 — управління спеціальностями вузу. Реалізується сторінкою обраного вузу, яка водночас відповідає на запит «все щодо обраного вузу»: на ній показано найменування й адресу вузу та таблицю всіх його спеціальностей з колонками: код, назва, конкурс за денною, вечірньою та заочною формами навчання, вартість контракту. Порожня клітинка конкурсу означає, що відповідна форма навчання у вузі не ведеться. Поруч із кожним рядком розташовано кнопки редагування та видалення, над таблицею — кнопку додавання спеціальності, а також кнопки редагування та видалення самого вузу. Ескіз сторінки наведено на рисунку 1.3.</w:t>
+        <w:t xml:space="preserve">Рисунок 1.1 – Ескіз сторінки «Вузи»</w:t>
+      </w:r>
+    </w:p>
+    <w:p>
+      <w:pPr>
+        <w:keepNext w:val="false"/>
+        <w:spacing w:after="0" w:before="0" w:line="360" w:lineRule="auto"/>
+        <w:ind w:firstLine="709"/>
+        <w:jc w:val="both"/>
+      </w:pPr>
+      <w:r>
+        <w:rPr>
+          <w:rFonts w:ascii="Times New Roman" w:cs="Times New Roman" w:eastAsia="Times New Roman" w:hAnsi="Times New Roman"/>
+          <w:sz w:val="28"/>
+          <w:szCs w:val="28"/>
+        </w:rPr>
+        <w:t xml:space="preserve">Додавання та редагування вузу виконуються через модальну форму з полями «Найменування» та «Адреса». Правила перевірки: найменування обов'язкове, від 1 до 200 символів, унікальне серед усіх вузів довідника; адреса обов'язкова, від 1 до 300 символів. Повідомлення про помилки виводяться біля відповідних полів зрозумілою користувачеві мовою; форма не закривається, доки дані не виправлено або дію не скасовано. Ескіз форми зі станом помилки перевірки наведено на рисунку 1.2.</w:t>
       </w:r>
     </w:p>
     <w:p>
@@ -3755,23 +3876,39 @@
           <w:sz w:val="28"/>
           <w:szCs w:val="28"/>
         </w:rPr>
-        <w:t xml:space="preserve">Рисунок 1.3 – Ескіз сторінки вузу зі спеціальностями</w:t>
-      </w:r>
-    </w:p>
-    <w:p>
-      <w:pPr>
-        <w:keepNext w:val="false"/>
-        <w:spacing w:after="0" w:before="0" w:line="360" w:lineRule="auto"/>
-        <w:ind w:firstLine="709"/>
-        <w:jc w:val="both"/>
-      </w:pPr>
-      <w:r>
-        <w:rPr>
-          <w:rFonts w:ascii="Times New Roman" w:cs="Times New Roman" w:eastAsia="Times New Roman" w:hAnsi="Times New Roman"/>
-          <w:sz w:val="28"/>
-          <w:szCs w:val="28"/>
-        </w:rPr>
-        <w:t xml:space="preserve">Додавання та редагування спеціальності виконуються через модальну форму з полями: код, назва, вартість контракту та три поля конкурсу за формами навчання. Правила перевірки: назва обов'язкова, від 1 до 200 символів, і не повинна повторювати назву іншої спеціальності цього ж вузу; код необов'язковий, до 10 символів; вартість контракту — число, більше за нуль і не більше 1 000 000 грн/рік; конкурси — числа в межах від 0 до 100 осіб на місце, при цьому заповненим має бути щонайменше одне з трьох полів. Ескіз форми наведено на рисунку 1.4.</w:t>
+        <w:t xml:space="preserve">Рисунок 1.2 – Ескіз модальної форми вузу</w:t>
+      </w:r>
+    </w:p>
+    <w:p>
+      <w:pPr>
+        <w:keepNext w:val="false"/>
+        <w:spacing w:after="0" w:before="0" w:line="360" w:lineRule="auto"/>
+        <w:ind w:firstLine="709"/>
+        <w:jc w:val="both"/>
+      </w:pPr>
+      <w:r>
+        <w:rPr>
+          <w:rFonts w:ascii="Times New Roman" w:cs="Times New Roman" w:eastAsia="Times New Roman" w:hAnsi="Times New Roman"/>
+          <w:sz w:val="28"/>
+          <w:szCs w:val="28"/>
+        </w:rPr>
+        <w:t xml:space="preserve">Видалення вузу — незворотна дія, тому виконується лише через діалог підтвердження: модальне вікно із запитанням, попередженням про кількість спеціальностей, які буде видалено разом із вузом, та кнопками «Так, видалити» і «Ні». Окремий ескіз для діалогу не наводиться: вікно складається лише з тексту запитання та двох кнопок.</w:t>
+      </w:r>
+    </w:p>
+    <w:p>
+      <w:pPr>
+        <w:keepNext w:val="false"/>
+        <w:spacing w:after="0" w:before="0" w:line="360" w:lineRule="auto"/>
+        <w:ind w:firstLine="709"/>
+        <w:jc w:val="both"/>
+      </w:pPr>
+      <w:r>
+        <w:rPr>
+          <w:rFonts w:ascii="Times New Roman" w:cs="Times New Roman" w:eastAsia="Times New Roman" w:hAnsi="Times New Roman"/>
+          <w:sz w:val="28"/>
+          <w:szCs w:val="28"/>
+        </w:rPr>
+        <w:t xml:space="preserve">Функція 2 — управління спеціальностями вузу. Реалізується сторінкою обраного вузу, яка водночас відповідає на запит «все щодо обраного вузу»: на ній показано найменування й адресу вузу та таблицю всіх його спеціальностей з колонками: код, назва, конкурс за денною, вечірньою та заочною формами навчання, вартість контракту. Порожня клітинка конкурсу означає, що відповідна форма навчання у вузі не ведеться. Поруч із кожним рядком розташовано кнопки редагування та видалення, над таблицею — кнопку додавання спеціальності, а також кнопки редагування та видалення самого вузу. Ескіз сторінки наведено на рисунку 1.3.</w:t>
       </w:r>
     </w:p>
     <w:p>
@@ -3832,23 +3969,23 @@
           <w:sz w:val="28"/>
           <w:szCs w:val="28"/>
         </w:rPr>
-        <w:t xml:space="preserve">Рисунок 1.4 – Ескіз модальної форми спеціальності</w:t>
-      </w:r>
-    </w:p>
-    <w:p>
-      <w:pPr>
-        <w:keepNext w:val="false"/>
-        <w:spacing w:after="0" w:before="0" w:line="360" w:lineRule="auto"/>
-        <w:ind w:firstLine="709"/>
-        <w:jc w:val="both"/>
-      </w:pPr>
-      <w:r>
-        <w:rPr>
-          <w:rFonts w:ascii="Times New Roman" w:cs="Times New Roman" w:eastAsia="Times New Roman" w:hAnsi="Times New Roman"/>
-          <w:sz w:val="28"/>
-          <w:szCs w:val="28"/>
-        </w:rPr>
-        <w:t xml:space="preserve">Функція 3 — запити за спеціальністю. Реалізується сторінкою «Спеціальності» й охоплює два обов'язкові запити завдання. Користувач обирає назву спеціальності зі списку всіх назв, відомих у базі, після чого програма виводить таблицю по всіх вузах, де ця спеціальність викладається: вуз, конкурси за трьома формами навчання, вартість контракту. Поле «оплата до, грн/рік» обмежує таблицю пропозиціями з прийнятною вартістю навчання. Окремий блок «Мінімальний конкурс» містить перемикач форми навчання і показує вуз із найменшим конкурсом за обраною формою та саме значення; якщо даних за формою немає, виводиться повідомлення. Ескіз сторінки наведено на рисунку 1.5.</w:t>
+        <w:t xml:space="preserve">Рисунок 1.3 – Ескіз сторінки вузу зі спеціальностями</w:t>
+      </w:r>
+    </w:p>
+    <w:p>
+      <w:pPr>
+        <w:keepNext w:val="false"/>
+        <w:spacing w:after="0" w:before="0" w:line="360" w:lineRule="auto"/>
+        <w:ind w:firstLine="709"/>
+        <w:jc w:val="both"/>
+      </w:pPr>
+      <w:r>
+        <w:rPr>
+          <w:rFonts w:ascii="Times New Roman" w:cs="Times New Roman" w:eastAsia="Times New Roman" w:hAnsi="Times New Roman"/>
+          <w:sz w:val="28"/>
+          <w:szCs w:val="28"/>
+        </w:rPr>
+        <w:t xml:space="preserve">Додавання та редагування спеціальності виконуються через модальну форму з полями: код, назва, вартість контракту та три поля конкурсу за формами навчання. Правила перевірки: назва обов'язкова, від 1 до 200 символів, і не повинна повторювати назву іншої спеціальності цього ж вузу; код необов'язковий, до 10 символів; вартість контракту — число, більше за нуль і не більше 1 000 000 грн/рік; конкурси — числа в межах від 0 до 100 осіб на місце, при цьому заповненим має бути щонайменше одне з трьох полів. Ескіз форми наведено на рисунку 1.4.</w:t>
       </w:r>
     </w:p>
     <w:p>
@@ -3909,6 +4046,83 @@
           <w:sz w:val="28"/>
           <w:szCs w:val="28"/>
         </w:rPr>
+        <w:t xml:space="preserve">Рисунок 1.4 – Ескіз модальної форми спеціальності</w:t>
+      </w:r>
+    </w:p>
+    <w:p>
+      <w:pPr>
+        <w:keepNext w:val="false"/>
+        <w:spacing w:after="0" w:before="0" w:line="360" w:lineRule="auto"/>
+        <w:ind w:firstLine="709"/>
+        <w:jc w:val="both"/>
+      </w:pPr>
+      <w:r>
+        <w:rPr>
+          <w:rFonts w:ascii="Times New Roman" w:cs="Times New Roman" w:eastAsia="Times New Roman" w:hAnsi="Times New Roman"/>
+          <w:sz w:val="28"/>
+          <w:szCs w:val="28"/>
+        </w:rPr>
+        <w:t xml:space="preserve">Функція 3 — запити за спеціальністю. Реалізується сторінкою «Спеціальності» й охоплює два обов'язкові запити завдання. Користувач обирає назву спеціальності зі списку всіх назв, відомих у базі, після чого програма виводить таблицю по всіх вузах, де ця спеціальність викладається: вуз, конкурси за трьома формами навчання, вартість контракту. Поле «оплата до, грн/рік» обмежує таблицю пропозиціями з прийнятною вартістю навчання. Окремий блок «Мінімальний конкурс» містить перемикач форми навчання і показує вуз із найменшим конкурсом за обраною формою та саме значення; якщо даних за формою немає, виводиться повідомлення. Ескіз сторінки наведено на рисунку 1.5.</w:t>
+      </w:r>
+    </w:p>
+    <w:p>
+      <w:pPr>
+        <w:keepNext/>
+        <w:spacing w:after="0" w:before="120" w:line="360" w:lineRule="auto"/>
+        <w:jc w:val="center"/>
+      </w:pPr>
+      <w:r>
+        <w:drawing>
+          <wp:inline distT="0" distB="0" distL="0" distR="0">
+            <wp:extent cx="4762500" cy="3619500"/>
+            <wp:effectExtent t="0" r="0" b="0" l="0"/>
+            <wp:docPr id="1" name="" descr="" title=""/>
+            <wp:cNvGraphicFramePr>
+              <a:graphicFrameLocks xmlns:a="http://schemas.openxmlformats.org/drawingml/2006/main" noChangeAspect="1"/>
+            </wp:cNvGraphicFramePr>
+            <a:graphic xmlns:a="http://schemas.openxmlformats.org/drawingml/2006/main">
+              <a:graphicData uri="http://schemas.openxmlformats.org/drawingml/2006/picture">
+                <pic:pic xmlns:pic="http://schemas.openxmlformats.org/drawingml/2006/picture">
+                  <pic:nvPicPr>
+                    <pic:cNvPr id="0" name="" descr=""/>
+                    <pic:cNvPicPr>
+                      <a:picLocks noChangeAspect="1" noChangeArrowheads="1"/>
+                    </pic:cNvPicPr>
+                  </pic:nvPicPr>
+                  <pic:blipFill>
+                    <a:blip r:embed="rId14" cstate="none"/>
+                    <a:srcRect/>
+                    <a:stretch>
+                      <a:fillRect/>
+                    </a:stretch>
+                  </pic:blipFill>
+                  <pic:spPr bwMode="auto">
+                    <a:xfrm>
+                      <a:off x="0" y="0"/>
+                      <a:ext cx="4762500" cy="3619500"/>
+                    </a:xfrm>
+                    <a:prstGeom prst="rect">
+                      <a:avLst/>
+                    </a:prstGeom>
+                  </pic:spPr>
+                </pic:pic>
+              </a:graphicData>
+            </a:graphic>
+          </wp:inline>
+        </w:drawing>
+      </w:r>
+    </w:p>
+    <w:p>
+      <w:pPr>
+        <w:spacing w:after="240" w:before="60" w:line="360" w:lineRule="auto"/>
+        <w:jc w:val="center"/>
+      </w:pPr>
+      <w:r>
+        <w:rPr>
+          <w:rFonts w:ascii="Times New Roman" w:cs="Times New Roman" w:eastAsia="Times New Roman" w:hAnsi="Times New Roman"/>
+          <w:sz w:val="28"/>
+          <w:szCs w:val="28"/>
+        </w:rPr>
         <w:t xml:space="preserve">Рисунок 1.5 – Ескіз сторінки запитів за спеціальністю</w:t>
       </w:r>
     </w:p>
@@ -4392,7 +4606,7 @@
                     </pic:cNvPicPr>
                   </pic:nvPicPr>
                   <pic:blipFill>
-                    <a:blip r:embed="rId14" cstate="none"/>
+                    <a:blip r:embed="rId15" cstate="none"/>
                     <a:srcRect/>
                     <a:stretch>
                       <a:fillRect/>

--- a/2026_ПІ_ООП_ПЗПІ-25-6_Коновалов_О_О.docx
+++ b/2026_ПІ_ООП_ПЗПІ-25-6_Коновалов_О_О.docx
@@ -265,15 +265,15 @@
       </w:pPr>
       <w:r>
         <w:drawing>
-          <wp:anchor distT="0" distB="0" distL="0" distR="0" simplePos="0" allowOverlap="1" behindDoc="0" locked="0" layoutInCell="1" relativeHeight="428625">
+          <wp:anchor distT="0" distB="0" distL="0" distR="0" simplePos="0" allowOverlap="1" behindDoc="0" locked="0" layoutInCell="1" relativeHeight="361950">
             <wp:simplePos x="0" y="0"/>
             <wp:positionH relativeFrom="column">
               <wp:posOffset>2376000</wp:posOffset>
             </wp:positionH>
-            <wp:positionV relativeFrom="line">
-              <wp:posOffset>-252000</wp:posOffset>
+            <wp:positionV relativeFrom="paragraph">
+              <wp:posOffset>-72000</wp:posOffset>
             </wp:positionV>
-            <wp:extent cx="609600" cy="428625"/>
+            <wp:extent cx="542925" cy="361950"/>
             <wp:effectExtent t="0" r="0" b="0" l="0"/>
             <wp:wrapNone/>
             <wp:docPr id="1" name="" descr="" title=""/>
@@ -299,7 +299,7 @@
                   <pic:spPr bwMode="auto">
                     <a:xfrm>
                       <a:off x="0" y="0"/>
-                      <a:ext cx="609600" cy="428625"/>
+                      <a:ext cx="542925" cy="361950"/>
                     </a:xfrm>
                     <a:prstGeom prst="rect">
                       <a:avLst/>
@@ -1740,15 +1740,15 @@
       </w:pPr>
       <w:r>
         <w:drawing>
-          <wp:anchor distT="0" distB="0" distL="0" distR="0" simplePos="0" allowOverlap="1" behindDoc="0" locked="0" layoutInCell="1" relativeHeight="428625">
+          <wp:anchor distT="0" distB="0" distL="0" distR="0" simplePos="0" allowOverlap="1" behindDoc="0" locked="0" layoutInCell="1" relativeHeight="361950">
             <wp:simplePos x="0" y="0"/>
             <wp:positionH relativeFrom="column">
               <wp:posOffset>1908000</wp:posOffset>
             </wp:positionH>
-            <wp:positionV relativeFrom="line">
-              <wp:posOffset>-252000</wp:posOffset>
+            <wp:positionV relativeFrom="paragraph">
+              <wp:posOffset>-72000</wp:posOffset>
             </wp:positionV>
-            <wp:extent cx="609600" cy="428625"/>
+            <wp:extent cx="542925" cy="361950"/>
             <wp:effectExtent t="0" r="0" b="0" l="0"/>
             <wp:wrapNone/>
             <wp:docPr id="1" name="" descr="" title=""/>
@@ -1774,7 +1774,7 @@
                   <pic:spPr bwMode="auto">
                     <a:xfrm>
                       <a:off x="0" y="0"/>
-                      <a:ext cx="609600" cy="428625"/>
+                      <a:ext cx="542925" cy="361950"/>
                     </a:xfrm>
                     <a:prstGeom prst="rect">
                       <a:avLst/>

--- a/2026_ПІ_ООП_ПЗПІ-25-6_Коновалов_О_О.docx
+++ b/2026_ПІ_ООП_ПЗПІ-25-6_Коновалов_О_О.docx
@@ -1839,7 +1839,7 @@
     <w:p>
       <w:pPr>
         <w:keepNext/>
-        <w:spacing w:after="360" w:before="0" w:line="360" w:lineRule="auto"/>
+        <w:spacing w:after="480" w:before="0" w:line="360" w:lineRule="auto"/>
         <w:jc w:val="center"/>
       </w:pPr>
       <w:r>
@@ -1965,7 +1965,7 @@
       <w:pPr>
         <w:keepNext/>
         <w:pageBreakBefore/>
-        <w:spacing w:after="360" w:before="0" w:line="360" w:lineRule="auto"/>
+        <w:spacing w:after="480" w:before="0" w:line="360" w:lineRule="auto"/>
         <w:jc w:val="center"/>
       </w:pPr>
       <w:r>
@@ -2074,7 +2074,7 @@
           <w:sz w:val="28"/>
           <w:szCs w:val="28"/>
         </w:rPr>
-        <w:t xml:space="preserve">	11</w:t>
+        <w:t xml:space="preserve">	12</w:t>
       </w:r>
     </w:p>
     <w:p>
@@ -2328,7 +2328,7 @@
         <w:pStyle w:val="Heading1"/>
         <w:keepNext/>
         <w:pageBreakBefore/>
-        <w:spacing w:after="360" w:before="0" w:line="360" w:lineRule="auto"/>
+        <w:spacing w:after="480" w:before="0" w:line="360" w:lineRule="auto"/>
         <w:jc w:val="center"/>
       </w:pPr>
       <w:r>
@@ -2411,7 +2411,7 @@
         <w:pStyle w:val="Heading1"/>
         <w:keepNext/>
         <w:pageBreakBefore/>
-        <w:spacing w:after="360" w:before="0" w:line="360" w:lineRule="auto"/>
+        <w:spacing w:after="480" w:before="0" w:line="360" w:lineRule="auto"/>
         <w:jc w:val="center"/>
       </w:pPr>
       <w:r>
@@ -2445,7 +2445,7 @@
       <w:pPr>
         <w:pStyle w:val="Heading2"/>
         <w:keepNext/>
-        <w:spacing w:after="360" w:before="360" w:line="360" w:lineRule="auto"/>
+        <w:spacing w:after="480" w:before="480" w:line="360" w:lineRule="auto"/>
         <w:ind w:firstLine="709"/>
       </w:pPr>
       <w:r>
@@ -3695,7 +3695,7 @@
       <w:pPr>
         <w:pStyle w:val="Heading2"/>
         <w:keepNext/>
-        <w:spacing w:after="360" w:before="360" w:line="360" w:lineRule="auto"/>
+        <w:spacing w:after="480" w:before="480" w:line="360" w:lineRule="auto"/>
         <w:ind w:firstLine="709"/>
       </w:pPr>
       <w:r>
@@ -4147,7 +4147,7 @@
         <w:pStyle w:val="Heading1"/>
         <w:keepNext/>
         <w:pageBreakBefore/>
-        <w:spacing w:after="360" w:before="0" w:line="360" w:lineRule="auto"/>
+        <w:spacing w:after="480" w:before="0" w:line="360" w:lineRule="auto"/>
         <w:jc w:val="center"/>
       </w:pPr>
       <w:r>
@@ -4165,7 +4165,7 @@
       <w:pPr>
         <w:pStyle w:val="Heading2"/>
         <w:keepNext/>
-        <w:spacing w:after="360" w:before="360" w:line="360" w:lineRule="auto"/>
+        <w:spacing w:after="480" w:before="480" w:line="360" w:lineRule="auto"/>
         <w:ind w:firstLine="709"/>
       </w:pPr>
       <w:r>
@@ -4485,7 +4485,7 @@
       <w:pPr>
         <w:pStyle w:val="Heading2"/>
         <w:keepNext/>
-        <w:spacing w:after="360" w:before="360" w:line="360" w:lineRule="auto"/>
+        <w:spacing w:after="480" w:before="480" w:line="360" w:lineRule="auto"/>
         <w:ind w:firstLine="709"/>
       </w:pPr>
       <w:r>
@@ -4551,7 +4551,7 @@
       <w:pPr>
         <w:pStyle w:val="Heading2"/>
         <w:keepNext/>
-        <w:spacing w:after="360" w:before="360" w:line="360" w:lineRule="auto"/>
+        <w:spacing w:after="480" w:before="480" w:line="360" w:lineRule="auto"/>
         <w:ind w:firstLine="709"/>
       </w:pPr>
       <w:r>
@@ -4694,7 +4694,7 @@
       <w:pPr>
         <w:pStyle w:val="Heading2"/>
         <w:keepNext/>
-        <w:spacing w:after="360" w:before="360" w:line="360" w:lineRule="auto"/>
+        <w:spacing w:after="480" w:before="480" w:line="360" w:lineRule="auto"/>
         <w:ind w:firstLine="709"/>
       </w:pPr>
       <w:r>
@@ -4760,7 +4760,7 @@
       <w:pPr>
         <w:pStyle w:val="Heading2"/>
         <w:keepNext/>
-        <w:spacing w:after="360" w:before="360" w:line="360" w:lineRule="auto"/>
+        <w:spacing w:after="480" w:before="480" w:line="360" w:lineRule="auto"/>
         <w:ind w:firstLine="709"/>
       </w:pPr>
       <w:r>
@@ -5196,7 +5196,7 @@
       <w:pPr>
         <w:pStyle w:val="Heading2"/>
         <w:keepNext/>
-        <w:spacing w:after="360" w:before="360" w:line="360" w:lineRule="auto"/>
+        <w:spacing w:after="480" w:before="480" w:line="360" w:lineRule="auto"/>
         <w:ind w:firstLine="709"/>
       </w:pPr>
       <w:r>
@@ -5327,7 +5327,7 @@
         <w:pStyle w:val="Heading1"/>
         <w:keepNext/>
         <w:pageBreakBefore/>
-        <w:spacing w:after="360" w:before="0" w:line="360" w:lineRule="auto"/>
+        <w:spacing w:after="480" w:before="0" w:line="360" w:lineRule="auto"/>
         <w:jc w:val="center"/>
       </w:pPr>
       <w:r>
@@ -5394,7 +5394,7 @@
         <w:pStyle w:val="Heading1"/>
         <w:keepNext/>
         <w:pageBreakBefore/>
-        <w:spacing w:after="360" w:before="0" w:line="360" w:lineRule="auto"/>
+        <w:spacing w:after="480" w:before="0" w:line="360" w:lineRule="auto"/>
         <w:jc w:val="center"/>
       </w:pPr>
       <w:r>
@@ -5509,7 +5509,7 @@
         <w:pStyle w:val="Heading1"/>
         <w:keepNext/>
         <w:pageBreakBefore/>
-        <w:spacing w:after="360" w:before="0" w:line="360" w:lineRule="auto"/>
+        <w:spacing w:after="480" w:before="0" w:line="360" w:lineRule="auto"/>
         <w:jc w:val="center"/>
       </w:pPr>
       <w:r>

--- a/2026_ПІ_ООП_ПЗПІ-25-6_Коновалов_О_О.docx
+++ b/2026_ПІ_ООП_ПЗПІ-25-6_Коновалов_О_О.docx
@@ -1896,7 +1896,7 @@
           <w:sz w:val="28"/>
           <w:szCs w:val="28"/>
         </w:rPr>
-        <w:t xml:space="preserve">ДОВІДНИК, АБІТУРІЄНТ, ВУЗ, СПЕЦІАЛЬНІСТЬ, КОНКУРС, МОВА C#, ООП, .NET, REACT</w:t>
+        <w:t xml:space="preserve">АБІТУРІЄНТ, ВУЗ, ДОВІДНИК, КОНКУРС, МОВА C#, ООП, СПЕЦІАЛЬНІСТЬ, .NET, REACT</w:t>
       </w:r>
     </w:p>
     <w:p>

--- a/2026_ПІ_ООП_ПЗПІ-25-6_Коновалов_О_О.docx
+++ b/2026_ПІ_ООП_ПЗПІ-25-6_Коновалов_О_О.docx
@@ -1871,20 +1871,6 @@
     </w:p>
     <w:p>
       <w:pPr>
-        <w:spacing w:after="0" w:line="360" w:lineRule="auto"/>
-        <w:jc w:val="center"/>
-      </w:pPr>
-      <w:r>
-        <w:rPr>
-          <w:rFonts w:ascii="Times New Roman" w:cs="Times New Roman" w:eastAsia="Times New Roman" w:hAnsi="Times New Roman"/>
-          <w:sz w:val="28"/>
-          <w:szCs w:val="28"/>
-        </w:rPr>
-        <w:t xml:space="preserve"/>
-      </w:r>
-    </w:p>
-    <w:p>
-      <w:pPr>
         <w:keepNext w:val="false"/>
         <w:spacing w:after="0" w:before="0" w:line="360" w:lineRule="auto"/>
         <w:ind w:firstLine="709"/>
@@ -1897,20 +1883,6 @@
           <w:szCs w:val="28"/>
         </w:rPr>
         <w:t xml:space="preserve">АБІТУРІЄНТ, ВУЗ, ДОВІДНИК, КОНКУРС, МОВА C#, ООП, СПЕЦІАЛЬНІСТЬ, .NET, REACT</w:t>
-      </w:r>
-    </w:p>
-    <w:p>
-      <w:pPr>
-        <w:spacing w:after="0" w:line="360" w:lineRule="auto"/>
-        <w:jc w:val="center"/>
-      </w:pPr>
-      <w:r>
-        <w:rPr>
-          <w:rFonts w:ascii="Times New Roman" w:cs="Times New Roman" w:eastAsia="Times New Roman" w:hAnsi="Times New Roman"/>
-          <w:sz w:val="28"/>
-          <w:szCs w:val="28"/>
-        </w:rPr>
-        <w:t xml:space="preserve"/>
       </w:r>
     </w:p>
     <w:p>

--- a/2026_ПІ_ООП_ПЗПІ-25-6_Коновалов_О_О.docx
+++ b/2026_ПІ_ООП_ПЗПІ-25-6_Коновалов_О_О.docx
@@ -2423,8 +2423,8 @@
       <w:r>
         <w:rPr>
           <w:rFonts w:ascii="Times New Roman" w:cs="Times New Roman" w:eastAsia="Times New Roman" w:hAnsi="Times New Roman"/>
-          <w:b/>
-          <w:bCs/>
+          <w:b w:val="false"/>
+          <w:bCs w:val="false"/>
           <w:sz w:val="28"/>
           <w:szCs w:val="28"/>
         </w:rPr>
@@ -3673,8 +3673,8 @@
       <w:r>
         <w:rPr>
           <w:rFonts w:ascii="Times New Roman" w:cs="Times New Roman" w:eastAsia="Times New Roman" w:hAnsi="Times New Roman"/>
-          <w:b/>
-          <w:bCs/>
+          <w:b w:val="false"/>
+          <w:bCs w:val="false"/>
           <w:sz w:val="28"/>
           <w:szCs w:val="28"/>
         </w:rPr>
@@ -4143,8 +4143,8 @@
       <w:r>
         <w:rPr>
           <w:rFonts w:ascii="Times New Roman" w:cs="Times New Roman" w:eastAsia="Times New Roman" w:hAnsi="Times New Roman"/>
-          <w:b/>
-          <w:bCs/>
+          <w:b w:val="false"/>
+          <w:bCs w:val="false"/>
           <w:sz w:val="28"/>
           <w:szCs w:val="28"/>
         </w:rPr>
@@ -4463,8 +4463,8 @@
       <w:r>
         <w:rPr>
           <w:rFonts w:ascii="Times New Roman" w:cs="Times New Roman" w:eastAsia="Times New Roman" w:hAnsi="Times New Roman"/>
-          <w:b/>
-          <w:bCs/>
+          <w:b w:val="false"/>
+          <w:bCs w:val="false"/>
           <w:sz w:val="28"/>
           <w:szCs w:val="28"/>
         </w:rPr>
@@ -4529,8 +4529,8 @@
       <w:r>
         <w:rPr>
           <w:rFonts w:ascii="Times New Roman" w:cs="Times New Roman" w:eastAsia="Times New Roman" w:hAnsi="Times New Roman"/>
-          <w:b/>
-          <w:bCs/>
+          <w:b w:val="false"/>
+          <w:bCs w:val="false"/>
           <w:sz w:val="28"/>
           <w:szCs w:val="28"/>
         </w:rPr>
@@ -4672,8 +4672,8 @@
       <w:r>
         <w:rPr>
           <w:rFonts w:ascii="Times New Roman" w:cs="Times New Roman" w:eastAsia="Times New Roman" w:hAnsi="Times New Roman"/>
-          <w:b/>
-          <w:bCs/>
+          <w:b w:val="false"/>
+          <w:bCs w:val="false"/>
           <w:sz w:val="28"/>
           <w:szCs w:val="28"/>
         </w:rPr>
@@ -4738,8 +4738,8 @@
       <w:r>
         <w:rPr>
           <w:rFonts w:ascii="Times New Roman" w:cs="Times New Roman" w:eastAsia="Times New Roman" w:hAnsi="Times New Roman"/>
-          <w:b/>
-          <w:bCs/>
+          <w:b w:val="false"/>
+          <w:bCs w:val="false"/>
           <w:sz w:val="28"/>
           <w:szCs w:val="28"/>
         </w:rPr>
@@ -5174,8 +5174,8 @@
       <w:r>
         <w:rPr>
           <w:rFonts w:ascii="Times New Roman" w:cs="Times New Roman" w:eastAsia="Times New Roman" w:hAnsi="Times New Roman"/>
-          <w:b/>
-          <w:bCs/>
+          <w:b w:val="false"/>
+          <w:bCs w:val="false"/>
           <w:sz w:val="28"/>
           <w:szCs w:val="28"/>
         </w:rPr>

--- a/2026_ПІ_ООП_ПЗПІ-25-6_Коновалов_О_О.docx
+++ b/2026_ПІ_ООП_ПЗПІ-25-6_Коновалов_О_О.docx
@@ -771,22 +771,24 @@
     <w:p>
       <w:pPr>
         <w:keepNext/>
-        <w:spacing w:after="120" w:before="0" w:line="360" w:lineRule="auto"/>
-        <w:ind w:firstLine="709"/>
-        <w:jc w:val="both"/>
-      </w:pPr>
-      <w:r>
-        <w:rPr>
-          <w:rFonts w:ascii="Times New Roman" w:cs="Times New Roman" w:eastAsia="Times New Roman" w:hAnsi="Times New Roman"/>
-          <w:sz w:val="28"/>
-          <w:szCs w:val="28"/>
-        </w:rPr>
-        <w:t xml:space="preserve">5. Календарний план виконання роботи:</w:t>
+        <w:pageBreakBefore/>
+        <w:spacing w:after="240" w:line="360" w:lineRule="auto"/>
+        <w:jc w:val="center"/>
+      </w:pPr>
+      <w:r>
+        <w:rPr>
+          <w:rFonts w:ascii="Times New Roman" w:cs="Times New Roman" w:eastAsia="Times New Roman" w:hAnsi="Times New Roman"/>
+          <w:b/>
+          <w:bCs/>
+          <w:sz w:val="28"/>
+          <w:szCs w:val="28"/>
+        </w:rPr>
+        <w:t xml:space="preserve">КАЛЕНДАРНИЙ ПЛАН</w:t>
       </w:r>
     </w:p>
     <w:tbl>
       <w:tblPr>
-        <w:tblW w:type="pct" w:w="100%"/>
+        <w:tblW w:type="dxa" w:w="9355"/>
         <w:tblBorders>
           <w:top w:val="single" w:color="auto" w:sz="4"/>
           <w:left w:val="single" w:color="auto" w:sz="4"/>
@@ -797,10 +799,9 @@
         </w:tblBorders>
       </w:tblPr>
       <w:tblGrid>
-        <w:gridCol w:w="100"/>
-        <w:gridCol w:w="100"/>
-        <w:gridCol w:w="100"/>
-        <w:gridCol w:w="100"/>
+        <w:gridCol w:w="600"/>
+        <w:gridCol w:w="6055"/>
+        <w:gridCol w:w="2700"/>
       </w:tblGrid>
       <w:tr>
         <w:trPr>
@@ -808,7 +809,7 @@
         </w:trPr>
         <w:tc>
           <w:tcPr>
-            <w:tcW w:type="pct" w:w="7%"/>
+            <w:tcW w:type="dxa" w:w="600"/>
             <w:tcMar>
               <w:top w:type="dxa" w:w="60"/>
               <w:left w:type="dxa" w:w="80"/>
@@ -836,7 +837,7 @@
         </w:tc>
         <w:tc>
           <w:tcPr>
-            <w:tcW w:type="pct" w:w="48%"/>
+            <w:tcW w:type="dxa" w:w="6055"/>
             <w:tcMar>
               <w:top w:type="dxa" w:w="60"/>
               <w:left w:type="dxa" w:w="80"/>
@@ -864,7 +865,7 @@
         </w:tc>
         <w:tc>
           <w:tcPr>
-            <w:tcW w:type="pct" w:w="27%"/>
+            <w:tcW w:type="dxa" w:w="2700"/>
             <w:tcMar>
               <w:top w:type="dxa" w:w="60"/>
               <w:left w:type="dxa" w:w="80"/>
@@ -890,38 +891,11 @@
             </w:r>
           </w:p>
         </w:tc>
-        <w:tc>
-          <w:tcPr>
-            <w:tcW w:type="pct" w:w="18%"/>
-            <w:tcMar>
-              <w:top w:type="dxa" w:w="60"/>
-              <w:left w:type="dxa" w:w="80"/>
-              <w:bottom w:type="dxa" w:w="60"/>
-              <w:right w:type="dxa" w:w="80"/>
-            </w:tcMar>
-            <w:vAlign w:val="center"/>
-          </w:tcPr>
-          <w:p>
-            <w:pPr>
-              <w:spacing w:after="0" w:line="240" w:lineRule="auto"/>
-              <w:jc w:val="center"/>
-            </w:pPr>
-            <w:r>
-              <w:rPr>
-                <w:rFonts w:ascii="Times New Roman" w:cs="Times New Roman" w:eastAsia="Times New Roman" w:hAnsi="Times New Roman"/>
-                <w:b/>
-                <w:bCs/>
-                <w:sz w:val="28"/>
-                <w:szCs w:val="28"/>
-              </w:rPr>
-              <w:t xml:space="preserve">Примітка</w:t>
-            </w:r>
-          </w:p>
-        </w:tc>
       </w:tr>
       <w:tr>
         <w:tc>
           <w:tcPr>
+            <w:tcW w:type="dxa" w:w="600"/>
             <w:tcMar>
               <w:top w:type="dxa" w:w="60"/>
               <w:left w:type="dxa" w:w="80"/>
@@ -949,6 +923,7 @@
         </w:tc>
         <w:tc>
           <w:tcPr>
+            <w:tcW w:type="dxa" w:w="6055"/>
             <w:tcMar>
               <w:top w:type="dxa" w:w="60"/>
               <w:left w:type="dxa" w:w="80"/>
@@ -976,6 +951,7 @@
         </w:tc>
         <w:tc>
           <w:tcPr>
+            <w:tcW w:type="dxa" w:w="2700"/>
             <w:tcMar>
               <w:top w:type="dxa" w:w="60"/>
               <w:left w:type="dxa" w:w="80"/>
@@ -1001,37 +977,11 @@
             </w:r>
           </w:p>
         </w:tc>
-        <w:tc>
-          <w:tcPr>
-            <w:tcMar>
-              <w:top w:type="dxa" w:w="60"/>
-              <w:left w:type="dxa" w:w="80"/>
-              <w:bottom w:type="dxa" w:w="60"/>
-              <w:right w:type="dxa" w:w="80"/>
-            </w:tcMar>
-            <w:vAlign w:val="center"/>
-          </w:tcPr>
-          <w:p>
-            <w:pPr>
-              <w:spacing w:after="0" w:line="240" w:lineRule="auto"/>
-              <w:jc w:val="center"/>
-            </w:pPr>
-            <w:r>
-              <w:rPr>
-                <w:rFonts w:ascii="Times New Roman" w:cs="Times New Roman" w:eastAsia="Times New Roman" w:hAnsi="Times New Roman"/>
-                <w:b w:val="false"/>
-                <w:bCs w:val="false"/>
-                <w:sz w:val="28"/>
-                <w:szCs w:val="28"/>
-              </w:rPr>
-              <w:t xml:space="preserve">Виконано</w:t>
-            </w:r>
-          </w:p>
-        </w:tc>
       </w:tr>
       <w:tr>
         <w:tc>
           <w:tcPr>
+            <w:tcW w:type="dxa" w:w="600"/>
             <w:tcMar>
               <w:top w:type="dxa" w:w="60"/>
               <w:left w:type="dxa" w:w="80"/>
@@ -1059,6 +1009,7 @@
         </w:tc>
         <w:tc>
           <w:tcPr>
+            <w:tcW w:type="dxa" w:w="6055"/>
             <w:tcMar>
               <w:top w:type="dxa" w:w="60"/>
               <w:left w:type="dxa" w:w="80"/>
@@ -1086,6 +1037,7 @@
         </w:tc>
         <w:tc>
           <w:tcPr>
+            <w:tcW w:type="dxa" w:w="2700"/>
             <w:tcMar>
               <w:top w:type="dxa" w:w="60"/>
               <w:left w:type="dxa" w:w="80"/>
@@ -1111,37 +1063,11 @@
             </w:r>
           </w:p>
         </w:tc>
-        <w:tc>
-          <w:tcPr>
-            <w:tcMar>
-              <w:top w:type="dxa" w:w="60"/>
-              <w:left w:type="dxa" w:w="80"/>
-              <w:bottom w:type="dxa" w:w="60"/>
-              <w:right w:type="dxa" w:w="80"/>
-            </w:tcMar>
-            <w:vAlign w:val="center"/>
-          </w:tcPr>
-          <w:p>
-            <w:pPr>
-              <w:spacing w:after="0" w:line="240" w:lineRule="auto"/>
-              <w:jc w:val="center"/>
-            </w:pPr>
-            <w:r>
-              <w:rPr>
-                <w:rFonts w:ascii="Times New Roman" w:cs="Times New Roman" w:eastAsia="Times New Roman" w:hAnsi="Times New Roman"/>
-                <w:b w:val="false"/>
-                <w:bCs w:val="false"/>
-                <w:sz w:val="28"/>
-                <w:szCs w:val="28"/>
-              </w:rPr>
-              <w:t xml:space="preserve">Виконано</w:t>
-            </w:r>
-          </w:p>
-        </w:tc>
       </w:tr>
       <w:tr>
         <w:tc>
           <w:tcPr>
+            <w:tcW w:type="dxa" w:w="600"/>
             <w:tcMar>
               <w:top w:type="dxa" w:w="60"/>
               <w:left w:type="dxa" w:w="80"/>
@@ -1169,6 +1095,7 @@
         </w:tc>
         <w:tc>
           <w:tcPr>
+            <w:tcW w:type="dxa" w:w="6055"/>
             <w:tcMar>
               <w:top w:type="dxa" w:w="60"/>
               <w:left w:type="dxa" w:w="80"/>
@@ -1196,6 +1123,7 @@
         </w:tc>
         <w:tc>
           <w:tcPr>
+            <w:tcW w:type="dxa" w:w="2700"/>
             <w:tcMar>
               <w:top w:type="dxa" w:w="60"/>
               <w:left w:type="dxa" w:w="80"/>
@@ -1221,37 +1149,11 @@
             </w:r>
           </w:p>
         </w:tc>
-        <w:tc>
-          <w:tcPr>
-            <w:tcMar>
-              <w:top w:type="dxa" w:w="60"/>
-              <w:left w:type="dxa" w:w="80"/>
-              <w:bottom w:type="dxa" w:w="60"/>
-              <w:right w:type="dxa" w:w="80"/>
-            </w:tcMar>
-            <w:vAlign w:val="center"/>
-          </w:tcPr>
-          <w:p>
-            <w:pPr>
-              <w:spacing w:after="0" w:line="240" w:lineRule="auto"/>
-              <w:jc w:val="center"/>
-            </w:pPr>
-            <w:r>
-              <w:rPr>
-                <w:rFonts w:ascii="Times New Roman" w:cs="Times New Roman" w:eastAsia="Times New Roman" w:hAnsi="Times New Roman"/>
-                <w:b w:val="false"/>
-                <w:bCs w:val="false"/>
-                <w:sz w:val="28"/>
-                <w:szCs w:val="28"/>
-              </w:rPr>
-              <w:t xml:space="preserve">Виконано</w:t>
-            </w:r>
-          </w:p>
-        </w:tc>
       </w:tr>
       <w:tr>
         <w:tc>
           <w:tcPr>
+            <w:tcW w:type="dxa" w:w="600"/>
             <w:tcMar>
               <w:top w:type="dxa" w:w="60"/>
               <w:left w:type="dxa" w:w="80"/>
@@ -1279,6 +1181,7 @@
         </w:tc>
         <w:tc>
           <w:tcPr>
+            <w:tcW w:type="dxa" w:w="6055"/>
             <w:tcMar>
               <w:top w:type="dxa" w:w="60"/>
               <w:left w:type="dxa" w:w="80"/>
@@ -1306,6 +1209,7 @@
         </w:tc>
         <w:tc>
           <w:tcPr>
+            <w:tcW w:type="dxa" w:w="2700"/>
             <w:tcMar>
               <w:top w:type="dxa" w:w="60"/>
               <w:left w:type="dxa" w:w="80"/>
@@ -1331,37 +1235,11 @@
             </w:r>
           </w:p>
         </w:tc>
-        <w:tc>
-          <w:tcPr>
-            <w:tcMar>
-              <w:top w:type="dxa" w:w="60"/>
-              <w:left w:type="dxa" w:w="80"/>
-              <w:bottom w:type="dxa" w:w="60"/>
-              <w:right w:type="dxa" w:w="80"/>
-            </w:tcMar>
-            <w:vAlign w:val="center"/>
-          </w:tcPr>
-          <w:p>
-            <w:pPr>
-              <w:spacing w:after="0" w:line="240" w:lineRule="auto"/>
-              <w:jc w:val="center"/>
-            </w:pPr>
-            <w:r>
-              <w:rPr>
-                <w:rFonts w:ascii="Times New Roman" w:cs="Times New Roman" w:eastAsia="Times New Roman" w:hAnsi="Times New Roman"/>
-                <w:b w:val="false"/>
-                <w:bCs w:val="false"/>
-                <w:sz w:val="28"/>
-                <w:szCs w:val="28"/>
-              </w:rPr>
-              <w:t xml:space="preserve">Виконано</w:t>
-            </w:r>
-          </w:p>
-        </w:tc>
       </w:tr>
       <w:tr>
         <w:tc>
           <w:tcPr>
+            <w:tcW w:type="dxa" w:w="600"/>
             <w:tcMar>
               <w:top w:type="dxa" w:w="60"/>
               <w:left w:type="dxa" w:w="80"/>
@@ -1389,6 +1267,7 @@
         </w:tc>
         <w:tc>
           <w:tcPr>
+            <w:tcW w:type="dxa" w:w="6055"/>
             <w:tcMar>
               <w:top w:type="dxa" w:w="60"/>
               <w:left w:type="dxa" w:w="80"/>
@@ -1416,6 +1295,7 @@
         </w:tc>
         <w:tc>
           <w:tcPr>
+            <w:tcW w:type="dxa" w:w="2700"/>
             <w:tcMar>
               <w:top w:type="dxa" w:w="60"/>
               <w:left w:type="dxa" w:w="80"/>
@@ -1441,37 +1321,11 @@
             </w:r>
           </w:p>
         </w:tc>
-        <w:tc>
-          <w:tcPr>
-            <w:tcMar>
-              <w:top w:type="dxa" w:w="60"/>
-              <w:left w:type="dxa" w:w="80"/>
-              <w:bottom w:type="dxa" w:w="60"/>
-              <w:right w:type="dxa" w:w="80"/>
-            </w:tcMar>
-            <w:vAlign w:val="center"/>
-          </w:tcPr>
-          <w:p>
-            <w:pPr>
-              <w:spacing w:after="0" w:line="240" w:lineRule="auto"/>
-              <w:jc w:val="center"/>
-            </w:pPr>
-            <w:r>
-              <w:rPr>
-                <w:rFonts w:ascii="Times New Roman" w:cs="Times New Roman" w:eastAsia="Times New Roman" w:hAnsi="Times New Roman"/>
-                <w:b w:val="false"/>
-                <w:bCs w:val="false"/>
-                <w:sz w:val="28"/>
-                <w:szCs w:val="28"/>
-              </w:rPr>
-              <w:t xml:space="preserve">Виконано</w:t>
-            </w:r>
-          </w:p>
-        </w:tc>
       </w:tr>
       <w:tr>
         <w:tc>
           <w:tcPr>
+            <w:tcW w:type="dxa" w:w="600"/>
             <w:tcMar>
               <w:top w:type="dxa" w:w="60"/>
               <w:left w:type="dxa" w:w="80"/>
@@ -1499,6 +1353,7 @@
         </w:tc>
         <w:tc>
           <w:tcPr>
+            <w:tcW w:type="dxa" w:w="6055"/>
             <w:tcMar>
               <w:top w:type="dxa" w:w="60"/>
               <w:left w:type="dxa" w:w="80"/>
@@ -1526,6 +1381,7 @@
         </w:tc>
         <w:tc>
           <w:tcPr>
+            <w:tcW w:type="dxa" w:w="2700"/>
             <w:tcMar>
               <w:top w:type="dxa" w:w="60"/>
               <w:left w:type="dxa" w:w="80"/>
@@ -1551,37 +1407,11 @@
             </w:r>
           </w:p>
         </w:tc>
-        <w:tc>
-          <w:tcPr>
-            <w:tcMar>
-              <w:top w:type="dxa" w:w="60"/>
-              <w:left w:type="dxa" w:w="80"/>
-              <w:bottom w:type="dxa" w:w="60"/>
-              <w:right w:type="dxa" w:w="80"/>
-            </w:tcMar>
-            <w:vAlign w:val="center"/>
-          </w:tcPr>
-          <w:p>
-            <w:pPr>
-              <w:spacing w:after="0" w:line="240" w:lineRule="auto"/>
-              <w:jc w:val="center"/>
-            </w:pPr>
-            <w:r>
-              <w:rPr>
-                <w:rFonts w:ascii="Times New Roman" w:cs="Times New Roman" w:eastAsia="Times New Roman" w:hAnsi="Times New Roman"/>
-                <w:b w:val="false"/>
-                <w:bCs w:val="false"/>
-                <w:sz w:val="28"/>
-                <w:szCs w:val="28"/>
-              </w:rPr>
-              <w:t xml:space="preserve">Виконано</w:t>
-            </w:r>
-          </w:p>
-        </w:tc>
       </w:tr>
       <w:tr>
         <w:tc>
           <w:tcPr>
+            <w:tcW w:type="dxa" w:w="600"/>
             <w:tcMar>
               <w:top w:type="dxa" w:w="60"/>
               <w:left w:type="dxa" w:w="80"/>
@@ -1609,6 +1439,7 @@
         </w:tc>
         <w:tc>
           <w:tcPr>
+            <w:tcW w:type="dxa" w:w="6055"/>
             <w:tcMar>
               <w:top w:type="dxa" w:w="60"/>
               <w:left w:type="dxa" w:w="80"/>
@@ -1636,6 +1467,7 @@
         </w:tc>
         <w:tc>
           <w:tcPr>
+            <w:tcW w:type="dxa" w:w="2700"/>
             <w:tcMar>
               <w:top w:type="dxa" w:w="60"/>
               <w:left w:type="dxa" w:w="80"/>
@@ -1658,33 +1490,6 @@
                 <w:szCs w:val="28"/>
               </w:rPr>
               <w:t xml:space="preserve">20.05 – 30.05.2026</w:t>
-            </w:r>
-          </w:p>
-        </w:tc>
-        <w:tc>
-          <w:tcPr>
-            <w:tcMar>
-              <w:top w:type="dxa" w:w="60"/>
-              <w:left w:type="dxa" w:w="80"/>
-              <w:bottom w:type="dxa" w:w="60"/>
-              <w:right w:type="dxa" w:w="80"/>
-            </w:tcMar>
-            <w:vAlign w:val="center"/>
-          </w:tcPr>
-          <w:p>
-            <w:pPr>
-              <w:spacing w:after="0" w:line="240" w:lineRule="auto"/>
-              <w:jc w:val="center"/>
-            </w:pPr>
-            <w:r>
-              <w:rPr>
-                <w:rFonts w:ascii="Times New Roman" w:cs="Times New Roman" w:eastAsia="Times New Roman" w:hAnsi="Times New Roman"/>
-                <w:b w:val="false"/>
-                <w:bCs w:val="false"/>
-                <w:sz w:val="28"/>
-                <w:szCs w:val="28"/>
-              </w:rPr>
-              <w:t xml:space="preserve"/>
             </w:r>
           </w:p>
         </w:tc>
@@ -1866,7 +1671,7 @@
           <w:sz w:val="28"/>
           <w:szCs w:val="28"/>
         </w:rPr>
-        <w:t xml:space="preserve">Пояснювальна записка до курсової роботи: 26 с., 6 рис., 1 додаток, 6 джерел.</w:t>
+        <w:t xml:space="preserve">Пояснювальна записка до курсової роботи: 27 с., 8 рис., 1 додаток, 6 джерел.</w:t>
       </w:r>
     </w:p>
     <w:p>
@@ -2145,7 +1950,7 @@
           <w:sz w:val="28"/>
           <w:szCs w:val="28"/>
         </w:rPr>
-        <w:t xml:space="preserve">	18</w:t>
+        <w:t xml:space="preserve">	19</w:t>
       </w:r>
     </w:p>
     <w:p>
@@ -2170,7 +1975,7 @@
           <w:sz w:val="28"/>
           <w:szCs w:val="28"/>
         </w:rPr>
-        <w:t xml:space="preserve">	20</w:t>
+        <w:t xml:space="preserve">	21</w:t>
       </w:r>
     </w:p>
     <w:p>
@@ -2195,7 +2000,7 @@
           <w:sz w:val="28"/>
           <w:szCs w:val="28"/>
         </w:rPr>
-        <w:t xml:space="preserve">	21</w:t>
+        <w:t xml:space="preserve">	22</w:t>
       </w:r>
     </w:p>
     <w:p>
@@ -2220,7 +2025,7 @@
           <w:sz w:val="28"/>
           <w:szCs w:val="28"/>
         </w:rPr>
-        <w:t xml:space="preserve">	22</w:t>
+        <w:t xml:space="preserve">	23</w:t>
       </w:r>
     </w:p>
     <w:p>
@@ -2244,7 +2049,7 @@
           <w:sz w:val="28"/>
           <w:szCs w:val="28"/>
         </w:rPr>
-        <w:t xml:space="preserve">	24</w:t>
+        <w:t xml:space="preserve">	25</w:t>
       </w:r>
     </w:p>
     <w:p>
@@ -2268,7 +2073,7 @@
           <w:sz w:val="28"/>
           <w:szCs w:val="28"/>
         </w:rPr>
-        <w:t xml:space="preserve">	25</w:t>
+        <w:t xml:space="preserve">	26</w:t>
       </w:r>
     </w:p>
     <w:p>
@@ -2292,7 +2097,7 @@
           <w:sz w:val="28"/>
           <w:szCs w:val="28"/>
         </w:rPr>
-        <w:t xml:space="preserve">	26</w:t>
+        <w:t xml:space="preserve">	27</w:t>
       </w:r>
     </w:p>
     <w:p>
@@ -2417,7 +2222,7 @@
       <w:pPr>
         <w:pStyle w:val="Heading2"/>
         <w:keepNext/>
-        <w:spacing w:after="480" w:before="480" w:line="360" w:lineRule="auto"/>
+        <w:spacing w:after="480" w:before="0" w:line="360" w:lineRule="auto"/>
         <w:ind w:firstLine="709"/>
       </w:pPr>
       <w:r>
@@ -4185,372 +3990,18 @@
     </w:p>
     <w:p>
       <w:pPr>
-        <w:keepNext/>
-        <w:spacing w:after="0" w:before="0" w:line="360" w:lineRule="auto"/>
-        <w:ind w:firstLine="709"/>
-        <w:jc w:val="both"/>
-      </w:pPr>
-      <w:r>
-        <w:rPr>
-          <w:rFonts w:ascii="Times New Roman" w:cs="Times New Roman" w:eastAsia="Times New Roman" w:hAnsi="Times New Roman"/>
-          <w:sz w:val="28"/>
-          <w:szCs w:val="28"/>
-        </w:rPr>
-        <w:t xml:space="preserve">Проєкт організовано як монорепозиторій — єдиний репозиторій, що містить серверну частину, клієнтську частину, модульні тести та пояснювальну записку. Структура папок проєкту така:</w:t>
-      </w:r>
-    </w:p>
-    <w:p>
-      <w:pPr>
-        <w:keepNext/>
-        <w:keepLines/>
-        <w:pBdr>
-          <w:left w:val="single" w:color="4472C4" w:sz="12" w:space="4"/>
-        </w:pBdr>
-        <w:shd w:fill="F2F2F2" w:color="auto" w:val="clear"/>
-        <w:spacing w:after="0" w:line="240" w:lineRule="auto"/>
-        <w:ind w:left="283"/>
-      </w:pPr>
-      <w:r>
-        <w:rPr>
-          <w:rFonts w:ascii="Courier New" w:cs="Courier New" w:eastAsia="Courier New" w:hAnsi="Courier New"/>
-          <w:sz w:val="20"/>
-          <w:szCs w:val="20"/>
-        </w:rPr>
-        <w:t xml:space="preserve">oop-coursework/</w:t>
-      </w:r>
-    </w:p>
-    <w:p>
-      <w:pPr>
-        <w:keepNext/>
-        <w:keepLines/>
-        <w:pBdr>
-          <w:left w:val="single" w:color="4472C4" w:sz="12" w:space="4"/>
-        </w:pBdr>
-        <w:shd w:fill="F2F2F2" w:color="auto" w:val="clear"/>
-        <w:spacing w:after="0" w:line="240" w:lineRule="auto"/>
-        <w:ind w:left="283"/>
-      </w:pPr>
-      <w:r>
-        <w:rPr>
-          <w:rFonts w:ascii="Courier New" w:cs="Courier New" w:eastAsia="Courier New" w:hAnsi="Courier New"/>
-          <w:sz w:val="20"/>
-          <w:szCs w:val="20"/>
-        </w:rPr>
-        <w:t xml:space="preserve">├── apps/</w:t>
-      </w:r>
-    </w:p>
-    <w:p>
-      <w:pPr>
-        <w:keepNext/>
-        <w:keepLines/>
-        <w:pBdr>
-          <w:left w:val="single" w:color="4472C4" w:sz="12" w:space="4"/>
-        </w:pBdr>
-        <w:shd w:fill="F2F2F2" w:color="auto" w:val="clear"/>
-        <w:spacing w:after="0" w:line="240" w:lineRule="auto"/>
-        <w:ind w:left="283"/>
-      </w:pPr>
-      <w:r>
-        <w:rPr>
-          <w:rFonts w:ascii="Courier New" w:cs="Courier New" w:eastAsia="Courier New" w:hAnsi="Courier New"/>
-          <w:sz w:val="20"/>
-          <w:szCs w:val="20"/>
-        </w:rPr>
-        <w:t xml:space="preserve">│   ├── api/          серверна частина — ASP.NET Core Web API (C#)</w:t>
-      </w:r>
-    </w:p>
-    <w:p>
-      <w:pPr>
-        <w:keepNext/>
-        <w:keepLines/>
-        <w:pBdr>
-          <w:left w:val="single" w:color="4472C4" w:sz="12" w:space="4"/>
-        </w:pBdr>
-        <w:shd w:fill="F2F2F2" w:color="auto" w:val="clear"/>
-        <w:spacing w:after="0" w:line="240" w:lineRule="auto"/>
-        <w:ind w:left="283"/>
-      </w:pPr>
-      <w:r>
-        <w:rPr>
-          <w:rFonts w:ascii="Courier New" w:cs="Courier New" w:eastAsia="Courier New" w:hAnsi="Courier New"/>
-          <w:sz w:val="20"/>
-          <w:szCs w:val="20"/>
-        </w:rPr>
-        <w:t xml:space="preserve">│   │   ├── Models/        класи предметної галузі</w:t>
-      </w:r>
-    </w:p>
-    <w:p>
-      <w:pPr>
-        <w:keepNext/>
-        <w:keepLines/>
-        <w:pBdr>
-          <w:left w:val="single" w:color="4472C4" w:sz="12" w:space="4"/>
-        </w:pBdr>
-        <w:shd w:fill="F2F2F2" w:color="auto" w:val="clear"/>
-        <w:spacing w:after="0" w:line="240" w:lineRule="auto"/>
-        <w:ind w:left="283"/>
-      </w:pPr>
-      <w:r>
-        <w:rPr>
-          <w:rFonts w:ascii="Courier New" w:cs="Courier New" w:eastAsia="Courier New" w:hAnsi="Courier New"/>
-          <w:sz w:val="20"/>
-          <w:szCs w:val="20"/>
-        </w:rPr>
-        <w:t xml:space="preserve">│   │   ├── Storage/       сховище даних (JsonDataStore)</w:t>
-      </w:r>
-    </w:p>
-    <w:p>
-      <w:pPr>
-        <w:keepNext/>
-        <w:keepLines/>
-        <w:pBdr>
-          <w:left w:val="single" w:color="4472C4" w:sz="12" w:space="4"/>
-        </w:pBdr>
-        <w:shd w:fill="F2F2F2" w:color="auto" w:val="clear"/>
-        <w:spacing w:after="0" w:line="240" w:lineRule="auto"/>
-        <w:ind w:left="283"/>
-      </w:pPr>
-      <w:r>
-        <w:rPr>
-          <w:rFonts w:ascii="Courier New" w:cs="Courier New" w:eastAsia="Courier New" w:hAnsi="Courier New"/>
-          <w:sz w:val="20"/>
-          <w:szCs w:val="20"/>
-        </w:rPr>
-        <w:t xml:space="preserve">│   │   ├── Services/      керуюча логіка (DirectoryService)</w:t>
-      </w:r>
-    </w:p>
-    <w:p>
-      <w:pPr>
-        <w:keepNext/>
-        <w:keepLines/>
-        <w:pBdr>
-          <w:left w:val="single" w:color="4472C4" w:sz="12" w:space="4"/>
-        </w:pBdr>
-        <w:shd w:fill="F2F2F2" w:color="auto" w:val="clear"/>
-        <w:spacing w:after="0" w:line="240" w:lineRule="auto"/>
-        <w:ind w:left="283"/>
-      </w:pPr>
-      <w:r>
-        <w:rPr>
-          <w:rFonts w:ascii="Courier New" w:cs="Courier New" w:eastAsia="Courier New" w:hAnsi="Courier New"/>
-          <w:sz w:val="20"/>
-          <w:szCs w:val="20"/>
-        </w:rPr>
-        <w:t xml:space="preserve">│   │   ├── Contracts/     типи запитів і відповідей API</w:t>
-      </w:r>
-    </w:p>
-    <w:p>
-      <w:pPr>
-        <w:keepNext/>
-        <w:keepLines/>
-        <w:pBdr>
-          <w:left w:val="single" w:color="4472C4" w:sz="12" w:space="4"/>
-        </w:pBdr>
-        <w:shd w:fill="F2F2F2" w:color="auto" w:val="clear"/>
-        <w:spacing w:after="0" w:line="240" w:lineRule="auto"/>
-        <w:ind w:left="283"/>
-      </w:pPr>
-      <w:r>
-        <w:rPr>
-          <w:rFonts w:ascii="Courier New" w:cs="Courier New" w:eastAsia="Courier New" w:hAnsi="Courier New"/>
-          <w:sz w:val="20"/>
-          <w:szCs w:val="20"/>
-        </w:rPr>
-        <w:t xml:space="preserve">│   │   ├── Controllers/   HTTP-контролери</w:t>
-      </w:r>
-    </w:p>
-    <w:p>
-      <w:pPr>
-        <w:keepNext/>
-        <w:keepLines/>
-        <w:pBdr>
-          <w:left w:val="single" w:color="4472C4" w:sz="12" w:space="4"/>
-        </w:pBdr>
-        <w:shd w:fill="F2F2F2" w:color="auto" w:val="clear"/>
-        <w:spacing w:after="0" w:line="240" w:lineRule="auto"/>
-        <w:ind w:left="283"/>
-      </w:pPr>
-      <w:r>
-        <w:rPr>
-          <w:rFonts w:ascii="Courier New" w:cs="Courier New" w:eastAsia="Courier New" w:hAnsi="Courier New"/>
-          <w:sz w:val="20"/>
-          <w:szCs w:val="20"/>
-        </w:rPr>
-        <w:t xml:space="preserve">│   │   └── Data/          JSON-файли бази даних</w:t>
-      </w:r>
-    </w:p>
-    <w:p>
-      <w:pPr>
-        <w:keepNext/>
-        <w:keepLines/>
-        <w:pBdr>
-          <w:left w:val="single" w:color="4472C4" w:sz="12" w:space="4"/>
-        </w:pBdr>
-        <w:shd w:fill="F2F2F2" w:color="auto" w:val="clear"/>
-        <w:spacing w:after="0" w:line="240" w:lineRule="auto"/>
-        <w:ind w:left="283"/>
-      </w:pPr>
-      <w:r>
-        <w:rPr>
-          <w:rFonts w:ascii="Courier New" w:cs="Courier New" w:eastAsia="Courier New" w:hAnsi="Courier New"/>
-          <w:sz w:val="20"/>
-          <w:szCs w:val="20"/>
-        </w:rPr>
-        <w:t xml:space="preserve">│   ├── api.tests/    модульні тести (xUnit)</w:t>
-      </w:r>
-    </w:p>
-    <w:p>
-      <w:pPr>
-        <w:keepNext/>
-        <w:keepLines/>
-        <w:pBdr>
-          <w:left w:val="single" w:color="4472C4" w:sz="12" w:space="4"/>
-        </w:pBdr>
-        <w:shd w:fill="F2F2F2" w:color="auto" w:val="clear"/>
-        <w:spacing w:after="0" w:line="240" w:lineRule="auto"/>
-        <w:ind w:left="283"/>
-      </w:pPr>
-      <w:r>
-        <w:rPr>
-          <w:rFonts w:ascii="Courier New" w:cs="Courier New" w:eastAsia="Courier New" w:hAnsi="Courier New"/>
-          <w:sz w:val="20"/>
-          <w:szCs w:val="20"/>
-        </w:rPr>
-        <w:t xml:space="preserve">│   └── web/          клієнтська частина — React, TypeScript</w:t>
-      </w:r>
-    </w:p>
-    <w:p>
-      <w:pPr>
-        <w:keepNext w:val="false"/>
-        <w:keepLines/>
-        <w:pBdr>
-          <w:left w:val="single" w:color="4472C4" w:sz="12" w:space="4"/>
-        </w:pBdr>
-        <w:shd w:fill="F2F2F2" w:color="auto" w:val="clear"/>
-        <w:spacing w:after="0" w:line="240" w:lineRule="auto"/>
-        <w:ind w:left="283"/>
-      </w:pPr>
-      <w:r>
-        <w:rPr>
-          <w:rFonts w:ascii="Courier New" w:cs="Courier New" w:eastAsia="Courier New" w:hAnsi="Courier New"/>
-          <w:sz w:val="20"/>
-          <w:szCs w:val="20"/>
-        </w:rPr>
-        <w:t xml:space="preserve">└── reports/          пояснювальна записка</w:t>
-      </w:r>
-    </w:p>
-    <w:p>
-      <w:pPr>
-        <w:spacing w:after="0" w:line="360" w:lineRule="auto"/>
-        <w:jc w:val="center"/>
-      </w:pPr>
-      <w:r>
-        <w:rPr>
-          <w:rFonts w:ascii="Times New Roman" w:cs="Times New Roman" w:eastAsia="Times New Roman" w:hAnsi="Times New Roman"/>
-          <w:sz w:val="28"/>
-          <w:szCs w:val="28"/>
-        </w:rPr>
-        <w:t xml:space="preserve"/>
-      </w:r>
-    </w:p>
-    <w:p>
-      <w:pPr>
-        <w:pStyle w:val="Heading2"/>
-        <w:keepNext/>
-        <w:spacing w:after="480" w:before="480" w:line="360" w:lineRule="auto"/>
-        <w:ind w:firstLine="709"/>
-      </w:pPr>
-      <w:r>
-        <w:rPr>
-          <w:rFonts w:ascii="Times New Roman" w:cs="Times New Roman" w:eastAsia="Times New Roman" w:hAnsi="Times New Roman"/>
-          <w:b w:val="false"/>
-          <w:bCs w:val="false"/>
-          <w:sz w:val="28"/>
-          <w:szCs w:val="28"/>
-        </w:rPr>
-        <w:t xml:space="preserve">2.2 Схема організації даних</w:t>
-      </w:r>
-    </w:p>
-    <w:p>
-      <w:pPr>
-        <w:keepNext w:val="false"/>
-        <w:spacing w:after="0" w:before="0" w:line="360" w:lineRule="auto"/>
-        <w:ind w:firstLine="709"/>
-        <w:jc w:val="both"/>
-      </w:pPr>
-      <w:r>
-        <w:rPr>
-          <w:rFonts w:ascii="Times New Roman" w:cs="Times New Roman" w:eastAsia="Times New Roman" w:hAnsi="Times New Roman"/>
-          <w:sz w:val="28"/>
-          <w:szCs w:val="28"/>
-        </w:rPr>
-        <w:t xml:space="preserve">База довідника зберігається у двох файлах формату JSON [3]: universities.json містить колекцію вузів, specialties.json — колекцію спеціальностей. Серіалізацію та десеріалізацію виконує бібліотека Newtonsoft.Json [4]; файли записуються з відступами, тому їх за потреби можна переглянути у будь-якому текстовому редакторі.</w:t>
-      </w:r>
-    </w:p>
-    <w:p>
-      <w:pPr>
-        <w:keepNext w:val="false"/>
-        <w:spacing w:after="0" w:before="0" w:line="360" w:lineRule="auto"/>
-        <w:ind w:firstLine="709"/>
-        <w:jc w:val="both"/>
-      </w:pPr>
-      <w:r>
-        <w:rPr>
-          <w:rFonts w:ascii="Times New Roman" w:cs="Times New Roman" w:eastAsia="Times New Roman" w:hAnsi="Times New Roman"/>
-          <w:sz w:val="28"/>
-          <w:szCs w:val="28"/>
-        </w:rPr>
-        <w:t xml:space="preserve">Зв'язок між сутностями організовано за принципом «один до багатьох»: кожна спеціальність зберігає ідентифікатор свого вузу у полі UniversityId. Завдяки зв'язку через незмінний ідентифікатор перейменування вузу автоматично відображається в усіх переліках і результатах запитів, а дані не дублюються.</w:t>
-      </w:r>
-    </w:p>
-    <w:p>
-      <w:pPr>
-        <w:keepNext w:val="false"/>
-        <w:spacing w:after="0" w:before="0" w:line="360" w:lineRule="auto"/>
-        <w:ind w:firstLine="709"/>
-        <w:jc w:val="both"/>
-      </w:pPr>
-      <w:r>
-        <w:rPr>
-          <w:rFonts w:ascii="Times New Roman" w:cs="Times New Roman" w:eastAsia="Times New Roman" w:hAnsi="Times New Roman"/>
-          <w:sz w:val="28"/>
-          <w:szCs w:val="28"/>
-        </w:rPr>
-        <w:t xml:space="preserve">Запис файлів виконується атомарно: спочатку дані записуються у тимчасовий файл, який потім переміщується на місце основного. Якщо збій станеться під час запису, попередня версія файлу залишиться неушкодженою. Під час запуску програма завантажує обидва файли; відсутній файл означає порожню колекцію (перший запуск), а пошкоджений — безпечний старт із порожньою колекцією та повідомлення користувачеві.</w:t>
-      </w:r>
-    </w:p>
-    <w:p>
-      <w:pPr>
-        <w:pStyle w:val="Heading2"/>
-        <w:keepNext/>
-        <w:spacing w:after="480" w:before="480" w:line="360" w:lineRule="auto"/>
-        <w:ind w:firstLine="709"/>
-      </w:pPr>
-      <w:r>
-        <w:rPr>
-          <w:rFonts w:ascii="Times New Roman" w:cs="Times New Roman" w:eastAsia="Times New Roman" w:hAnsi="Times New Roman"/>
-          <w:b w:val="false"/>
-          <w:bCs w:val="false"/>
-          <w:sz w:val="28"/>
-          <w:szCs w:val="28"/>
-        </w:rPr>
-        <w:t xml:space="preserve">2.3 Класи предметної галузі</w:t>
-      </w:r>
-    </w:p>
-    <w:p>
-      <w:pPr>
-        <w:keepNext w:val="false"/>
-        <w:spacing w:after="0" w:before="0" w:line="360" w:lineRule="auto"/>
-        <w:ind w:firstLine="709"/>
-        <w:jc w:val="both"/>
-      </w:pPr>
-      <w:r>
-        <w:rPr>
-          <w:rFonts w:ascii="Times New Roman" w:cs="Times New Roman" w:eastAsia="Times New Roman" w:hAnsi="Times New Roman"/>
-          <w:sz w:val="28"/>
-          <w:szCs w:val="28"/>
-        </w:rPr>
-        <w:t xml:space="preserve">Основні класи серверної частини та зв'язки між ними наведено на діаграмі класів — рисунку 2.1. На діаграмі для кожного класу показано лише найважливіші члени.</w:t>
+        <w:keepNext w:val="false"/>
+        <w:spacing w:after="0" w:before="0" w:line="360" w:lineRule="auto"/>
+        <w:ind w:firstLine="709"/>
+        <w:jc w:val="both"/>
+      </w:pPr>
+      <w:r>
+        <w:rPr>
+          <w:rFonts w:ascii="Times New Roman" w:cs="Times New Roman" w:eastAsia="Times New Roman" w:hAnsi="Times New Roman"/>
+          <w:sz w:val="28"/>
+          <w:szCs w:val="28"/>
+        </w:rPr>
+        <w:t xml:space="preserve">Проєкт організовано як монорепозиторій — єдиний репозиторій, що містить серверну та клієнтську частини і модульні тести. Структуру папок проєкту наведено на рисунку 2.1.</w:t>
       </w:r>
     </w:p>
     <w:p>
@@ -4562,7 +4013,7 @@
       <w:r>
         <w:drawing>
           <wp:inline distT="0" distB="0" distL="0" distR="0">
-            <wp:extent cx="2266950" cy="8382000"/>
+            <wp:extent cx="5715000" cy="2457450"/>
             <wp:effectExtent t="0" r="0" b="0" l="0"/>
             <wp:docPr id="1" name="" descr="" title=""/>
             <wp:cNvGraphicFramePr>
@@ -4587,6 +4038,167 @@
                   <pic:spPr bwMode="auto">
                     <a:xfrm>
                       <a:off x="0" y="0"/>
+                      <a:ext cx="5715000" cy="2457450"/>
+                    </a:xfrm>
+                    <a:prstGeom prst="rect">
+                      <a:avLst/>
+                    </a:prstGeom>
+                  </pic:spPr>
+                </pic:pic>
+              </a:graphicData>
+            </a:graphic>
+          </wp:inline>
+        </w:drawing>
+      </w:r>
+    </w:p>
+    <w:p>
+      <w:pPr>
+        <w:spacing w:after="240" w:before="60" w:line="360" w:lineRule="auto"/>
+        <w:jc w:val="center"/>
+      </w:pPr>
+      <w:r>
+        <w:rPr>
+          <w:rFonts w:ascii="Times New Roman" w:cs="Times New Roman" w:eastAsia="Times New Roman" w:hAnsi="Times New Roman"/>
+          <w:sz w:val="28"/>
+          <w:szCs w:val="28"/>
+        </w:rPr>
+        <w:t xml:space="preserve">Рисунок 2.1 – Структура папок проєкту</w:t>
+      </w:r>
+    </w:p>
+    <w:p>
+      <w:pPr>
+        <w:pStyle w:val="Heading2"/>
+        <w:keepNext/>
+        <w:spacing w:after="480" w:before="480" w:line="360" w:lineRule="auto"/>
+        <w:ind w:firstLine="709"/>
+      </w:pPr>
+      <w:r>
+        <w:rPr>
+          <w:rFonts w:ascii="Times New Roman" w:cs="Times New Roman" w:eastAsia="Times New Roman" w:hAnsi="Times New Roman"/>
+          <w:b w:val="false"/>
+          <w:bCs w:val="false"/>
+          <w:sz w:val="28"/>
+          <w:szCs w:val="28"/>
+        </w:rPr>
+        <w:t xml:space="preserve">2.2 Схема організації даних</w:t>
+      </w:r>
+    </w:p>
+    <w:p>
+      <w:pPr>
+        <w:keepNext w:val="false"/>
+        <w:spacing w:after="0" w:before="0" w:line="360" w:lineRule="auto"/>
+        <w:ind w:firstLine="709"/>
+        <w:jc w:val="both"/>
+      </w:pPr>
+      <w:r>
+        <w:rPr>
+          <w:rFonts w:ascii="Times New Roman" w:cs="Times New Roman" w:eastAsia="Times New Roman" w:hAnsi="Times New Roman"/>
+          <w:sz w:val="28"/>
+          <w:szCs w:val="28"/>
+        </w:rPr>
+        <w:t xml:space="preserve">База довідника зберігається у двох файлах формату JSON [3]: universities.json містить колекцію вузів, specialties.json — колекцію спеціальностей. Серіалізацію та десеріалізацію виконує бібліотека Newtonsoft.Json [4]; файли записуються з відступами, тому їх за потреби можна переглянути у будь-якому текстовому редакторі.</w:t>
+      </w:r>
+    </w:p>
+    <w:p>
+      <w:pPr>
+        <w:keepNext w:val="false"/>
+        <w:spacing w:after="0" w:before="0" w:line="360" w:lineRule="auto"/>
+        <w:ind w:firstLine="709"/>
+        <w:jc w:val="both"/>
+      </w:pPr>
+      <w:r>
+        <w:rPr>
+          <w:rFonts w:ascii="Times New Roman" w:cs="Times New Roman" w:eastAsia="Times New Roman" w:hAnsi="Times New Roman"/>
+          <w:sz w:val="28"/>
+          <w:szCs w:val="28"/>
+        </w:rPr>
+        <w:t xml:space="preserve">Зв'язок між сутностями організовано за принципом «один до багатьох»: кожна спеціальність зберігає ідентифікатор свого вузу у полі UniversityId. Завдяки зв'язку через незмінний ідентифікатор перейменування вузу автоматично відображається в усіх переліках і результатах запитів, а дані не дублюються.</w:t>
+      </w:r>
+    </w:p>
+    <w:p>
+      <w:pPr>
+        <w:keepNext w:val="false"/>
+        <w:spacing w:after="0" w:before="0" w:line="360" w:lineRule="auto"/>
+        <w:ind w:firstLine="709"/>
+        <w:jc w:val="both"/>
+      </w:pPr>
+      <w:r>
+        <w:rPr>
+          <w:rFonts w:ascii="Times New Roman" w:cs="Times New Roman" w:eastAsia="Times New Roman" w:hAnsi="Times New Roman"/>
+          <w:sz w:val="28"/>
+          <w:szCs w:val="28"/>
+        </w:rPr>
+        <w:t xml:space="preserve">Запис файлів виконується атомарно: спочатку дані записуються у тимчасовий файл, який потім переміщується на місце основного. Якщо збій станеться під час запису, попередня версія файлу залишиться неушкодженою. Під час запуску програма завантажує обидва файли; відсутній файл означає порожню колекцію (перший запуск), а пошкоджений — безпечний старт із порожньою колекцією та повідомлення користувачеві.</w:t>
+      </w:r>
+    </w:p>
+    <w:p>
+      <w:pPr>
+        <w:pStyle w:val="Heading2"/>
+        <w:keepNext/>
+        <w:spacing w:after="480" w:before="480" w:line="360" w:lineRule="auto"/>
+        <w:ind w:firstLine="709"/>
+      </w:pPr>
+      <w:r>
+        <w:rPr>
+          <w:rFonts w:ascii="Times New Roman" w:cs="Times New Roman" w:eastAsia="Times New Roman" w:hAnsi="Times New Roman"/>
+          <w:b w:val="false"/>
+          <w:bCs w:val="false"/>
+          <w:sz w:val="28"/>
+          <w:szCs w:val="28"/>
+        </w:rPr>
+        <w:t xml:space="preserve">2.3 Класи предметної галузі</w:t>
+      </w:r>
+    </w:p>
+    <w:p>
+      <w:pPr>
+        <w:keepNext w:val="false"/>
+        <w:spacing w:after="0" w:before="0" w:line="360" w:lineRule="auto"/>
+        <w:ind w:firstLine="709"/>
+        <w:jc w:val="both"/>
+      </w:pPr>
+      <w:r>
+        <w:rPr>
+          <w:rFonts w:ascii="Times New Roman" w:cs="Times New Roman" w:eastAsia="Times New Roman" w:hAnsi="Times New Roman"/>
+          <w:sz w:val="28"/>
+          <w:szCs w:val="28"/>
+        </w:rPr>
+        <w:t xml:space="preserve">Основні класи серверної частини та зв'язки між ними наведено на діаграмі класів — рисунку 2.2. На діаграмі для кожного класу показано лише найважливіші члени.</w:t>
+      </w:r>
+    </w:p>
+    <w:p>
+      <w:pPr>
+        <w:keepNext/>
+        <w:spacing w:after="0" w:before="120" w:line="360" w:lineRule="auto"/>
+        <w:jc w:val="center"/>
+      </w:pPr>
+      <w:r>
+        <w:drawing>
+          <wp:inline distT="0" distB="0" distL="0" distR="0">
+            <wp:extent cx="2266950" cy="8382000"/>
+            <wp:effectExtent t="0" r="0" b="0" l="0"/>
+            <wp:docPr id="1" name="" descr="" title=""/>
+            <wp:cNvGraphicFramePr>
+              <a:graphicFrameLocks xmlns:a="http://schemas.openxmlformats.org/drawingml/2006/main" noChangeAspect="1"/>
+            </wp:cNvGraphicFramePr>
+            <a:graphic xmlns:a="http://schemas.openxmlformats.org/drawingml/2006/main">
+              <a:graphicData uri="http://schemas.openxmlformats.org/drawingml/2006/picture">
+                <pic:pic xmlns:pic="http://schemas.openxmlformats.org/drawingml/2006/picture">
+                  <pic:nvPicPr>
+                    <pic:cNvPr id="0" name="" descr=""/>
+                    <pic:cNvPicPr>
+                      <a:picLocks noChangeAspect="1" noChangeArrowheads="1"/>
+                    </pic:cNvPicPr>
+                  </pic:nvPicPr>
+                  <pic:blipFill>
+                    <a:blip r:embed="rId16" cstate="none"/>
+                    <a:srcRect/>
+                    <a:stretch>
+                      <a:fillRect/>
+                    </a:stretch>
+                  </pic:blipFill>
+                  <pic:spPr bwMode="auto">
+                    <a:xfrm>
+                      <a:off x="0" y="0"/>
                       <a:ext cx="2266950" cy="8382000"/>
                     </a:xfrm>
                     <a:prstGeom prst="rect">
@@ -4611,7 +4223,7 @@
           <w:sz w:val="28"/>
           <w:szCs w:val="28"/>
         </w:rPr>
-        <w:t xml:space="preserve">Рисунок 2.1 – Діаграма класів</w:t>
+        <w:t xml:space="preserve">Рисунок 2.2 – Діаграма класів</w:t>
       </w:r>
     </w:p>
     <w:p>
@@ -4780,372 +4392,79 @@
     </w:p>
     <w:p>
       <w:pPr>
-        <w:keepNext/>
-        <w:spacing w:after="0" w:before="0" w:line="360" w:lineRule="auto"/>
-        <w:ind w:firstLine="709"/>
-        <w:jc w:val="both"/>
-      </w:pPr>
-      <w:r>
-        <w:rPr>
-          <w:rFonts w:ascii="Times New Roman" w:cs="Times New Roman" w:eastAsia="Times New Roman" w:hAnsi="Times New Roman"/>
-          <w:sz w:val="28"/>
-          <w:szCs w:val="28"/>
-        </w:rPr>
-        <w:t xml:space="preserve">Нестандартним рішенням є пошук мінімального конкурсу з урахуванням того, що в частині вузів обрана форма навчання не ведеться. Такі вузи позначаються значенням null і пропускаються під час порівняння, тому результат ніколи не спотворюється відсутніми даними:</w:t>
-      </w:r>
-    </w:p>
-    <w:p>
-      <w:pPr>
-        <w:keepNext/>
-        <w:keepLines/>
-        <w:pBdr>
-          <w:left w:val="single" w:color="4472C4" w:sz="12" w:space="4"/>
-        </w:pBdr>
-        <w:shd w:fill="F2F2F2" w:color="auto" w:val="clear"/>
-        <w:spacing w:after="0" w:line="240" w:lineRule="auto"/>
-        <w:ind w:left="283"/>
-      </w:pPr>
-      <w:r>
-        <w:rPr>
-          <w:rFonts w:ascii="Courier New" w:cs="Courier New" w:eastAsia="Courier New" w:hAnsi="Courier New"/>
-          <w:sz w:val="20"/>
-          <w:szCs w:val="20"/>
-        </w:rPr>
-        <w:t xml:space="preserve">/// &lt;summary&gt;</w:t>
-      </w:r>
-    </w:p>
-    <w:p>
-      <w:pPr>
-        <w:keepNext/>
-        <w:keepLines/>
-        <w:pBdr>
-          <w:left w:val="single" w:color="4472C4" w:sz="12" w:space="4"/>
-        </w:pBdr>
-        <w:shd w:fill="F2F2F2" w:color="auto" w:val="clear"/>
-        <w:spacing w:after="0" w:line="240" w:lineRule="auto"/>
-        <w:ind w:left="283"/>
-      </w:pPr>
-      <w:r>
-        <w:rPr>
-          <w:rFonts w:ascii="Courier New" w:cs="Courier New" w:eastAsia="Courier New" w:hAnsi="Courier New"/>
-          <w:sz w:val="20"/>
-          <w:szCs w:val="20"/>
-        </w:rPr>
-        <w:t xml:space="preserve">/// Пошук мінімального конкурсу з даної спеціальності за обраною</w:t>
-      </w:r>
-    </w:p>
-    <w:p>
-      <w:pPr>
-        <w:keepNext/>
-        <w:keepLines/>
-        <w:pBdr>
-          <w:left w:val="single" w:color="4472C4" w:sz="12" w:space="4"/>
-        </w:pBdr>
-        <w:shd w:fill="F2F2F2" w:color="auto" w:val="clear"/>
-        <w:spacing w:after="0" w:line="240" w:lineRule="auto"/>
-        <w:ind w:left="283"/>
-      </w:pPr>
-      <w:r>
-        <w:rPr>
-          <w:rFonts w:ascii="Courier New" w:cs="Courier New" w:eastAsia="Courier New" w:hAnsi="Courier New"/>
-          <w:sz w:val="20"/>
-          <w:szCs w:val="20"/>
-        </w:rPr>
-        <w:t xml:space="preserve">/// формою навчання. Вузи, де форма не ведеться (null), пропускаються.</w:t>
-      </w:r>
-    </w:p>
-    <w:p>
-      <w:pPr>
-        <w:keepNext/>
-        <w:keepLines/>
-        <w:pBdr>
-          <w:left w:val="single" w:color="4472C4" w:sz="12" w:space="4"/>
-        </w:pBdr>
-        <w:shd w:fill="F2F2F2" w:color="auto" w:val="clear"/>
-        <w:spacing w:after="0" w:line="240" w:lineRule="auto"/>
-        <w:ind w:left="283"/>
-      </w:pPr>
-      <w:r>
-        <w:rPr>
-          <w:rFonts w:ascii="Courier New" w:cs="Courier New" w:eastAsia="Courier New" w:hAnsi="Courier New"/>
-          <w:sz w:val="20"/>
-          <w:szCs w:val="20"/>
-        </w:rPr>
-        <w:t xml:space="preserve">/// &lt;/summary&gt;</w:t>
-      </w:r>
-    </w:p>
-    <w:p>
-      <w:pPr>
-        <w:keepNext/>
-        <w:keepLines/>
-        <w:pBdr>
-          <w:left w:val="single" w:color="4472C4" w:sz="12" w:space="4"/>
-        </w:pBdr>
-        <w:shd w:fill="F2F2F2" w:color="auto" w:val="clear"/>
-        <w:spacing w:after="0" w:line="240" w:lineRule="auto"/>
-        <w:ind w:left="283"/>
-      </w:pPr>
-      <w:r>
-        <w:rPr>
-          <w:rFonts w:ascii="Courier New" w:cs="Courier New" w:eastAsia="Courier New" w:hAnsi="Courier New"/>
-          <w:sz w:val="20"/>
-          <w:szCs w:val="20"/>
-        </w:rPr>
-        <w:t xml:space="preserve">public MinCompetitionResult? GetMinCompetition(string name, StudyForm form)</w:t>
-      </w:r>
-    </w:p>
-    <w:p>
-      <w:pPr>
-        <w:keepNext/>
-        <w:keepLines/>
-        <w:pBdr>
-          <w:left w:val="single" w:color="4472C4" w:sz="12" w:space="4"/>
-        </w:pBdr>
-        <w:shd w:fill="F2F2F2" w:color="auto" w:val="clear"/>
-        <w:spacing w:after="0" w:line="240" w:lineRule="auto"/>
-        <w:ind w:left="283"/>
-      </w:pPr>
-      <w:r>
-        <w:rPr>
-          <w:rFonts w:ascii="Courier New" w:cs="Courier New" w:eastAsia="Courier New" w:hAnsi="Courier New"/>
-          <w:sz w:val="20"/>
-          <w:szCs w:val="20"/>
-        </w:rPr>
-        <w:t xml:space="preserve">{</w:t>
-      </w:r>
-    </w:p>
-    <w:p>
-      <w:pPr>
-        <w:keepNext/>
-        <w:keepLines/>
-        <w:pBdr>
-          <w:left w:val="single" w:color="4472C4" w:sz="12" w:space="4"/>
-        </w:pBdr>
-        <w:shd w:fill="F2F2F2" w:color="auto" w:val="clear"/>
-        <w:spacing w:after="0" w:line="240" w:lineRule="auto"/>
-        <w:ind w:left="283"/>
-      </w:pPr>
-      <w:r>
-        <w:rPr>
-          <w:rFonts w:ascii="Courier New" w:cs="Courier New" w:eastAsia="Courier New" w:hAnsi="Courier New"/>
-          <w:sz w:val="20"/>
-          <w:szCs w:val="20"/>
-        </w:rPr>
-        <w:t xml:space="preserve">    var best = _store.Specialties</w:t>
-      </w:r>
-    </w:p>
-    <w:p>
-      <w:pPr>
-        <w:keepNext/>
-        <w:keepLines/>
-        <w:pBdr>
-          <w:left w:val="single" w:color="4472C4" w:sz="12" w:space="4"/>
-        </w:pBdr>
-        <w:shd w:fill="F2F2F2" w:color="auto" w:val="clear"/>
-        <w:spacing w:after="0" w:line="240" w:lineRule="auto"/>
-        <w:ind w:left="283"/>
-      </w:pPr>
-      <w:r>
-        <w:rPr>
-          <w:rFonts w:ascii="Courier New" w:cs="Courier New" w:eastAsia="Courier New" w:hAnsi="Courier New"/>
-          <w:sz w:val="20"/>
-          <w:szCs w:val="20"/>
-        </w:rPr>
-        <w:t xml:space="preserve">        .Where(s =&gt; string.Equals(s.Name, name.Trim(),</w:t>
-      </w:r>
-    </w:p>
-    <w:p>
-      <w:pPr>
-        <w:keepNext/>
-        <w:keepLines/>
-        <w:pBdr>
-          <w:left w:val="single" w:color="4472C4" w:sz="12" w:space="4"/>
-        </w:pBdr>
-        <w:shd w:fill="F2F2F2" w:color="auto" w:val="clear"/>
-        <w:spacing w:after="0" w:line="240" w:lineRule="auto"/>
-        <w:ind w:left="283"/>
-      </w:pPr>
-      <w:r>
-        <w:rPr>
-          <w:rFonts w:ascii="Courier New" w:cs="Courier New" w:eastAsia="Courier New" w:hAnsi="Courier New"/>
-          <w:sz w:val="20"/>
-          <w:szCs w:val="20"/>
-        </w:rPr>
-        <w:t xml:space="preserve">            StringComparison.OrdinalIgnoreCase))</w:t>
-      </w:r>
-    </w:p>
-    <w:p>
-      <w:pPr>
-        <w:keepNext/>
-        <w:keepLines/>
-        <w:pBdr>
-          <w:left w:val="single" w:color="4472C4" w:sz="12" w:space="4"/>
-        </w:pBdr>
-        <w:shd w:fill="F2F2F2" w:color="auto" w:val="clear"/>
-        <w:spacing w:after="0" w:line="240" w:lineRule="auto"/>
-        <w:ind w:left="283"/>
-      </w:pPr>
-      <w:r>
-        <w:rPr>
-          <w:rFonts w:ascii="Courier New" w:cs="Courier New" w:eastAsia="Courier New" w:hAnsi="Courier New"/>
-          <w:sz w:val="20"/>
-          <w:szCs w:val="20"/>
-        </w:rPr>
-        <w:t xml:space="preserve">        .Where(s =&gt; s.Competition.ByForm(form).HasValue)</w:t>
-      </w:r>
-    </w:p>
-    <w:p>
-      <w:pPr>
-        <w:keepNext/>
-        <w:keepLines/>
-        <w:pBdr>
-          <w:left w:val="single" w:color="4472C4" w:sz="12" w:space="4"/>
-        </w:pBdr>
-        <w:shd w:fill="F2F2F2" w:color="auto" w:val="clear"/>
-        <w:spacing w:after="0" w:line="240" w:lineRule="auto"/>
-        <w:ind w:left="283"/>
-      </w:pPr>
-      <w:r>
-        <w:rPr>
-          <w:rFonts w:ascii="Courier New" w:cs="Courier New" w:eastAsia="Courier New" w:hAnsi="Courier New"/>
-          <w:sz w:val="20"/>
-          <w:szCs w:val="20"/>
-        </w:rPr>
-        <w:t xml:space="preserve">        .OrderBy(s =&gt; s.Competition.ByForm(form)!.Value)</w:t>
-      </w:r>
-    </w:p>
-    <w:p>
-      <w:pPr>
-        <w:keepNext/>
-        <w:keepLines/>
-        <w:pBdr>
-          <w:left w:val="single" w:color="4472C4" w:sz="12" w:space="4"/>
-        </w:pBdr>
-        <w:shd w:fill="F2F2F2" w:color="auto" w:val="clear"/>
-        <w:spacing w:after="0" w:line="240" w:lineRule="auto"/>
-        <w:ind w:left="283"/>
-      </w:pPr>
-      <w:r>
-        <w:rPr>
-          <w:rFonts w:ascii="Courier New" w:cs="Courier New" w:eastAsia="Courier New" w:hAnsi="Courier New"/>
-          <w:sz w:val="20"/>
-          <w:szCs w:val="20"/>
-        </w:rPr>
-        <w:t xml:space="preserve">        .FirstOrDefault();</w:t>
-      </w:r>
-    </w:p>
-    <w:p>
-      <w:pPr>
-        <w:keepNext/>
-        <w:keepLines/>
-        <w:pBdr>
-          <w:left w:val="single" w:color="4472C4" w:sz="12" w:space="4"/>
-        </w:pBdr>
-        <w:shd w:fill="F2F2F2" w:color="auto" w:val="clear"/>
-        <w:spacing w:after="0" w:line="240" w:lineRule="auto"/>
-        <w:ind w:left="283"/>
-      </w:pPr>
-      <w:r>
-        <w:rPr>
-          <w:rFonts w:ascii="Courier New" w:cs="Courier New" w:eastAsia="Courier New" w:hAnsi="Courier New"/>
-          <w:sz w:val="20"/>
-          <w:szCs w:val="20"/>
-        </w:rPr>
-        <w:t xml:space="preserve">    return best is null</w:t>
-      </w:r>
-    </w:p>
-    <w:p>
-      <w:pPr>
-        <w:keepNext/>
-        <w:keepLines/>
-        <w:pBdr>
-          <w:left w:val="single" w:color="4472C4" w:sz="12" w:space="4"/>
-        </w:pBdr>
-        <w:shd w:fill="F2F2F2" w:color="auto" w:val="clear"/>
-        <w:spacing w:after="0" w:line="240" w:lineRule="auto"/>
-        <w:ind w:left="283"/>
-      </w:pPr>
-      <w:r>
-        <w:rPr>
-          <w:rFonts w:ascii="Courier New" w:cs="Courier New" w:eastAsia="Courier New" w:hAnsi="Courier New"/>
-          <w:sz w:val="20"/>
-          <w:szCs w:val="20"/>
-        </w:rPr>
-        <w:t xml:space="preserve">        ? null</w:t>
-      </w:r>
-    </w:p>
-    <w:p>
-      <w:pPr>
-        <w:keepNext/>
-        <w:keepLines/>
-        <w:pBdr>
-          <w:left w:val="single" w:color="4472C4" w:sz="12" w:space="4"/>
-        </w:pBdr>
-        <w:shd w:fill="F2F2F2" w:color="auto" w:val="clear"/>
-        <w:spacing w:after="0" w:line="240" w:lineRule="auto"/>
-        <w:ind w:left="283"/>
-      </w:pPr>
-      <w:r>
-        <w:rPr>
-          <w:rFonts w:ascii="Courier New" w:cs="Courier New" w:eastAsia="Courier New" w:hAnsi="Courier New"/>
-          <w:sz w:val="20"/>
-          <w:szCs w:val="20"/>
-        </w:rPr>
-        <w:t xml:space="preserve">        : new MinCompetitionResult(GetUniversity(best.UniversityId),</w:t>
-      </w:r>
-    </w:p>
-    <w:p>
-      <w:pPr>
-        <w:keepNext/>
-        <w:keepLines/>
-        <w:pBdr>
-          <w:left w:val="single" w:color="4472C4" w:sz="12" w:space="4"/>
-        </w:pBdr>
-        <w:shd w:fill="F2F2F2" w:color="auto" w:val="clear"/>
-        <w:spacing w:after="0" w:line="240" w:lineRule="auto"/>
-        <w:ind w:left="283"/>
-      </w:pPr>
-      <w:r>
-        <w:rPr>
-          <w:rFonts w:ascii="Courier New" w:cs="Courier New" w:eastAsia="Courier New" w:hAnsi="Courier New"/>
-          <w:sz w:val="20"/>
-          <w:szCs w:val="20"/>
-        </w:rPr>
-        <w:t xml:space="preserve">            best, form, best.Competition.ByForm(form)!.Value);</w:t>
-      </w:r>
-    </w:p>
-    <w:p>
-      <w:pPr>
-        <w:keepNext w:val="false"/>
-        <w:keepLines/>
-        <w:pBdr>
-          <w:left w:val="single" w:color="4472C4" w:sz="12" w:space="4"/>
-        </w:pBdr>
-        <w:shd w:fill="F2F2F2" w:color="auto" w:val="clear"/>
-        <w:spacing w:after="0" w:line="240" w:lineRule="auto"/>
-        <w:ind w:left="283"/>
-      </w:pPr>
-      <w:r>
-        <w:rPr>
-          <w:rFonts w:ascii="Courier New" w:cs="Courier New" w:eastAsia="Courier New" w:hAnsi="Courier New"/>
-          <w:sz w:val="20"/>
-          <w:szCs w:val="20"/>
-        </w:rPr>
-        <w:t xml:space="preserve">}</w:t>
-      </w:r>
-    </w:p>
-    <w:p>
-      <w:pPr>
-        <w:spacing w:after="0" w:line="360" w:lineRule="auto"/>
-        <w:jc w:val="center"/>
-      </w:pPr>
-      <w:r>
-        <w:rPr>
-          <w:rFonts w:ascii="Times New Roman" w:cs="Times New Roman" w:eastAsia="Times New Roman" w:hAnsi="Times New Roman"/>
-          <w:sz w:val="28"/>
-          <w:szCs w:val="28"/>
-        </w:rPr>
-        <w:t xml:space="preserve"/>
+        <w:keepNext w:val="false"/>
+        <w:spacing w:after="0" w:before="0" w:line="360" w:lineRule="auto"/>
+        <w:ind w:firstLine="709"/>
+        <w:jc w:val="both"/>
+      </w:pPr>
+      <w:r>
+        <w:rPr>
+          <w:rFonts w:ascii="Times New Roman" w:cs="Times New Roman" w:eastAsia="Times New Roman" w:hAnsi="Times New Roman"/>
+          <w:sz w:val="28"/>
+          <w:szCs w:val="28"/>
+        </w:rPr>
+        <w:t xml:space="preserve">Нестандартним рішенням є пошук мінімального конкурсу з урахуванням того, що в частині вузів обрана форма навчання не ведеться. Такі вузи позначаються значенням null і пропускаються під час порівняння, тому результат ніколи не спотворюється відсутніми даними; реалізацію цього методу наведено на рисунку 2.3.</w:t>
+      </w:r>
+    </w:p>
+    <w:p>
+      <w:pPr>
+        <w:keepNext/>
+        <w:spacing w:after="0" w:before="120" w:line="360" w:lineRule="auto"/>
+        <w:jc w:val="center"/>
+      </w:pPr>
+      <w:r>
+        <w:drawing>
+          <wp:inline distT="0" distB="0" distL="0" distR="0">
+            <wp:extent cx="5334000" cy="3124200"/>
+            <wp:effectExtent t="0" r="0" b="0" l="0"/>
+            <wp:docPr id="1" name="" descr="" title=""/>
+            <wp:cNvGraphicFramePr>
+              <a:graphicFrameLocks xmlns:a="http://schemas.openxmlformats.org/drawingml/2006/main" noChangeAspect="1"/>
+            </wp:cNvGraphicFramePr>
+            <a:graphic xmlns:a="http://schemas.openxmlformats.org/drawingml/2006/main">
+              <a:graphicData uri="http://schemas.openxmlformats.org/drawingml/2006/picture">
+                <pic:pic xmlns:pic="http://schemas.openxmlformats.org/drawingml/2006/picture">
+                  <pic:nvPicPr>
+                    <pic:cNvPr id="0" name="" descr=""/>
+                    <pic:cNvPicPr>
+                      <a:picLocks noChangeAspect="1" noChangeArrowheads="1"/>
+                    </pic:cNvPicPr>
+                  </pic:nvPicPr>
+                  <pic:blipFill>
+                    <a:blip r:embed="rId17" cstate="none"/>
+                    <a:srcRect/>
+                    <a:stretch>
+                      <a:fillRect/>
+                    </a:stretch>
+                  </pic:blipFill>
+                  <pic:spPr bwMode="auto">
+                    <a:xfrm>
+                      <a:off x="0" y="0"/>
+                      <a:ext cx="5334000" cy="3124200"/>
+                    </a:xfrm>
+                    <a:prstGeom prst="rect">
+                      <a:avLst/>
+                    </a:prstGeom>
+                  </pic:spPr>
+                </pic:pic>
+              </a:graphicData>
+            </a:graphic>
+          </wp:inline>
+        </w:drawing>
+      </w:r>
+    </w:p>
+    <w:p>
+      <w:pPr>
+        <w:spacing w:after="240" w:before="60" w:line="360" w:lineRule="auto"/>
+        <w:jc w:val="center"/>
+      </w:pPr>
+      <w:r>
+        <w:rPr>
+          <w:rFonts w:ascii="Times New Roman" w:cs="Times New Roman" w:eastAsia="Times New Roman" w:hAnsi="Times New Roman"/>
+          <w:sz w:val="28"/>
+          <w:szCs w:val="28"/>
+        </w:rPr>
+        <w:t xml:space="preserve">Рисунок 2.3 – Метод пошуку мінімального конкурсу</w:t>
       </w:r>
     </w:p>
     <w:p>

--- a/2026_ПІ_ООП_ПЗПІ-25-6_Коновалов_О_О.docx
+++ b/2026_ПІ_ООП_ПЗПІ-25-6_Коновалов_О_О.docx
@@ -2222,7 +2222,7 @@
       <w:pPr>
         <w:pStyle w:val="Heading2"/>
         <w:keepNext/>
-        <w:spacing w:after="480" w:before="0" w:line="360" w:lineRule="auto"/>
+        <w:spacing w:after="480" w:before="480" w:line="360" w:lineRule="auto"/>
         <w:ind w:firstLine="709"/>
       </w:pPr>
       <w:r>
@@ -3924,7 +3924,7 @@
         <w:pStyle w:val="Heading1"/>
         <w:keepNext/>
         <w:pageBreakBefore/>
-        <w:spacing w:after="480" w:before="0" w:line="360" w:lineRule="auto"/>
+        <w:spacing w:after="0" w:before="0" w:line="360" w:lineRule="auto"/>
         <w:jc w:val="center"/>
       </w:pPr>
       <w:r>
@@ -3942,7 +3942,7 @@
       <w:pPr>
         <w:pStyle w:val="Heading2"/>
         <w:keepNext/>
-        <w:spacing w:after="480" w:before="480" w:line="360" w:lineRule="auto"/>
+        <w:spacing w:after="480" w:before="0" w:line="360" w:lineRule="auto"/>
         <w:ind w:firstLine="709"/>
       </w:pPr>
       <w:r>
